--- a/guj/docx/005.content.docx
+++ b/guj/docx/005.content.docx
@@ -127,7 +127,7 @@
         <w:rPr>
           <w:lang w:val="gu_IN" w:bidi="gu_IN"/>
         </w:rPr>
-        <w:t>ઇ</w:t>
+        <w:t>ઉ</w:t>
       </w:r>
       <w:r>
         <w:rPr>
@@ -190,7 +190,7 @@
         <w:rPr>
           <w:lang w:val="gu_IN" w:bidi="gu_IN"/>
         </w:rPr>
-        <w:t>ઇથોપિયા, ઇથિયોપીયન (ખોજો)</w:t>
+        <w:t>ઉંમર/યુગ, વૃદ્ધ</w:t>
       </w:r>
       <w:r>
         <w:rPr>
@@ -206,7 +206,7 @@
         <w:rPr>
           <w:lang w:val="gu_IN" w:bidi="gu_IN"/>
         </w:rPr>
-        <w:t>સત્યો:</w:t>
+        <w:t>વ્યાખ્યા:</w:t>
       </w:r>
     </w:p>
     <w:p>
@@ -220,181 +220,126 @@
         <w:rPr>
           <w:lang w:val="gu_IN" w:bidi="gu_IN"/>
         </w:rPr>
-        <w:t>ઇથોપિયા મિસરના દક્ષિણે, નાઈલ નદીની પશ્ચિમ સરહદે અને લાલ સમુદ્રની પૂર્વ સરહદે આવેલો આફ્રિકાનો દેશ છે.</w:t>
-      </w:r>
-    </w:p>
-    <w:p>
-      <w:pPr/>
-      <w:r>
-        <w:rPr>
-          <w:lang w:val="gu_IN" w:bidi="gu_IN"/>
-        </w:rPr>
-      </w:r>
-      <w:r>
-        <w:rPr>
-          <w:lang w:val="gu_IN" w:bidi="gu_IN"/>
-        </w:rPr>
-        <w:t>વ્યક્તિ જે ઇથોપિયાથી છે તે ઇથિયોપીયન (ખોજો) કહેવાય છે.</w:t>
-      </w:r>
-    </w:p>
-    <w:p>
-      <w:pPr>
-        <w:pStyle w:val="ListBullet"/>
-        <w:spacing w:line="240" w:lineRule="auto"/>
-        <w:ind w:left="720"/>
-      </w:pPr>
-      <w:r>
-        <w:rPr>
-          <w:lang w:val="gu_IN" w:bidi="gu_IN"/>
-        </w:rPr>
-      </w:r>
-      <w:r>
-        <w:rPr>
-          <w:lang w:val="gu_IN" w:bidi="gu_IN"/>
-        </w:rPr>
-        <w:t>પ્રાચીન ઇથોપિયા મિસરના દક્ષિણમાં આવેલું હતું, જેમાં જમીનનો સમાવેશ થાય છે કે જે હાલના અનેક આફ્રિકન દેશોનો ભાગ છે, જેવા કે સુદાન, આધુનિક ઇથોપિયા, સોમાલિયા, કેન્યા, યુગાન્ડા, સેન્ટ્રલ આફ્રિકન રિપબ્લિક, અને ચાદનો (સમાવેશ થાય છે).</w:t>
-      </w:r>
-    </w:p>
-    <w:p>
-      <w:pPr>
-        <w:pStyle w:val="ListBullet"/>
-        <w:spacing w:line="240" w:lineRule="auto"/>
-        <w:ind w:left="720"/>
-      </w:pPr>
-      <w:r>
-        <w:rPr>
-          <w:lang w:val="gu_IN" w:bidi="gu_IN"/>
-        </w:rPr>
-      </w:r>
-      <w:r>
-        <w:rPr>
-          <w:lang w:val="gu_IN" w:bidi="gu_IN"/>
-        </w:rPr>
-        <w:t>બાઈબલમાં, ક્યારેક ઇથોપિયાને “કૂશ” અથવા “નુબિઆ” કહેવામાં આવે છે.</w:t>
-      </w:r>
-    </w:p>
-    <w:p>
-      <w:pPr>
-        <w:pStyle w:val="ListBullet"/>
-        <w:spacing w:line="240" w:lineRule="auto"/>
-        <w:ind w:left="720"/>
-      </w:pPr>
-      <w:r>
-        <w:rPr>
-          <w:lang w:val="gu_IN" w:bidi="gu_IN"/>
-        </w:rPr>
-      </w:r>
-      <w:r>
-        <w:rPr>
-          <w:lang w:val="gu_IN" w:bidi="gu_IN"/>
-        </w:rPr>
-        <w:t>મોટેભાગે બાઈબલમાં ઇથોપિયા (કૂશ) અને મિસર દેશોનો એકસાથે ઉલ્લેખ કરવામાં આવ્યો છે, કારણકે કદાચ તેઓ એકબીજાની નજીક આવેલા હતા અને કદાચ તેઓના કેટલાક લોકોને સમાન પૂર્વજો હતા.</w:t>
-      </w:r>
-    </w:p>
-    <w:p>
-      <w:pPr>
-        <w:pStyle w:val="ListBullet"/>
-        <w:spacing w:line="240" w:lineRule="auto"/>
-        <w:ind w:left="720"/>
-      </w:pPr>
-      <w:r>
-        <w:rPr>
-          <w:lang w:val="gu_IN" w:bidi="gu_IN"/>
-        </w:rPr>
-      </w:r>
-      <w:r>
-        <w:rPr>
-          <w:lang w:val="gu_IN" w:bidi="gu_IN"/>
-        </w:rPr>
-        <w:t>દેવે સુવાર્તિક ફિલિપને રણમાં મોકલ્યો કે જ્યાં તેણે એક હબસી ખોજા સાથે ઈસુ વિશેના સુસમાચાર વહેંચ્યા.</w:t>
-      </w:r>
-    </w:p>
-    <w:p>
-      <w:pPr/>
-      <w:r>
-        <w:rPr>
-          <w:lang w:val="gu_IN" w:bidi="gu_IN"/>
-        </w:rPr>
-      </w:r>
-      <w:r>
-        <w:rPr>
-          <w:lang w:val="gu_IN" w:bidi="gu_IN"/>
-        </w:rPr>
-        <w:t xml:space="preserve">(ભાષાંતરના સૂચનો: </w:t>
-      </w:r>
-      <w:r>
-        <w:rPr>
-          <w:lang w:val="gu_IN" w:bidi="gu_IN"/>
-        </w:rPr>
-        <w:t>નામોનું ભાષાંતર કેવી રીતે કરવું</w:t>
-      </w:r>
-      <w:r>
-        <w:rPr>
-          <w:lang w:val="gu_IN" w:bidi="gu_IN"/>
-        </w:rPr>
-        <w:t>)</w:t>
-      </w:r>
-    </w:p>
-    <w:p>
-      <w:pPr/>
-      <w:r>
-        <w:rPr>
-          <w:lang w:val="gu_IN" w:bidi="gu_IN"/>
-        </w:rPr>
-      </w:r>
-      <w:r>
-        <w:rPr>
-          <w:lang w:val="gu_IN" w:bidi="gu_IN"/>
-        </w:rPr>
-        <w:t xml:space="preserve">(આ પણ જુઓ: </w:t>
-      </w:r>
-      <w:r>
-        <w:rPr>
-          <w:lang w:val="gu_IN" w:bidi="gu_IN"/>
-        </w:rPr>
-        <w:t>કૂશ</w:t>
-      </w:r>
-      <w:r>
-        <w:rPr>
-          <w:lang w:val="gu_IN" w:bidi="gu_IN"/>
-        </w:rPr>
-        <w:t xml:space="preserve">, </w:t>
-      </w:r>
-      <w:r>
-        <w:rPr>
-          <w:lang w:val="gu_IN" w:bidi="gu_IN"/>
-        </w:rPr>
-        <w:t>મિસર</w:t>
-      </w:r>
-      <w:r>
-        <w:rPr>
-          <w:lang w:val="gu_IN" w:bidi="gu_IN"/>
-        </w:rPr>
-        <w:t xml:space="preserve">, </w:t>
-      </w:r>
-      <w:r>
-        <w:rPr>
-          <w:lang w:val="gu_IN" w:bidi="gu_IN"/>
-        </w:rPr>
-        <w:t>ખોજો</w:t>
-      </w:r>
-      <w:r>
-        <w:rPr>
-          <w:lang w:val="gu_IN" w:bidi="gu_IN"/>
-        </w:rPr>
-        <w:t xml:space="preserve">, </w:t>
-      </w:r>
-      <w:r>
-        <w:rPr>
-          <w:lang w:val="gu_IN" w:bidi="gu_IN"/>
-        </w:rPr>
-        <w:t>ફિલિપ</w:t>
-      </w:r>
-      <w:r>
-        <w:rPr>
-          <w:lang w:val="gu_IN" w:bidi="gu_IN"/>
-        </w:rPr>
-        <w:t>)</w:t>
+        <w:t>“ઉંમર” શબ્દ, વ્યક્તિ કેટલા વર્ષ જીવ્યો તેનો ઉલ્લેખ કરે છે. સામાન્ય રીતે આ શબ્દ એક સમયગાળાનો પણ ઉલ્લેખ કરે છે.</w:t>
+      </w:r>
+    </w:p>
+    <w:p>
+      <w:pPr>
+        <w:pStyle w:val="ListBullet"/>
+        <w:spacing w:line="240" w:lineRule="auto"/>
+        <w:ind w:left="720"/>
+      </w:pPr>
+      <w:r>
+        <w:rPr>
+          <w:lang w:val="gu_IN" w:bidi="gu_IN"/>
+        </w:rPr>
+      </w:r>
+      <w:r>
+        <w:rPr>
+          <w:lang w:val="gu_IN" w:bidi="gu_IN"/>
+        </w:rPr>
+        <w:t>સમયના વધારાના ગાળાને અભિવ્યક્ત કરવા બીજા શબ્દો “યુગ” અને “ઋતુ”નો સમાવેશ કરે છે.</w:t>
+      </w:r>
+    </w:p>
+    <w:p>
+      <w:pPr>
+        <w:pStyle w:val="ListBullet"/>
+        <w:spacing w:line="240" w:lineRule="auto"/>
+        <w:ind w:left="720"/>
+      </w:pPr>
+      <w:r>
+        <w:rPr>
+          <w:lang w:val="gu_IN" w:bidi="gu_IN"/>
+        </w:rPr>
+      </w:r>
+      <w:r>
+        <w:rPr>
+          <w:lang w:val="gu_IN" w:bidi="gu_IN"/>
+        </w:rPr>
+        <w:t>ઈસુએ “આ યુગને” હાલનો સમય ગણાવ્યો છે કે જેમાં ભૂંડાઈ, પાપ અને આજ્ઞાભંગ પૃથ્વીને ભરી દેશે.</w:t>
+      </w:r>
+    </w:p>
+    <w:p>
+      <w:pPr>
+        <w:pStyle w:val="ListBullet"/>
+        <w:spacing w:line="240" w:lineRule="auto"/>
+        <w:ind w:left="720"/>
+      </w:pPr>
+      <w:r>
+        <w:rPr>
+          <w:lang w:val="gu_IN" w:bidi="gu_IN"/>
+        </w:rPr>
+      </w:r>
+      <w:r>
+        <w:rPr>
+          <w:lang w:val="gu_IN" w:bidi="gu_IN"/>
+        </w:rPr>
+        <w:t>ભવિષ્યમાં એવો યુગ આવશે જયારે ન્યાયીપણું, નવા આકાશ અને નવી પૃથ્વી પર રાજ્ય કરશે.</w:t>
+      </w:r>
+    </w:p>
+    <w:p>
+      <w:pPr>
+        <w:pStyle w:val="Heading3"/>
+      </w:pPr>
+      <w:r>
+        <w:rPr>
+          <w:lang w:val="gu_IN" w:bidi="gu_IN"/>
+        </w:rPr>
+        <w:t>ભાષાંતર માટે સૂચનો:</w:t>
+      </w:r>
+    </w:p>
+    <w:p>
+      <w:pPr>
+        <w:pStyle w:val="ListBullet"/>
+        <w:spacing w:line="240" w:lineRule="auto"/>
+        <w:ind w:left="720"/>
+      </w:pPr>
+      <w:r>
+        <w:rPr>
+          <w:lang w:val="gu_IN" w:bidi="gu_IN"/>
+        </w:rPr>
+      </w:r>
+      <w:r>
+        <w:rPr>
+          <w:lang w:val="gu_IN" w:bidi="gu_IN"/>
+        </w:rPr>
+        <w:t>સંદર્ભ પ્રમાણે “યુગ” શબ્દનો અર્થ “કાળ” અથવા “વર્ષોનો સમયગાળો” અથવા “સમયગાળો” અથવા “સમય” થઈ શકે છે.</w:t>
+      </w:r>
+    </w:p>
+    <w:p>
+      <w:pPr>
+        <w:pStyle w:val="ListBullet"/>
+        <w:spacing w:line="240" w:lineRule="auto"/>
+        <w:ind w:left="720"/>
+      </w:pPr>
+      <w:r>
+        <w:rPr>
+          <w:lang w:val="gu_IN" w:bidi="gu_IN"/>
+        </w:rPr>
+      </w:r>
+      <w:r>
+        <w:rPr>
+          <w:lang w:val="gu_IN" w:bidi="gu_IN"/>
+        </w:rPr>
+        <w:t>“પાકી ઉંમરે” શબ્દસમૂહનો અર્થ “વધારે ઉંમરવાળા” અથવા “જયારે તે બહુ ઉંમરવાળા થયા” અથવા “જયારે તે બહુ જીવ્યા” એમ થઈ શકે છે.</w:t>
+      </w:r>
+    </w:p>
+    <w:p>
+      <w:pPr>
+        <w:pStyle w:val="ListBullet"/>
+        <w:spacing w:line="240" w:lineRule="auto"/>
+        <w:ind w:left="720"/>
+      </w:pPr>
+      <w:r>
+        <w:rPr>
+          <w:lang w:val="gu_IN" w:bidi="gu_IN"/>
+        </w:rPr>
+      </w:r>
+      <w:r>
+        <w:rPr>
+          <w:lang w:val="gu_IN" w:bidi="gu_IN"/>
+        </w:rPr>
+        <w:t>“હાલનો ભૂંડો સમય” શબ્દસમૂહનો અર્થ થાય કે “હાલનો સમય જેમાં લોકો ખૂબ ભૂંડા થઇ ગયા છે."</w:t>
       </w:r>
     </w:p>
     <w:p>
@@ -428,7 +373,7 @@
             <w:color w:val="0000EE"/>
             <w:u w:val="single"/>
           </w:rPr>
-          <w:t>પ્રેરિતો 8:26–28</w:t>
+          <w:t>1 કાળવૃતાંત 29:26–28</w:t>
         </w:r>
       </w:hyperlink>
     </w:p>
@@ -452,7 +397,7 @@
             <w:color w:val="0000EE"/>
             <w:u w:val="single"/>
           </w:rPr>
-          <w:t>પ્રેરિતો 8:29–31</w:t>
+          <w:t>1 કોરંથી 2:6–7</w:t>
         </w:r>
       </w:hyperlink>
     </w:p>
@@ -476,7 +421,7 @@
             <w:color w:val="0000EE"/>
             <w:u w:val="single"/>
           </w:rPr>
-          <w:t>પ્રેરિતો 8:32–33</w:t>
+          <w:t>હિબ્રુ 6:4–6</w:t>
         </w:r>
       </w:hyperlink>
     </w:p>
@@ -500,12 +445,265 @@
             <w:color w:val="0000EE"/>
             <w:u w:val="single"/>
           </w:rPr>
-          <w:t>પ્રેરિતો 8:36–38</w:t>
+          <w:t>અયુબ 5:26–27</w:t>
         </w:r>
       </w:hyperlink>
     </w:p>
     <w:p>
       <w:pPr>
+        <w:pStyle w:val="Heading3"/>
+      </w:pPr>
+      <w:r>
+        <w:rPr>
+          <w:lang w:val="gu_IN" w:bidi="gu_IN"/>
+        </w:rPr>
+        <w:t>શબ્દ માહિતી:</w:t>
+      </w:r>
+    </w:p>
+    <w:p>
+      <w:pPr>
+        <w:pStyle w:val="ListBullet"/>
+        <w:spacing w:line="240" w:lineRule="auto"/>
+        <w:ind w:left="720"/>
+      </w:pPr>
+      <w:r>
+        <w:rPr>
+          <w:lang w:val="gu_IN" w:bidi="gu_IN"/>
+        </w:rPr>
+      </w:r>
+      <w:r>
+        <w:rPr>
+          <w:lang w:val="gu_IN" w:bidi="gu_IN"/>
+        </w:rPr>
+        <w:t>Strong's: H2465, G165, G1074</w:t>
+      </w:r>
+      <w:r>
+        <w:rPr>
+          <w:lang w:val="gu_IN" w:bidi="gu_IN"/>
+        </w:rPr>
+      </w:r>
+      <w:r>
+        <w:rPr>
+          <w:lang w:val="gu_IN" w:bidi="gu_IN"/>
+        </w:rPr>
+      </w:r>
+    </w:p>
+    <w:p>
+      <w:pPr/>
+      <w:r>
+        <w:rPr>
+          <w:lang w:val="gu_IN" w:bidi="gu_IN"/>
+        </w:rPr>
+      </w:r>
+    </w:p>
+    <w:p>
+      <w:pPr>
+        <w:pStyle w:val="Heading2"/>
+      </w:pPr>
+      <w:r>
+        <w:rPr>
+          <w:lang w:val="gu_IN" w:bidi="gu_IN"/>
+        </w:rPr>
+        <w:t>ઉચ્ચસ્થાન, ઉચ્ચસ્થાનો</w:t>
+      </w:r>
+      <w:r>
+        <w:rPr>
+          <w:lang w:val="gu_IN" w:bidi="gu_IN"/>
+        </w:rPr>
+      </w:r>
+    </w:p>
+    <w:p>
+      <w:pPr>
+        <w:pStyle w:val="Heading3"/>
+      </w:pPr>
+      <w:r>
+        <w:rPr>
+          <w:lang w:val="gu_IN" w:bidi="gu_IN"/>
+        </w:rPr>
+        <w:t>વ્યાખ્યા:</w:t>
+      </w:r>
+    </w:p>
+    <w:p>
+      <w:pPr/>
+      <w:r>
+        <w:rPr>
+          <w:lang w:val="gu_IN" w:bidi="gu_IN"/>
+        </w:rPr>
+      </w:r>
+      <w:r>
+        <w:rPr>
+          <w:lang w:val="gu_IN" w:bidi="gu_IN"/>
+        </w:rPr>
+        <w:t>“ઉચ્ચસ્થાનો” શબ્દ વેદીઓ અને દેવળોને દર્શાવે છે કે તેઓ મૂર્તિઓની પૂજા કરવા માટે વાપરવામાં આવતા હતા. સામાન્ય રીતે તેઓને ઉચ્ચ જમીન પર બાંધવામાં આવતા હતા, જેવા કે ટેકરા ઉપર અથવા પર્વત ની બાજુ પર આવેલા હોય.</w:t>
+      </w:r>
+    </w:p>
+    <w:p>
+      <w:pPr>
+        <w:pStyle w:val="ListBullet"/>
+        <w:spacing w:line="240" w:lineRule="auto"/>
+        <w:ind w:left="720"/>
+      </w:pPr>
+      <w:r>
+        <w:rPr>
+          <w:lang w:val="gu_IN" w:bidi="gu_IN"/>
+        </w:rPr>
+      </w:r>
+      <w:r>
+        <w:rPr>
+          <w:lang w:val="gu_IN" w:bidi="gu_IN"/>
+        </w:rPr>
+        <w:t>આ ઉચ્ચસ્થાનો પર જૂઠા દેવોની વેદીઓ બાંધીને ઈઝરાએલના ઘણા રાજાઓએ દેવની વિરુદ્ધ પાપ કર્યું.</w:t>
+        <w:br/>
+      </w:r>
+      <w:r>
+        <w:rPr>
+          <w:lang w:val="gu_IN" w:bidi="gu_IN"/>
+        </w:rPr>
+        <w:t>આ બાબતે લોકોને ઊંડી રીતે મૂર્તિઓની પૂજા કરવા માટે સામેલ કરીને દોરવણી આપી.</w:t>
+      </w:r>
+    </w:p>
+    <w:p>
+      <w:pPr>
+        <w:pStyle w:val="ListBullet"/>
+        <w:spacing w:line="240" w:lineRule="auto"/>
+        <w:ind w:left="720"/>
+      </w:pPr>
+      <w:r>
+        <w:rPr>
+          <w:lang w:val="gu_IN" w:bidi="gu_IN"/>
+        </w:rPr>
+      </w:r>
+      <w:r>
+        <w:rPr>
+          <w:lang w:val="gu_IN" w:bidi="gu_IN"/>
+        </w:rPr>
+        <w:t>તે વારંવાર થયું કે જયારે ઈઝરાએલ અથવા યહૂદામાં દેવનો ભય રાખનાર રાજાએ રાજ્ય કરવાનું શરૂ કર્યું, ત્યારે મોટેભાગે તે આ મૂર્તિઓની પૂજા બંધ કરવા માટે ઉચ્ચસ્થાનો અથવા વેદીઓને કાઢી નાખતા.</w:t>
+      </w:r>
+    </w:p>
+    <w:p>
+      <w:pPr>
+        <w:pStyle w:val="ListBullet"/>
+        <w:spacing w:line="240" w:lineRule="auto"/>
+        <w:ind w:left="720"/>
+      </w:pPr>
+      <w:r>
+        <w:rPr>
+          <w:lang w:val="gu_IN" w:bidi="gu_IN"/>
+        </w:rPr>
+      </w:r>
+      <w:r>
+        <w:rPr>
+          <w:lang w:val="gu_IN" w:bidi="gu_IN"/>
+        </w:rPr>
+        <w:t>જો કે, આમાંના ઘણા સારા રાજાઓ બેદરકાર હતા અને તેઓએ ઉચ્ચસ્થાનોને કાઢી નાખ્યા નહીં, કે જેના પરિણામે ઈઝરાએલના સમગ્ર દેશે મૂર્તિઓની પૂજા કરવાનું સતત ચાલુ રાખ્યું.</w:t>
+      </w:r>
+    </w:p>
+    <w:p>
+      <w:pPr>
+        <w:pStyle w:val="Heading3"/>
+      </w:pPr>
+      <w:r>
+        <w:rPr>
+          <w:lang w:val="gu_IN" w:bidi="gu_IN"/>
+        </w:rPr>
+        <w:t>ભાષાંતરના સૂચનો:</w:t>
+      </w:r>
+    </w:p>
+    <w:p>
+      <w:pPr/>
+      <w:r>
+        <w:rPr>
+          <w:lang w:val="gu_IN" w:bidi="gu_IN"/>
+        </w:rPr>
+      </w:r>
+      <w:r>
+        <w:rPr>
+          <w:lang w:val="gu_IN" w:bidi="gu_IN"/>
+        </w:rPr>
+        <w:t>બીજી રીતે આ શબ્દના ભાષાંતર કરવામાં આવે તો તેમાં, “મૂર્તિપૂજા માટે ઊંચા કરેલા સ્થાનો” અથવા “પર્વતો ઉપરના મૂર્તિ દેવળો” અથવા “મૂર્તિ વેદીઓના ટેકરા” જેવા શબ્દોનો સમાવેશ કરીને (ભાષાંતર) કરી શકાય છે.</w:t>
+      </w:r>
+    </w:p>
+    <w:p>
+      <w:pPr>
+        <w:pStyle w:val="ListBullet"/>
+        <w:spacing w:line="240" w:lineRule="auto"/>
+        <w:ind w:left="720"/>
+      </w:pPr>
+      <w:r>
+        <w:rPr>
+          <w:lang w:val="gu_IN" w:bidi="gu_IN"/>
+        </w:rPr>
+      </w:r>
+      <w:r>
+        <w:rPr>
+          <w:lang w:val="gu_IN" w:bidi="gu_IN"/>
+        </w:rPr>
+        <w:t>ખાતરી રાખીને તે સ્પષ્ટ કરો કે આ શબ્દો મૂર્તિ વેદીઓને દર્શાવે, ફક્ત ઉચ્ચસ્થાનો નહીં કે જ્યાં તે વેદીઓ આવેલી હતી.</w:t>
+      </w:r>
+    </w:p>
+    <w:p>
+      <w:pPr/>
+      <w:r>
+        <w:rPr>
+          <w:lang w:val="gu_IN" w:bidi="gu_IN"/>
+        </w:rPr>
+      </w:r>
+      <w:r>
+        <w:rPr>
+          <w:lang w:val="gu_IN" w:bidi="gu_IN"/>
+        </w:rPr>
+        <w:t xml:space="preserve">(આ પણ જુઓ: </w:t>
+      </w:r>
+      <w:r>
+        <w:rPr>
+          <w:lang w:val="gu_IN" w:bidi="gu_IN"/>
+        </w:rPr>
+        <w:t>વેદી</w:t>
+      </w:r>
+      <w:r>
+        <w:rPr>
+          <w:lang w:val="gu_IN" w:bidi="gu_IN"/>
+        </w:rPr>
+        <w:t xml:space="preserve">, </w:t>
+      </w:r>
+      <w:r>
+        <w:rPr>
+          <w:lang w:val="gu_IN" w:bidi="gu_IN"/>
+        </w:rPr>
+        <w:t>જૂઠો દેવ</w:t>
+      </w:r>
+      <w:r>
+        <w:rPr>
+          <w:lang w:val="gu_IN" w:bidi="gu_IN"/>
+        </w:rPr>
+        <w:t xml:space="preserve">, </w:t>
+      </w:r>
+      <w:r>
+        <w:rPr>
+          <w:lang w:val="gu_IN" w:bidi="gu_IN"/>
+        </w:rPr>
+        <w:t>પૂજા</w:t>
+      </w:r>
+      <w:r>
+        <w:rPr>
+          <w:lang w:val="gu_IN" w:bidi="gu_IN"/>
+        </w:rPr>
+        <w:t>)</w:t>
+      </w:r>
+    </w:p>
+    <w:p>
+      <w:pPr>
+        <w:pStyle w:val="Heading3"/>
+      </w:pPr>
+      <w:r>
+        <w:rPr>
+          <w:lang w:val="gu_IN" w:bidi="gu_IN"/>
+        </w:rPr>
+        <w:t>બાઈબલની કલમો:</w:t>
+      </w:r>
+    </w:p>
+    <w:p>
+      <w:pPr>
         <w:pStyle w:val="ListBullet"/>
         <w:spacing w:line="240" w:lineRule="auto"/>
         <w:ind w:left="720"/>
@@ -524,7 +722,7 @@
             <w:color w:val="0000EE"/>
             <w:u w:val="single"/>
           </w:rPr>
-          <w:t>યશાયા 18:1–2</w:t>
+          <w:t>1 શમુએલ 9:12–13</w:t>
         </w:r>
       </w:hyperlink>
     </w:p>
@@ -548,7 +746,7 @@
             <w:color w:val="0000EE"/>
             <w:u w:val="single"/>
           </w:rPr>
-          <w:t>નાહૂમ 3:8–9</w:t>
+          <w:t>2 રાજા 16:3–4</w:t>
         </w:r>
       </w:hyperlink>
     </w:p>
@@ -572,300 +770,12 @@
             <w:color w:val="0000EE"/>
             <w:u w:val="single"/>
           </w:rPr>
-          <w:t>સફાન્યા 3:9–11</w:t>
+          <w:t>આમોસ 4:12–13</w:t>
         </w:r>
       </w:hyperlink>
     </w:p>
     <w:p>
       <w:pPr>
-        <w:pStyle w:val="Heading3"/>
-      </w:pPr>
-      <w:r>
-        <w:rPr>
-          <w:lang w:val="gu_IN" w:bidi="gu_IN"/>
-        </w:rPr>
-        <w:t>શબ્દ માહિતી:</w:t>
-      </w:r>
-    </w:p>
-    <w:p>
-      <w:pPr>
-        <w:pStyle w:val="ListBullet"/>
-        <w:spacing w:line="240" w:lineRule="auto"/>
-        <w:ind w:left="720"/>
-      </w:pPr>
-      <w:r>
-        <w:rPr>
-          <w:lang w:val="gu_IN" w:bidi="gu_IN"/>
-        </w:rPr>
-      </w:r>
-      <w:r>
-        <w:rPr>
-          <w:lang w:val="gu_IN" w:bidi="gu_IN"/>
-        </w:rPr>
-        <w:t>Strong's: H3568, H3569, H3571, G128</w:t>
-      </w:r>
-      <w:r>
-        <w:rPr>
-          <w:lang w:val="gu_IN" w:bidi="gu_IN"/>
-        </w:rPr>
-      </w:r>
-      <w:r>
-        <w:rPr>
-          <w:lang w:val="gu_IN" w:bidi="gu_IN"/>
-        </w:rPr>
-      </w:r>
-    </w:p>
-    <w:p>
-      <w:pPr/>
-      <w:r>
-        <w:rPr>
-          <w:lang w:val="gu_IN" w:bidi="gu_IN"/>
-        </w:rPr>
-      </w:r>
-    </w:p>
-    <w:p>
-      <w:pPr>
-        <w:pStyle w:val="Heading2"/>
-      </w:pPr>
-      <w:r>
-        <w:rPr>
-          <w:lang w:val="gu_IN" w:bidi="gu_IN"/>
-        </w:rPr>
-        <w:t>ઇરાન, ઈરાનીઓ, ફારસી</w:t>
-      </w:r>
-      <w:r>
-        <w:rPr>
-          <w:lang w:val="gu_IN" w:bidi="gu_IN"/>
-        </w:rPr>
-      </w:r>
-    </w:p>
-    <w:p>
-      <w:pPr>
-        <w:pStyle w:val="Heading3"/>
-      </w:pPr>
-      <w:r>
-        <w:rPr>
-          <w:lang w:val="gu_IN" w:bidi="gu_IN"/>
-        </w:rPr>
-        <w:t>વ્યાખ્યા:</w:t>
-      </w:r>
-    </w:p>
-    <w:p>
-      <w:pPr/>
-      <w:r>
-        <w:rPr>
-          <w:lang w:val="gu_IN" w:bidi="gu_IN"/>
-        </w:rPr>
-      </w:r>
-      <w:r>
-        <w:rPr>
-          <w:lang w:val="gu_IN" w:bidi="gu_IN"/>
-        </w:rPr>
-        <w:t>ઇરાન એક દેશ હતો કે જે ઇ.પૂ. 550માં મહાન કોરેશ રાજા દ્વારા સ્થાપિત એક શક્તિશાળી સામ્રાજ્ય પણ બન્યો.</w:t>
-        <w:br/>
-      </w:r>
-      <w:r>
-        <w:rPr>
-          <w:lang w:val="gu_IN" w:bidi="gu_IN"/>
-        </w:rPr>
-        <w:t>ઇરાન દેશ બાબિલ અને આશ્શૂરની દક્ષિણપૂર્વે એક પ્રદેશ કે જે વર્તમાનમાં ઇરાન દેશ છે તેમાં સ્થિત હતો.</w:t>
-      </w:r>
-    </w:p>
-    <w:p>
-      <w:pPr>
-        <w:pStyle w:val="ListBullet"/>
-        <w:spacing w:line="240" w:lineRule="auto"/>
-        <w:ind w:left="720"/>
-      </w:pPr>
-      <w:r>
-        <w:rPr>
-          <w:lang w:val="gu_IN" w:bidi="gu_IN"/>
-        </w:rPr>
-      </w:r>
-      <w:r>
-        <w:rPr>
-          <w:lang w:val="gu_IN" w:bidi="gu_IN"/>
-        </w:rPr>
-        <w:t>ઇરાનના લોકોને “ઇરાનીઓ” કહેવામાં આવતા હતા.</w:t>
-      </w:r>
-    </w:p>
-    <w:p>
-      <w:pPr>
-        <w:pStyle w:val="ListBullet"/>
-        <w:spacing w:line="240" w:lineRule="auto"/>
-        <w:ind w:left="720"/>
-      </w:pPr>
-      <w:r>
-        <w:rPr>
-          <w:lang w:val="gu_IN" w:bidi="gu_IN"/>
-        </w:rPr>
-      </w:r>
-      <w:r>
-        <w:rPr>
-          <w:lang w:val="gu_IN" w:bidi="gu_IN"/>
-        </w:rPr>
-        <w:t>કોરેશ રાજાના વટહુકમને કારણે યહૂદીઓને તેઓના બાબિલના બંદીવાસમાંથી મૂક્ત કરવામાં આવ્યા હતા અને તેઓને તેમના દેશમાં પાછા જવા અનુમતિ આપવામાં આવી હતી. ઇરાનના સામ્રાજ્ય તરફથી આપવામાં આવેલા નાણાં દ્વારા યરુશાલેમનું ભક્તિસ્થાન ફરીથી બાંધવામાં આવ્યું હતું.</w:t>
-      </w:r>
-    </w:p>
-    <w:p>
-      <w:pPr>
-        <w:pStyle w:val="ListBullet"/>
-        <w:spacing w:line="240" w:lineRule="auto"/>
-        <w:ind w:left="720"/>
-      </w:pPr>
-      <w:r>
-        <w:rPr>
-          <w:lang w:val="gu_IN" w:bidi="gu_IN"/>
-        </w:rPr>
-      </w:r>
-      <w:r>
-        <w:rPr>
-          <w:lang w:val="gu_IN" w:bidi="gu_IN"/>
-        </w:rPr>
-        <w:t>જ્યારે એઝારા અને નહેમ્યા યરૂશાલેમનો કોટ બાંધવા યરૂશાલેમ પાછા ગયા ત્યારે, આહાશ્વેરોશ રાજા ઇરાનના સામ્રાજ્યનો શાસક હતો.</w:t>
-      </w:r>
-    </w:p>
-    <w:p>
-      <w:pPr>
-        <w:pStyle w:val="ListBullet"/>
-        <w:spacing w:line="240" w:lineRule="auto"/>
-        <w:ind w:left="720"/>
-      </w:pPr>
-      <w:r>
-        <w:rPr>
-          <w:lang w:val="gu_IN" w:bidi="gu_IN"/>
-        </w:rPr>
-      </w:r>
-      <w:r>
-        <w:rPr>
-          <w:lang w:val="gu_IN" w:bidi="gu_IN"/>
-        </w:rPr>
-        <w:t>જ્યારે એસ્તરે આહાશ્વેરોશ રાજા સાથે લગ્ન કર્યા ત્યારે તે ઇરાનના સામ્રાજ્યની રાણી બની.</w:t>
-      </w:r>
-    </w:p>
-    <w:p>
-      <w:pPr/>
-      <w:r>
-        <w:rPr>
-          <w:lang w:val="gu_IN" w:bidi="gu_IN"/>
-        </w:rPr>
-      </w:r>
-      <w:r>
-        <w:rPr>
-          <w:lang w:val="gu_IN" w:bidi="gu_IN"/>
-        </w:rPr>
-        <w:t xml:space="preserve">(આ પણ જૂઓ: </w:t>
-      </w:r>
-      <w:r>
-        <w:rPr>
-          <w:lang w:val="gu_IN" w:bidi="gu_IN"/>
-        </w:rPr>
-        <w:t>આહાશ્વેરોશ</w:t>
-      </w:r>
-      <w:r>
-        <w:rPr>
-          <w:lang w:val="gu_IN" w:bidi="gu_IN"/>
-        </w:rPr>
-        <w:t xml:space="preserve">, </w:t>
-      </w:r>
-      <w:r>
-        <w:rPr>
-          <w:lang w:val="gu_IN" w:bidi="gu_IN"/>
-        </w:rPr>
-        <w:t>આર્તાહશાસ્તા</w:t>
-      </w:r>
-      <w:r>
-        <w:rPr>
-          <w:lang w:val="gu_IN" w:bidi="gu_IN"/>
-        </w:rPr>
-        <w:t xml:space="preserve">, </w:t>
-      </w:r>
-      <w:r>
-        <w:rPr>
-          <w:lang w:val="gu_IN" w:bidi="gu_IN"/>
-        </w:rPr>
-        <w:t>આશ્શૂર</w:t>
-      </w:r>
-      <w:r>
-        <w:rPr>
-          <w:lang w:val="gu_IN" w:bidi="gu_IN"/>
-        </w:rPr>
-        <w:t xml:space="preserve">, </w:t>
-      </w:r>
-      <w:r>
-        <w:rPr>
-          <w:lang w:val="gu_IN" w:bidi="gu_IN"/>
-        </w:rPr>
-        <w:t>બાબિલ</w:t>
-      </w:r>
-      <w:r>
-        <w:rPr>
-          <w:lang w:val="gu_IN" w:bidi="gu_IN"/>
-        </w:rPr>
-        <w:t xml:space="preserve">, </w:t>
-      </w:r>
-      <w:r>
-        <w:rPr>
-          <w:lang w:val="gu_IN" w:bidi="gu_IN"/>
-        </w:rPr>
-        <w:t>કોરેશ</w:t>
-      </w:r>
-      <w:r>
-        <w:rPr>
-          <w:lang w:val="gu_IN" w:bidi="gu_IN"/>
-        </w:rPr>
-        <w:t xml:space="preserve">, </w:t>
-      </w:r>
-      <w:r>
-        <w:rPr>
-          <w:lang w:val="gu_IN" w:bidi="gu_IN"/>
-        </w:rPr>
-        <w:t>એસ્તેર</w:t>
-      </w:r>
-      <w:r>
-        <w:rPr>
-          <w:lang w:val="gu_IN" w:bidi="gu_IN"/>
-        </w:rPr>
-        <w:t xml:space="preserve">, </w:t>
-      </w:r>
-      <w:r>
-        <w:rPr>
-          <w:lang w:val="gu_IN" w:bidi="gu_IN"/>
-        </w:rPr>
-        <w:t>એઝરા</w:t>
-      </w:r>
-      <w:r>
-        <w:rPr>
-          <w:lang w:val="gu_IN" w:bidi="gu_IN"/>
-        </w:rPr>
-        <w:t xml:space="preserve">, </w:t>
-      </w:r>
-      <w:r>
-        <w:rPr>
-          <w:lang w:val="gu_IN" w:bidi="gu_IN"/>
-        </w:rPr>
-        <w:t>નહેમ્યા</w:t>
-      </w:r>
-      <w:r>
-        <w:rPr>
-          <w:lang w:val="gu_IN" w:bidi="gu_IN"/>
-        </w:rPr>
-        <w:t>)</w:t>
-      </w:r>
-    </w:p>
-    <w:p>
-      <w:pPr>
-        <w:pStyle w:val="Heading3"/>
-      </w:pPr>
-      <w:r>
-        <w:rPr>
-          <w:lang w:val="gu_IN" w:bidi="gu_IN"/>
-        </w:rPr>
-        <w:t>બાઇબલના સંદર્ભો:</w:t>
-      </w:r>
-    </w:p>
-    <w:p>
-      <w:pPr>
         <w:pStyle w:val="ListBullet"/>
         <w:spacing w:line="240" w:lineRule="auto"/>
         <w:ind w:left="720"/>
@@ -884,7 +794,7 @@
             <w:color w:val="0000EE"/>
             <w:u w:val="single"/>
           </w:rPr>
-          <w:t>2 કાળવૃતાંત 36:20–21</w:t>
+          <w:t>પુનર્નિયમ 33:29</w:t>
         </w:r>
       </w:hyperlink>
     </w:p>
@@ -908,7 +818,7 @@
             <w:color w:val="0000EE"/>
             <w:u w:val="single"/>
           </w:rPr>
-          <w:t>દાનિયેલ 10:12–13</w:t>
+          <w:t>હઝકિયેલ 6:1–3</w:t>
         </w:r>
       </w:hyperlink>
     </w:p>
@@ -932,12 +842,219 @@
             <w:color w:val="0000EE"/>
             <w:u w:val="single"/>
           </w:rPr>
-          <w:t>એસ્તેર 1:3–4</w:t>
+          <w:t>હબાક્કુક 3:18–19</w:t>
         </w:r>
       </w:hyperlink>
     </w:p>
     <w:p>
       <w:pPr>
+        <w:pStyle w:val="Heading3"/>
+      </w:pPr>
+      <w:r>
+        <w:rPr>
+          <w:lang w:val="gu_IN" w:bidi="gu_IN"/>
+        </w:rPr>
+        <w:t>શબ્દ માહિતી:</w:t>
+      </w:r>
+    </w:p>
+    <w:p>
+      <w:pPr>
+        <w:pStyle w:val="ListBullet"/>
+        <w:spacing w:line="240" w:lineRule="auto"/>
+        <w:ind w:left="720"/>
+      </w:pPr>
+      <w:r>
+        <w:rPr>
+          <w:lang w:val="gu_IN" w:bidi="gu_IN"/>
+        </w:rPr>
+      </w:r>
+      <w:r>
+        <w:rPr>
+          <w:lang w:val="gu_IN" w:bidi="gu_IN"/>
+        </w:rPr>
+        <w:t>Strong's: H1116, H1181, H1354, H2073, H4791, H7311, H7413</w:t>
+      </w:r>
+      <w:r>
+        <w:rPr>
+          <w:lang w:val="gu_IN" w:bidi="gu_IN"/>
+        </w:rPr>
+      </w:r>
+      <w:r>
+        <w:rPr>
+          <w:lang w:val="gu_IN" w:bidi="gu_IN"/>
+        </w:rPr>
+      </w:r>
+    </w:p>
+    <w:p>
+      <w:pPr/>
+      <w:r>
+        <w:rPr>
+          <w:lang w:val="gu_IN" w:bidi="gu_IN"/>
+        </w:rPr>
+      </w:r>
+    </w:p>
+    <w:p>
+      <w:pPr>
+        <w:pStyle w:val="Heading2"/>
+      </w:pPr>
+      <w:r>
+        <w:rPr>
+          <w:lang w:val="gu_IN" w:bidi="gu_IN"/>
+        </w:rPr>
+        <w:t>ઉજાડવું, ઉજાડેલું, વિનાશક, સર્વનાશ, બરબાદી</w:t>
+      </w:r>
+      <w:r>
+        <w:rPr>
+          <w:lang w:val="gu_IN" w:bidi="gu_IN"/>
+        </w:rPr>
+      </w:r>
+    </w:p>
+    <w:p>
+      <w:pPr>
+        <w:pStyle w:val="Heading3"/>
+      </w:pPr>
+      <w:r>
+        <w:rPr>
+          <w:lang w:val="gu_IN" w:bidi="gu_IN"/>
+        </w:rPr>
+        <w:t>વ્યાખ્યા:</w:t>
+      </w:r>
+    </w:p>
+    <w:p>
+      <w:pPr/>
+      <w:r>
+        <w:rPr>
+          <w:lang w:val="gu_IN" w:bidi="gu_IN"/>
+        </w:rPr>
+      </w:r>
+      <w:r>
+        <w:rPr>
+          <w:lang w:val="gu_IN" w:bidi="gu_IN"/>
+        </w:rPr>
+        <w:t>“ઉજાડેલું” અથવા “સર્વનાશ” શબ્દો, કોઈની મિલકત અથવા જમીનને નિર્જન અથવા નાશ કરવામાં આવે છે તેને દર્શાવે છે.</w:t>
+        <w:br/>
+      </w:r>
+      <w:r>
+        <w:rPr>
+          <w:lang w:val="gu_IN" w:bidi="gu_IN"/>
+        </w:rPr>
+        <w:t>મોટેભાગે તે જગ્યામાં રહેતા લોકોનો નાશ અને કબ્જો કરવાની બાબતનો પણ સમાવેશ થાય છે.</w:t>
+      </w:r>
+    </w:p>
+    <w:p>
+      <w:pPr>
+        <w:pStyle w:val="ListBullet"/>
+        <w:spacing w:line="240" w:lineRule="auto"/>
+        <w:ind w:left="720"/>
+      </w:pPr>
+      <w:r>
+        <w:rPr>
+          <w:lang w:val="gu_IN" w:bidi="gu_IN"/>
+        </w:rPr>
+      </w:r>
+      <w:r>
+        <w:rPr>
+          <w:lang w:val="gu_IN" w:bidi="gu_IN"/>
+        </w:rPr>
+        <w:t>આ ખૂબજ ગંભીર અને સંપૂર્ણ વિનાશને દર્શાવવા માટે વપરાય છે.</w:t>
+      </w:r>
+    </w:p>
+    <w:p>
+      <w:pPr>
+        <w:pStyle w:val="ListBullet"/>
+        <w:spacing w:line="240" w:lineRule="auto"/>
+        <w:ind w:left="720"/>
+      </w:pPr>
+      <w:r>
+        <w:rPr>
+          <w:lang w:val="gu_IN" w:bidi="gu_IN"/>
+        </w:rPr>
+      </w:r>
+      <w:r>
+        <w:rPr>
+          <w:lang w:val="gu_IN" w:bidi="gu_IN"/>
+        </w:rPr>
+        <w:t>ઉદાહરણ તરીકે, સદોમમાં શહેરનો વિનાશ દેવ દ્વારા કરાયો હતો જેથી તે લોકોને તેમના પાપોની સજા મળે.</w:t>
+      </w:r>
+    </w:p>
+    <w:p>
+      <w:pPr>
+        <w:pStyle w:val="ListBullet"/>
+        <w:spacing w:line="240" w:lineRule="auto"/>
+        <w:ind w:left="720"/>
+      </w:pPr>
+      <w:r>
+        <w:rPr>
+          <w:lang w:val="gu_IN" w:bidi="gu_IN"/>
+        </w:rPr>
+      </w:r>
+      <w:r>
+        <w:rPr>
+          <w:lang w:val="gu_IN" w:bidi="gu_IN"/>
+        </w:rPr>
+        <w:t>” “સર્વનાશ” શબ્દમાં, સજા અથવા વિનાશના પરિણામે મહાન ભાવનાત્મક દુઃખ ઉત્પન્ન કરે છે તેનો પણ સમાવેશ કરી શકાય છે.</w:t>
+      </w:r>
+    </w:p>
+    <w:p>
+      <w:pPr>
+        <w:pStyle w:val="Heading3"/>
+      </w:pPr>
+      <w:r>
+        <w:rPr>
+          <w:lang w:val="gu_IN" w:bidi="gu_IN"/>
+        </w:rPr>
+        <w:t>ભાષાંતરના સૂચનો</w:t>
+      </w:r>
+    </w:p>
+    <w:p>
+      <w:pPr>
+        <w:pStyle w:val="ListBullet"/>
+        <w:spacing w:line="240" w:lineRule="auto"/>
+        <w:ind w:left="720"/>
+      </w:pPr>
+      <w:r>
+        <w:rPr>
+          <w:lang w:val="gu_IN" w:bidi="gu_IN"/>
+        </w:rPr>
+      </w:r>
+      <w:r>
+        <w:rPr>
+          <w:lang w:val="gu_IN" w:bidi="gu_IN"/>
+        </w:rPr>
+        <w:t>“ઉજાડવું” શબ્દનું ભાષાંતર, “સંપૂર્ણપણે નાશ” અથવા “સંપૂર્ણપણે વિનાશ” તરીકે કરી શકાય છે.</w:t>
+      </w:r>
+    </w:p>
+    <w:p>
+      <w:pPr>
+        <w:pStyle w:val="ListBullet"/>
+        <w:spacing w:line="240" w:lineRule="auto"/>
+        <w:ind w:left="720"/>
+      </w:pPr>
+      <w:r>
+        <w:rPr>
+          <w:lang w:val="gu_IN" w:bidi="gu_IN"/>
+        </w:rPr>
+      </w:r>
+      <w:r>
+        <w:rPr>
+          <w:lang w:val="gu_IN" w:bidi="gu_IN"/>
+        </w:rPr>
+        <w:t>સંદર્ભ પર આધાર રાખીને, “વિનાશક” શબ્દનું ભાષાંતર, “સંપૂર્ણ વિનાશ” અથવા “પૂરો વિનાશ” અથવા “જબરજસ્ત દુઃખ” અથવા “આપત્તિ” તરીકે કરી શકાય છે.</w:t>
+      </w:r>
+    </w:p>
+    <w:p>
+      <w:pPr>
+        <w:pStyle w:val="Heading3"/>
+      </w:pPr>
+      <w:r>
+        <w:rPr>
+          <w:lang w:val="gu_IN" w:bidi="gu_IN"/>
+        </w:rPr>
+        <w:t>બાઈબલની કલમો:</w:t>
+      </w:r>
+    </w:p>
+    <w:p>
+      <w:pPr>
         <w:pStyle w:val="ListBullet"/>
         <w:spacing w:line="240" w:lineRule="auto"/>
         <w:ind w:left="720"/>
@@ -956,299 +1073,12 @@
             <w:color w:val="0000EE"/>
             <w:u w:val="single"/>
           </w:rPr>
-          <w:t>હઝકિએલ 27:10–11</w:t>
+          <w:t>દાનિયેલ 8:24–25</w:t>
         </w:r>
       </w:hyperlink>
     </w:p>
     <w:p>
       <w:pPr>
-        <w:pStyle w:val="Heading3"/>
-      </w:pPr>
-      <w:r>
-        <w:rPr>
-          <w:lang w:val="gu_IN" w:bidi="gu_IN"/>
-        </w:rPr>
-        <w:t>શબ્દ માહિતી:</w:t>
-      </w:r>
-    </w:p>
-    <w:p>
-      <w:pPr>
-        <w:pStyle w:val="ListBullet"/>
-        <w:spacing w:line="240" w:lineRule="auto"/>
-        <w:ind w:left="720"/>
-      </w:pPr>
-      <w:r>
-        <w:rPr>
-          <w:lang w:val="gu_IN" w:bidi="gu_IN"/>
-        </w:rPr>
-      </w:r>
-      <w:r>
-        <w:rPr>
-          <w:lang w:val="gu_IN" w:bidi="gu_IN"/>
-        </w:rPr>
-        <w:t>Strong's: H6539, H6540, H6542, H6543</w:t>
-      </w:r>
-      <w:r>
-        <w:rPr>
-          <w:lang w:val="gu_IN" w:bidi="gu_IN"/>
-        </w:rPr>
-      </w:r>
-      <w:r>
-        <w:rPr>
-          <w:lang w:val="gu_IN" w:bidi="gu_IN"/>
-        </w:rPr>
-      </w:r>
-    </w:p>
-    <w:p>
-      <w:pPr/>
-      <w:r>
-        <w:rPr>
-          <w:lang w:val="gu_IN" w:bidi="gu_IN"/>
-        </w:rPr>
-      </w:r>
-    </w:p>
-    <w:p>
-      <w:pPr>
-        <w:pStyle w:val="Heading2"/>
-      </w:pPr>
-      <w:r>
-        <w:rPr>
-          <w:lang w:val="gu_IN" w:bidi="gu_IN"/>
-        </w:rPr>
-        <w:t>ઇસ્રાએલના બાર કુળ, ઇસ્રાએલના સંતાનના બાર કુળ, બાર કુળ</w:t>
-      </w:r>
-      <w:r>
-        <w:rPr>
-          <w:lang w:val="gu_IN" w:bidi="gu_IN"/>
-        </w:rPr>
-      </w:r>
-    </w:p>
-    <w:p>
-      <w:pPr>
-        <w:pStyle w:val="Heading3"/>
-      </w:pPr>
-      <w:r>
-        <w:rPr>
-          <w:lang w:val="gu_IN" w:bidi="gu_IN"/>
-        </w:rPr>
-        <w:t>વ્યાખ્યા:</w:t>
-      </w:r>
-    </w:p>
-    <w:p>
-      <w:pPr/>
-      <w:r>
-        <w:rPr>
-          <w:lang w:val="gu_IN" w:bidi="gu_IN"/>
-        </w:rPr>
-      </w:r>
-      <w:r>
-        <w:rPr>
-          <w:lang w:val="gu_IN" w:bidi="gu_IN"/>
-        </w:rPr>
-        <w:t>“ઇસ્રાએલના બાર કુળ” એ શબ્દ યાકુબના બાર પુત્રો અને તેના સંતાનોને દર્શાવે છે.</w:t>
-      </w:r>
-    </w:p>
-    <w:p>
-      <w:pPr>
-        <w:pStyle w:val="ListBullet"/>
-        <w:spacing w:line="240" w:lineRule="auto"/>
-        <w:ind w:left="720"/>
-      </w:pPr>
-      <w:r>
-        <w:rPr>
-          <w:lang w:val="gu_IN" w:bidi="gu_IN"/>
-        </w:rPr>
-      </w:r>
-      <w:r>
-        <w:rPr>
-          <w:lang w:val="gu_IN" w:bidi="gu_IN"/>
-        </w:rPr>
-        <w:t>યાકુબ ઈબ્રાહીમનો પૌત્ર હતો.</w:t>
-        <w:br/>
-      </w:r>
-      <w:r>
-        <w:rPr>
-          <w:lang w:val="gu_IN" w:bidi="gu_IN"/>
-        </w:rPr>
-        <w:t>ઈશ્વરે યાકુબનું નામ પાછળથી બદલીને ઇસ્રાએલ રાખ્યું.</w:t>
-      </w:r>
-    </w:p>
-    <w:p>
-      <w:pPr>
-        <w:pStyle w:val="ListBullet"/>
-        <w:spacing w:line="240" w:lineRule="auto"/>
-        <w:ind w:left="720"/>
-      </w:pPr>
-      <w:r>
-        <w:rPr>
-          <w:lang w:val="gu_IN" w:bidi="gu_IN"/>
-        </w:rPr>
-      </w:r>
-      <w:r>
-        <w:rPr>
-          <w:lang w:val="gu_IN" w:bidi="gu_IN"/>
-        </w:rPr>
-        <w:t>આ ઇસ્રાએલના બાર કુળ છે.</w:t>
-        <w:br/>
-      </w:r>
-      <w:r>
-        <w:rPr>
-          <w:lang w:val="gu_IN" w:bidi="gu_IN"/>
-        </w:rPr>
-        <w:t>રેઉબેન, શિમયોન, લેવી, યહુદા, દાન, નફતાલી, ગાદ, આશેર, ઇસ્સાખાર, ઝબુલુન, યુસુફ અને બિન્યામીન.</w:t>
-      </w:r>
-    </w:p>
-    <w:p>
-      <w:pPr>
-        <w:pStyle w:val="ListBullet"/>
-        <w:spacing w:line="240" w:lineRule="auto"/>
-        <w:ind w:left="720"/>
-      </w:pPr>
-      <w:r>
-        <w:rPr>
-          <w:lang w:val="gu_IN" w:bidi="gu_IN"/>
-        </w:rPr>
-      </w:r>
-      <w:r>
-        <w:rPr>
-          <w:lang w:val="gu_IN" w:bidi="gu_IN"/>
-        </w:rPr>
-        <w:t>લેવીના સંતાનોને કનાનનો કોઈ પણ વારસો મળ્યો નહીં, કારણકે તેઓને યાજકોના કુળ હતા, જેમને ઈશ્ર્વરની અને તેના લોકોની સેવા કરવા માટે અલગ કરવામાં આવ્યા હતા.</w:t>
-      </w:r>
-    </w:p>
-    <w:p>
-      <w:pPr>
-        <w:pStyle w:val="ListBullet"/>
-        <w:spacing w:line="240" w:lineRule="auto"/>
-        <w:ind w:left="720"/>
-      </w:pPr>
-      <w:r>
-        <w:rPr>
-          <w:lang w:val="gu_IN" w:bidi="gu_IN"/>
-        </w:rPr>
-      </w:r>
-      <w:r>
-        <w:rPr>
-          <w:lang w:val="gu_IN" w:bidi="gu_IN"/>
-        </w:rPr>
-        <w:t>યુસુફને જમીનના વારસાનો બમણો ભાગ મળ્યો, જે તેણે તેના બન્ને બાળકો, એફ્રાઈમ અને મન્નાશેહને વહેંચી આપ્યો.</w:t>
-      </w:r>
-    </w:p>
-    <w:p>
-      <w:pPr>
-        <w:pStyle w:val="ListBullet"/>
-        <w:spacing w:line="240" w:lineRule="auto"/>
-        <w:ind w:left="720"/>
-      </w:pPr>
-      <w:r>
-        <w:rPr>
-          <w:lang w:val="gu_IN" w:bidi="gu_IN"/>
-        </w:rPr>
-      </w:r>
-      <w:r>
-        <w:rPr>
-          <w:lang w:val="gu_IN" w:bidi="gu_IN"/>
-        </w:rPr>
-        <w:t>બાઈબલમાં ઘણી જગ્યા પર બાર કુળની યાદીને અલગ રીતે દર્શાવવામાં આવી છે.</w:t>
-        <w:br/>
-      </w:r>
-      <w:r>
-        <w:rPr>
-          <w:lang w:val="gu_IN" w:bidi="gu_IN"/>
-        </w:rPr>
-        <w:t>ઘણીવાર લેવી, યુસુફ અથવા દાનને યાદીમાંથી પડતા મુકવામાં આવ્યા છે, જયારે યુસુફના બન્ને પુત્રો એફ્રાઈમ અને મન્નાશેહ સમાવેશ કરવામાં આવ્યો છે.</w:t>
-      </w:r>
-    </w:p>
-    <w:p>
-      <w:pPr/>
-      <w:r>
-        <w:rPr>
-          <w:lang w:val="gu_IN" w:bidi="gu_IN"/>
-        </w:rPr>
-      </w:r>
-      <w:r>
-        <w:rPr>
-          <w:lang w:val="gu_IN" w:bidi="gu_IN"/>
-        </w:rPr>
-        <w:t xml:space="preserve">(તેને પણ જુઓ: </w:t>
-      </w:r>
-      <w:r>
-        <w:rPr>
-          <w:lang w:val="gu_IN" w:bidi="gu_IN"/>
-        </w:rPr>
-        <w:t>વારસો</w:t>
-      </w:r>
-      <w:r>
-        <w:rPr>
-          <w:lang w:val="gu_IN" w:bidi="gu_IN"/>
-        </w:rPr>
-        <w:t xml:space="preserve">, </w:t>
-      </w:r>
-      <w:r>
-        <w:rPr>
-          <w:lang w:val="gu_IN" w:bidi="gu_IN"/>
-        </w:rPr>
-        <w:t>ઇસ્રાએલ</w:t>
-      </w:r>
-      <w:r>
-        <w:rPr>
-          <w:lang w:val="gu_IN" w:bidi="gu_IN"/>
-        </w:rPr>
-        <w:t xml:space="preserve">, </w:t>
-      </w:r>
-      <w:r>
-        <w:rPr>
-          <w:lang w:val="gu_IN" w:bidi="gu_IN"/>
-        </w:rPr>
-        <w:t>યાકુબ</w:t>
-      </w:r>
-      <w:r>
-        <w:rPr>
-          <w:lang w:val="gu_IN" w:bidi="gu_IN"/>
-        </w:rPr>
-        <w:t xml:space="preserve">, </w:t>
-      </w:r>
-      <w:r>
-        <w:rPr>
-          <w:lang w:val="gu_IN" w:bidi="gu_IN"/>
-        </w:rPr>
-        <w:t>યાજક</w:t>
-      </w:r>
-      <w:r>
-        <w:rPr>
-          <w:lang w:val="gu_IN" w:bidi="gu_IN"/>
-        </w:rPr>
-        <w:t xml:space="preserve">, </w:t>
-      </w:r>
-      <w:r>
-        <w:rPr>
-          <w:lang w:val="gu_IN" w:bidi="gu_IN"/>
-        </w:rPr>
-        <w:t>કુળ</w:t>
-      </w:r>
-      <w:r>
-        <w:rPr>
-          <w:lang w:val="gu_IN" w:bidi="gu_IN"/>
-        </w:rPr>
-        <w:t>)</w:t>
-      </w:r>
-    </w:p>
-    <w:p>
-      <w:pPr/>
-      <w:r>
-        <w:rPr>
-          <w:lang w:val="gu_IN" w:bidi="gu_IN"/>
-        </w:rPr>
-      </w:r>
-      <w:r>
-        <w:rPr>
-          <w:lang w:val="gu_IN" w:bidi="gu_IN"/>
-        </w:rPr>
-        <w:t>##બાઈબલની કલમો##</w:t>
-      </w:r>
-    </w:p>
-    <w:p>
-      <w:pPr>
         <w:pStyle w:val="ListBullet"/>
         <w:spacing w:line="240" w:lineRule="auto"/>
         <w:ind w:left="720"/>
@@ -1267,7 +1097,7 @@
             <w:color w:val="0000EE"/>
             <w:u w:val="single"/>
           </w:rPr>
-          <w:t>પ્રે.કૃ. 26:6–8</w:t>
+          <w:t>યર્મિયા 4:13–15</w:t>
         </w:r>
       </w:hyperlink>
     </w:p>
@@ -1291,7 +1121,7 @@
             <w:color w:val="0000EE"/>
             <w:u w:val="single"/>
           </w:rPr>
-          <w:t>ઉત્પત્તિ 49:28–30</w:t>
+          <w:t>ગણના 21:29–30</w:t>
         </w:r>
       </w:hyperlink>
     </w:p>
@@ -1315,12 +1145,286 @@
             <w:color w:val="0000EE"/>
             <w:u w:val="single"/>
           </w:rPr>
-          <w:t>લુક 22:28–30</w:t>
+          <w:t>સફાન્યા 1:12–13</w:t>
         </w:r>
       </w:hyperlink>
     </w:p>
     <w:p>
       <w:pPr>
+        <w:pStyle w:val="Heading3"/>
+      </w:pPr>
+      <w:r>
+        <w:rPr>
+          <w:lang w:val="gu_IN" w:bidi="gu_IN"/>
+        </w:rPr>
+        <w:t>શબ્દ માહિતી:</w:t>
+      </w:r>
+    </w:p>
+    <w:p>
+      <w:pPr>
+        <w:pStyle w:val="ListBullet"/>
+        <w:spacing w:line="240" w:lineRule="auto"/>
+        <w:ind w:left="720"/>
+      </w:pPr>
+      <w:r>
+        <w:rPr>
+          <w:lang w:val="gu_IN" w:bidi="gu_IN"/>
+        </w:rPr>
+      </w:r>
+      <w:r>
+        <w:rPr>
+          <w:lang w:val="gu_IN" w:bidi="gu_IN"/>
+        </w:rPr>
+        <w:t>Strong's: H1110, H1238, H2721, H1826, H3615, H3772, H7701, H7703, H7722, H7843, H8074, H8077</w:t>
+      </w:r>
+      <w:r>
+        <w:rPr>
+          <w:lang w:val="gu_IN" w:bidi="gu_IN"/>
+        </w:rPr>
+      </w:r>
+      <w:r>
+        <w:rPr>
+          <w:lang w:val="gu_IN" w:bidi="gu_IN"/>
+        </w:rPr>
+      </w:r>
+    </w:p>
+    <w:p>
+      <w:pPr/>
+      <w:r>
+        <w:rPr>
+          <w:lang w:val="gu_IN" w:bidi="gu_IN"/>
+        </w:rPr>
+      </w:r>
+    </w:p>
+    <w:p>
+      <w:pPr>
+        <w:pStyle w:val="Heading2"/>
+      </w:pPr>
+      <w:r>
+        <w:rPr>
+          <w:lang w:val="gu_IN" w:bidi="gu_IN"/>
+        </w:rPr>
+        <w:t>ઉઝિઝયા, અઝાર્યા</w:t>
+      </w:r>
+      <w:r>
+        <w:rPr>
+          <w:lang w:val="gu_IN" w:bidi="gu_IN"/>
+        </w:rPr>
+      </w:r>
+    </w:p>
+    <w:p>
+      <w:pPr>
+        <w:pStyle w:val="Heading3"/>
+      </w:pPr>
+      <w:r>
+        <w:rPr>
+          <w:lang w:val="gu_IN" w:bidi="gu_IN"/>
+        </w:rPr>
+        <w:t>તથ્યો:</w:t>
+      </w:r>
+    </w:p>
+    <w:p>
+      <w:pPr/>
+      <w:r>
+        <w:rPr>
+          <w:lang w:val="gu_IN" w:bidi="gu_IN"/>
+        </w:rPr>
+      </w:r>
+      <w:r>
+        <w:rPr>
+          <w:lang w:val="gu_IN" w:bidi="gu_IN"/>
+        </w:rPr>
+        <w:t>ઉઝિઝયા 16 વર્ષની ઉંમરે યહૂદાહના રાજા બન્યા અને તેણે 52 વર્ષ રાજ્ય કર્યું, જે અસામાન્ય રીતે લાંબુ શાસન હતું.</w:t>
+        <w:br/>
+      </w:r>
+      <w:r>
+        <w:rPr>
+          <w:lang w:val="gu_IN" w:bidi="gu_IN"/>
+        </w:rPr>
+        <w:t>ઉઝિઝયાને "અઝાર્યા" તરીકે પણ ઓળખવામાં આવતો હતો.</w:t>
+      </w:r>
+    </w:p>
+    <w:p>
+      <w:pPr>
+        <w:pStyle w:val="ListBullet"/>
+        <w:spacing w:line="240" w:lineRule="auto"/>
+        <w:ind w:left="720"/>
+      </w:pPr>
+      <w:r>
+        <w:rPr>
+          <w:lang w:val="gu_IN" w:bidi="gu_IN"/>
+        </w:rPr>
+      </w:r>
+      <w:r>
+        <w:rPr>
+          <w:lang w:val="gu_IN" w:bidi="gu_IN"/>
+        </w:rPr>
+        <w:t>રાજા ઉઝિઝયા તેના સંગઠિત અને કુશળ લશ્કર માટે જાણીતા હતા.</w:t>
+        <w:br/>
+      </w:r>
+      <w:r>
+        <w:rPr>
+          <w:lang w:val="gu_IN" w:bidi="gu_IN"/>
+        </w:rPr>
+        <w:t>તેમણે શહેરના રક્ષણ માટે બુરજો બાંધ્યા હતા અને તેમણે યુદ્ધ માટે ખાસ રચાયેલ હથિયારો મૂક્યાં હતાં જ્યાંથી.તીર અને મોટા પત્થરો ફેંકી શકાય.</w:t>
+      </w:r>
+    </w:p>
+    <w:p>
+      <w:pPr>
+        <w:pStyle w:val="ListBullet"/>
+        <w:spacing w:line="240" w:lineRule="auto"/>
+        <w:ind w:left="720"/>
+      </w:pPr>
+      <w:r>
+        <w:rPr>
+          <w:lang w:val="gu_IN" w:bidi="gu_IN"/>
+        </w:rPr>
+      </w:r>
+      <w:r>
+        <w:rPr>
+          <w:lang w:val="gu_IN" w:bidi="gu_IN"/>
+        </w:rPr>
+        <w:t>જ્યાં સુધી ઉઝિઝયાએ પ્રભુની સેવા કરી ત્યાં સુધી તે સફળ થયા.</w:t>
+        <w:br/>
+      </w:r>
+      <w:r>
+        <w:rPr>
+          <w:lang w:val="gu_IN" w:bidi="gu_IN"/>
+        </w:rPr>
+        <w:t>તેના શાસનકાળના અંત સુધીમાં, તે ગર્વિષ્ઠ બન્યા અને તેમણે મંદિરમાં ધૂપ બાળીને ઈશ્વરની અવજ્ઞા કરી, જે ફક્ત યાજકને જ કરવાની પરવાનગી આપવામાં આવી હતી.</w:t>
+      </w:r>
+    </w:p>
+    <w:p>
+      <w:pPr>
+        <w:pStyle w:val="ListBullet"/>
+        <w:spacing w:line="240" w:lineRule="auto"/>
+        <w:ind w:left="720"/>
+      </w:pPr>
+      <w:r>
+        <w:rPr>
+          <w:lang w:val="gu_IN" w:bidi="gu_IN"/>
+        </w:rPr>
+      </w:r>
+      <w:r>
+        <w:rPr>
+          <w:lang w:val="gu_IN" w:bidi="gu_IN"/>
+        </w:rPr>
+        <w:t>આ પાપને લીધે, ઉઝિઝયાને કોઢ થઈ ગયો અને તેના શાસનકાળના અંત સુધી તેને બીજા લોકોથી અલગ રહેવું પડ્યું.</w:t>
+      </w:r>
+    </w:p>
+    <w:p>
+      <w:pPr/>
+      <w:r>
+        <w:rPr>
+          <w:lang w:val="gu_IN" w:bidi="gu_IN"/>
+        </w:rPr>
+      </w:r>
+      <w:r>
+        <w:rPr>
+          <w:lang w:val="gu_IN" w:bidi="gu_IN"/>
+        </w:rPr>
+        <w:t xml:space="preserve">(અનુવાદ માટેના સૂચનો: </w:t>
+      </w:r>
+      <w:r>
+        <w:rPr>
+          <w:lang w:val="gu_IN" w:bidi="gu_IN"/>
+        </w:rPr>
+        <w:t>નામોનો અનુવાદ કેવી રીતે કરવો</w:t>
+      </w:r>
+      <w:r>
+        <w:rPr>
+          <w:lang w:val="gu_IN" w:bidi="gu_IN"/>
+        </w:rPr>
+        <w:t>)</w:t>
+      </w:r>
+    </w:p>
+    <w:p>
+      <w:pPr/>
+      <w:r>
+        <w:rPr>
+          <w:lang w:val="gu_IN" w:bidi="gu_IN"/>
+        </w:rPr>
+      </w:r>
+      <w:r>
+        <w:rPr>
+          <w:lang w:val="gu_IN" w:bidi="gu_IN"/>
+        </w:rPr>
+        <w:t xml:space="preserve">(આ પણ જુઓ: </w:t>
+      </w:r>
+      <w:r>
+        <w:rPr>
+          <w:lang w:val="gu_IN" w:bidi="gu_IN"/>
+        </w:rPr>
+        <w:t>યહૂદાહ</w:t>
+      </w:r>
+      <w:r>
+        <w:rPr>
+          <w:lang w:val="gu_IN" w:bidi="gu_IN"/>
+        </w:rPr>
+        <w:t xml:space="preserve">, </w:t>
+      </w:r>
+      <w:r>
+        <w:rPr>
+          <w:lang w:val="gu_IN" w:bidi="gu_IN"/>
+        </w:rPr>
+        <w:t>રાજા</w:t>
+      </w:r>
+      <w:r>
+        <w:rPr>
+          <w:lang w:val="gu_IN" w:bidi="gu_IN"/>
+        </w:rPr>
+        <w:t>,</w:t>
+      </w:r>
+      <w:r>
+        <w:rPr>
+          <w:lang w:val="gu_IN" w:bidi="gu_IN"/>
+        </w:rPr>
+        <w:t>કોઢ</w:t>
+      </w:r>
+      <w:r>
+        <w:rPr>
+          <w:lang w:val="gu_IN" w:bidi="gu_IN"/>
+        </w:rPr>
+        <w:t xml:space="preserve">, </w:t>
+      </w:r>
+      <w:r>
+        <w:rPr>
+          <w:lang w:val="gu_IN" w:bidi="gu_IN"/>
+        </w:rPr>
+        <w:t>શાસન</w:t>
+      </w:r>
+      <w:r>
+        <w:rPr>
+          <w:lang w:val="gu_IN" w:bidi="gu_IN"/>
+        </w:rPr>
+        <w:t xml:space="preserve">, </w:t>
+      </w:r>
+      <w:r>
+        <w:rPr>
+          <w:lang w:val="gu_IN" w:bidi="gu_IN"/>
+        </w:rPr>
+        <w:t>બુરજ</w:t>
+      </w:r>
+      <w:r>
+        <w:rPr>
+          <w:lang w:val="gu_IN" w:bidi="gu_IN"/>
+        </w:rPr>
+        <w:t>)</w:t>
+      </w:r>
+    </w:p>
+    <w:p>
+      <w:pPr>
+        <w:pStyle w:val="Heading3"/>
+      </w:pPr>
+      <w:r>
+        <w:rPr>
+          <w:lang w:val="gu_IN" w:bidi="gu_IN"/>
+        </w:rPr>
+        <w:t>બાઇબલ સંદર્ભો##</w:t>
+      </w:r>
+    </w:p>
+    <w:p>
+      <w:pPr>
         <w:pStyle w:val="ListBullet"/>
         <w:spacing w:line="240" w:lineRule="auto"/>
         <w:ind w:left="720"/>
@@ -1339,12 +1443,108 @@
             <w:color w:val="0000EE"/>
             <w:u w:val="single"/>
           </w:rPr>
-          <w:t>માથ્થી 19:28</w:t>
+          <w:t>2 રાજાઓ 14:20–22</w:t>
         </w:r>
       </w:hyperlink>
     </w:p>
     <w:p>
       <w:pPr>
+        <w:pStyle w:val="ListBullet"/>
+        <w:spacing w:line="240" w:lineRule="auto"/>
+        <w:ind w:left="720"/>
+      </w:pPr>
+      <w:r>
+        <w:rPr>
+          <w:lang w:val="gu_IN" w:bidi="gu_IN"/>
+        </w:rPr>
+      </w:r>
+      <w:hyperlink r:id="rId28">
+        <w:r>
+          <w:rPr>
+            <w:lang w:val="gu_IN" w:bidi="gu_IN"/>
+          </w:rPr>
+          <w:rPr>
+            <w:color w:val="0000EE"/>
+            <w:u w:val="single"/>
+          </w:rPr>
+          <w:t>આમોસ 1:1–2</w:t>
+        </w:r>
+      </w:hyperlink>
+    </w:p>
+    <w:p>
+      <w:pPr>
+        <w:pStyle w:val="ListBullet"/>
+        <w:spacing w:line="240" w:lineRule="auto"/>
+        <w:ind w:left="720"/>
+      </w:pPr>
+      <w:r>
+        <w:rPr>
+          <w:lang w:val="gu_IN" w:bidi="gu_IN"/>
+        </w:rPr>
+      </w:r>
+      <w:hyperlink r:id="rId29">
+        <w:r>
+          <w:rPr>
+            <w:lang w:val="gu_IN" w:bidi="gu_IN"/>
+          </w:rPr>
+          <w:rPr>
+            <w:color w:val="0000EE"/>
+            <w:u w:val="single"/>
+          </w:rPr>
+          <w:t>હોશિયા 1:1–2</w:t>
+        </w:r>
+      </w:hyperlink>
+    </w:p>
+    <w:p>
+      <w:pPr>
+        <w:pStyle w:val="ListBullet"/>
+        <w:spacing w:line="240" w:lineRule="auto"/>
+        <w:ind w:left="720"/>
+      </w:pPr>
+      <w:r>
+        <w:rPr>
+          <w:lang w:val="gu_IN" w:bidi="gu_IN"/>
+        </w:rPr>
+      </w:r>
+      <w:hyperlink r:id="rId30">
+        <w:r>
+          <w:rPr>
+            <w:lang w:val="gu_IN" w:bidi="gu_IN"/>
+          </w:rPr>
+          <w:rPr>
+            <w:color w:val="0000EE"/>
+            <w:u w:val="single"/>
+          </w:rPr>
+          <w:t>યશાયાહ 6:1–2</w:t>
+        </w:r>
+      </w:hyperlink>
+    </w:p>
+    <w:p>
+      <w:pPr>
+        <w:pStyle w:val="ListBullet"/>
+        <w:spacing w:line="240" w:lineRule="auto"/>
+        <w:ind w:left="720"/>
+      </w:pPr>
+      <w:r>
+        <w:rPr>
+          <w:lang w:val="gu_IN" w:bidi="gu_IN"/>
+        </w:rPr>
+      </w:r>
+      <w:hyperlink r:id="rId31">
+        <w:r>
+          <w:rPr>
+            <w:lang w:val="gu_IN" w:bidi="gu_IN"/>
+          </w:rPr>
+          <w:rPr>
+            <w:color w:val="0000EE"/>
+            <w:u w:val="single"/>
+          </w:rPr>
+          <w:t>માથ્થી 1: 7–8</w:t>
+        </w:r>
+      </w:hyperlink>
+    </w:p>
+    <w:p>
+      <w:pPr>
         <w:pStyle w:val="Heading3"/>
       </w:pPr>
       <w:r>
@@ -1369,7 +1569,7108 @@
         <w:rPr>
           <w:lang w:val="gu_IN" w:bidi="gu_IN"/>
         </w:rPr>
-        <w:t>Strong's: H3478, H7626, H8147, G1427, G2474, G5443</w:t>
+        <w:t>Strong's: H5814, H5818, H5838, H5839</w:t>
+      </w:r>
+      <w:r>
+        <w:rPr>
+          <w:lang w:val="gu_IN" w:bidi="gu_IN"/>
+        </w:rPr>
+      </w:r>
+      <w:r>
+        <w:rPr>
+          <w:lang w:val="gu_IN" w:bidi="gu_IN"/>
+        </w:rPr>
+      </w:r>
+    </w:p>
+    <w:p>
+      <w:pPr/>
+      <w:r>
+        <w:rPr>
+          <w:lang w:val="gu_IN" w:bidi="gu_IN"/>
+        </w:rPr>
+      </w:r>
+    </w:p>
+    <w:p>
+      <w:pPr>
+        <w:pStyle w:val="Heading2"/>
+      </w:pPr>
+      <w:r>
+        <w:rPr>
+          <w:lang w:val="gu_IN" w:bidi="gu_IN"/>
+        </w:rPr>
+        <w:t>ઉઠાડવું, ઉઠાડે છે, ઉઠાડ્યા, ઊઠવું, ઊઠેલું, ઊઠવું, ઉઠ્યો</w:t>
+      </w:r>
+      <w:r>
+        <w:rPr>
+          <w:lang w:val="gu_IN" w:bidi="gu_IN"/>
+        </w:rPr>
+      </w:r>
+    </w:p>
+    <w:p>
+      <w:pPr>
+        <w:pStyle w:val="Heading3"/>
+      </w:pPr>
+      <w:r>
+        <w:rPr>
+          <w:lang w:val="gu_IN" w:bidi="gu_IN"/>
+        </w:rPr>
+        <w:t>વ્યાખ્યા:</w:t>
+      </w:r>
+    </w:p>
+    <w:p>
+      <w:pPr/>
+      <w:r>
+        <w:rPr>
+          <w:lang w:val="gu_IN" w:bidi="gu_IN"/>
+        </w:rPr>
+      </w:r>
+      <w:r>
+        <w:rPr>
+          <w:b/>
+          <w:lang w:val="gu_IN" w:bidi="gu_IN"/>
+        </w:rPr>
+        <w:t>ઉઠાડવું, ઉપર ઉઠાડવું</w:t>
+        <w:br/>
+      </w:r>
+      <w:r>
+        <w:rPr>
+          <w:lang w:val="gu_IN" w:bidi="gu_IN"/>
+        </w:rPr>
+        <w:t>સામાન્ય રીતે, “ઉઠાડવું” શબ્દનો અર્થ “ઉપર ઊચકવું” અથવા તો “ઊંચું કરવું” એવો થાય છે.</w:t>
+      </w:r>
+    </w:p>
+    <w:p>
+      <w:pPr>
+        <w:pStyle w:val="ListBullet"/>
+        <w:spacing w:line="240" w:lineRule="auto"/>
+        <w:ind w:left="720"/>
+      </w:pPr>
+      <w:r>
+        <w:rPr>
+          <w:lang w:val="gu_IN" w:bidi="gu_IN"/>
+        </w:rPr>
+      </w:r>
+      <w:r>
+        <w:rPr>
+          <w:lang w:val="gu_IN" w:bidi="gu_IN"/>
+        </w:rPr>
+        <w:t>પ્રતિકાત્મક શબ્દસમૂહ “ઉપર ઉઠાડવું” નો અર્થ કોઈક બાબત જીવંત થાય અથવા તો દ્રશ્યમાન થાય તેમ કરવું એવો થાય છે.</w:t>
+        <w:br/>
+      </w:r>
+      <w:r>
+        <w:rPr>
+          <w:lang w:val="gu_IN" w:bidi="gu_IN"/>
+        </w:rPr>
+        <w:t>તેનો અર્થ કોઈ વ્યક્તિને કશુંક કરવા નિયુક્ત કરવું એવો પણ થઈ શકે છે.</w:t>
+      </w:r>
+    </w:p>
+    <w:p>
+      <w:pPr>
+        <w:pStyle w:val="ListBullet"/>
+        <w:spacing w:line="240" w:lineRule="auto"/>
+        <w:ind w:left="720"/>
+      </w:pPr>
+      <w:r>
+        <w:rPr>
+          <w:lang w:val="gu_IN" w:bidi="gu_IN"/>
+        </w:rPr>
+      </w:r>
+      <w:r>
+        <w:rPr>
+          <w:lang w:val="gu_IN" w:bidi="gu_IN"/>
+        </w:rPr>
+        <w:t>કેટલીક વાર “ઉપર ઉઠાડવું” નો અર્થ “પુનઃસ્થાપતિ કરવું” અથવા તો “પુનઃનિર્માણ કરવું” એવો થાય છે.</w:t>
+      </w:r>
+    </w:p>
+    <w:p>
+      <w:pPr>
+        <w:pStyle w:val="ListBullet"/>
+        <w:spacing w:line="240" w:lineRule="auto"/>
+        <w:ind w:left="720"/>
+      </w:pPr>
+      <w:r>
+        <w:rPr>
+          <w:lang w:val="gu_IN" w:bidi="gu_IN"/>
+        </w:rPr>
+      </w:r>
+      <w:r>
+        <w:rPr>
+          <w:lang w:val="gu_IN" w:bidi="gu_IN"/>
+        </w:rPr>
+        <w:t>“મરેલાઓમાંથી ઉઠાડવું” શબ્દસમૂહમાં “ઉઠાડવું” નો ખાસ અર્થ રહેલો છે.</w:t>
+        <w:br/>
+      </w:r>
+      <w:r>
+        <w:rPr>
+          <w:lang w:val="gu_IN" w:bidi="gu_IN"/>
+        </w:rPr>
+        <w:t>તેનો અર્થ એક મૃત વ્યક્તિને ફરીથી જીવિત કરવી એવો થાય છે.</w:t>
+      </w:r>
+    </w:p>
+    <w:p>
+      <w:pPr>
+        <w:pStyle w:val="ListBullet"/>
+        <w:spacing w:line="240" w:lineRule="auto"/>
+        <w:ind w:left="720"/>
+      </w:pPr>
+      <w:r>
+        <w:rPr>
+          <w:lang w:val="gu_IN" w:bidi="gu_IN"/>
+        </w:rPr>
+      </w:r>
+      <w:r>
+        <w:rPr>
+          <w:lang w:val="gu_IN" w:bidi="gu_IN"/>
+        </w:rPr>
+        <w:t>કેટલીક વાર “ઉપર ઉઠાડવું” નો અર્થ કોઈ વ્યક્તિ કે બાબતને સન્માનિત કરવી એવો થાય છે.</w:t>
+        <w:br/>
+      </w:r>
+      <w:r>
+        <w:rPr>
+          <w:b/>
+          <w:lang w:val="gu_IN" w:bidi="gu_IN"/>
+        </w:rPr>
+        <w:t>ઊઠવું, બેઠા થવું</w:t>
+        <w:br/>
+      </w:r>
+      <w:r>
+        <w:rPr>
+          <w:lang w:val="gu_IN" w:bidi="gu_IN"/>
+        </w:rPr>
+        <w:t>“ઊઠવું” નો અર્થ “ઉપર જવું” અથવા તો “બેઠા થવું” એવો થાય છે.</w:t>
+        <w:br/>
+      </w:r>
+      <w:r>
+        <w:rPr>
+          <w:lang w:val="gu_IN" w:bidi="gu_IN"/>
+        </w:rPr>
+        <w:t>“ઉઠેલા” અને “ઉઠ્યા” શબ્દો ભૂતકાળની ક્રિયા દર્શાવે છે.</w:t>
+      </w:r>
+    </w:p>
+    <w:p>
+      <w:pPr>
+        <w:pStyle w:val="ListBullet"/>
+        <w:spacing w:line="240" w:lineRule="auto"/>
+        <w:ind w:left="720"/>
+      </w:pPr>
+      <w:r>
+        <w:rPr>
+          <w:lang w:val="gu_IN" w:bidi="gu_IN"/>
+        </w:rPr>
+      </w:r>
+      <w:r>
+        <w:rPr>
+          <w:lang w:val="gu_IN" w:bidi="gu_IN"/>
+        </w:rPr>
+        <w:t>જ્યારે કોઈ વ્યક્તિ ક્યાંક જવા ઊઠે છે ત્યારે, તેને કેટલીક વાર “તે ઉઠ્યો અને ગયો” એવી રીતે વ્યક્ત કરવામાં આવે છે.</w:t>
+      </w:r>
+    </w:p>
+    <w:p>
+      <w:pPr>
+        <w:pStyle w:val="ListBullet"/>
+        <w:spacing w:line="240" w:lineRule="auto"/>
+        <w:ind w:left="720"/>
+      </w:pPr>
+      <w:r>
+        <w:rPr>
+          <w:lang w:val="gu_IN" w:bidi="gu_IN"/>
+        </w:rPr>
+      </w:r>
+      <w:r>
+        <w:rPr>
+          <w:lang w:val="gu_IN" w:bidi="gu_IN"/>
+        </w:rPr>
+        <w:t>જો કોઈ બાબત “ઊઠે છે” તો તેનો અર્થ તે બાબત “થાય છે” અથવા તો “થવાની શરૂઆત થાય છે” એવો થાય છે.</w:t>
+      </w:r>
+    </w:p>
+    <w:p>
+      <w:pPr>
+        <w:pStyle w:val="ListBullet"/>
+        <w:spacing w:line="240" w:lineRule="auto"/>
+        <w:ind w:left="720"/>
+      </w:pPr>
+      <w:r>
+        <w:rPr>
+          <w:lang w:val="gu_IN" w:bidi="gu_IN"/>
+        </w:rPr>
+      </w:r>
+      <w:r>
+        <w:rPr>
+          <w:lang w:val="gu_IN" w:bidi="gu_IN"/>
+        </w:rPr>
+        <w:t>ઈસુએ ભવિષ્યવચન કરેલું કે તેઓ “મરેલાઓમાંથી ઉઠશે”.</w:t>
+        <w:br/>
+      </w:r>
+      <w:r>
+        <w:rPr>
+          <w:lang w:val="gu_IN" w:bidi="gu_IN"/>
+        </w:rPr>
+        <w:t>ઈસુના મરણના ત્રણ દિવસ બાદ, દૂતે કહ્યું હતું કે, “તેઓ ઉઠ્યા છે!”</w:t>
+      </w:r>
+    </w:p>
+    <w:p>
+      <w:pPr>
+        <w:pStyle w:val="Heading3"/>
+      </w:pPr>
+      <w:r>
+        <w:rPr>
+          <w:lang w:val="gu_IN" w:bidi="gu_IN"/>
+        </w:rPr>
+        <w:t>અનુવાદ માટેના સૂચનો:</w:t>
+      </w:r>
+    </w:p>
+    <w:p>
+      <w:pPr>
+        <w:pStyle w:val="ListBullet"/>
+        <w:spacing w:line="240" w:lineRule="auto"/>
+        <w:ind w:left="720"/>
+      </w:pPr>
+      <w:r>
+        <w:rPr>
+          <w:lang w:val="gu_IN" w:bidi="gu_IN"/>
+        </w:rPr>
+      </w:r>
+      <w:r>
+        <w:rPr>
+          <w:lang w:val="gu_IN" w:bidi="gu_IN"/>
+        </w:rPr>
+        <w:t>“ઊઠવું” અથવા તો “ઉપર ઊઠવું” શબ્દોનો અનુવાદ “ઉપર ઉઠાવવું” અથવા તો “ઊંચું કરવું” તરીકે કરી શકાય.</w:t>
+      </w:r>
+    </w:p>
+    <w:p>
+      <w:pPr>
+        <w:pStyle w:val="ListBullet"/>
+        <w:spacing w:line="240" w:lineRule="auto"/>
+        <w:ind w:left="720"/>
+      </w:pPr>
+      <w:r>
+        <w:rPr>
+          <w:lang w:val="gu_IN" w:bidi="gu_IN"/>
+        </w:rPr>
+      </w:r>
+      <w:r>
+        <w:rPr>
+          <w:lang w:val="gu_IN" w:bidi="gu_IN"/>
+        </w:rPr>
+        <w:t>“ઊંચું કરવું” નો અનુવાદ “દ્રશ્યમાન થાય તેવું કરવું” અથવા તો “નિયુક્ત કરવું” અથવા તો “અસ્તિત્વમાં લાવવું” તરીકે પણ થઈ શકે.</w:t>
+      </w:r>
+    </w:p>
+    <w:p>
+      <w:pPr>
+        <w:pStyle w:val="ListBullet"/>
+        <w:spacing w:line="240" w:lineRule="auto"/>
+        <w:ind w:left="720"/>
+      </w:pPr>
+      <w:r>
+        <w:rPr>
+          <w:lang w:val="gu_IN" w:bidi="gu_IN"/>
+        </w:rPr>
+      </w:r>
+      <w:r>
+        <w:rPr>
+          <w:lang w:val="gu_IN" w:bidi="gu_IN"/>
+        </w:rPr>
+        <w:t>“તમારા શત્રુઓનું બળ વધારવું” નો અનુવાદ “તમારા શત્રુઓ બળવાન થાય તેવું કરવું” તે રીતે કરી શકાય.</w:t>
+      </w:r>
+    </w:p>
+    <w:p>
+      <w:pPr>
+        <w:pStyle w:val="ListBullet"/>
+        <w:spacing w:line="240" w:lineRule="auto"/>
+        <w:ind w:left="720"/>
+      </w:pPr>
+      <w:r>
+        <w:rPr>
+          <w:lang w:val="gu_IN" w:bidi="gu_IN"/>
+        </w:rPr>
+      </w:r>
+      <w:r>
+        <w:rPr>
+          <w:lang w:val="gu_IN" w:bidi="gu_IN"/>
+        </w:rPr>
+        <w:t>“કોઈ વ્યક્તિને મરેલાઓમાંથી ઉઠાડવું” શબ્દસમૂહનો અનુવાદ “કોઈ વ્યક્તિ મરણમાંથી જીવનમાં પાછી ફરે તેવું કરવું” અથવા તો “કોઈ વ્યક્તિ જીવનમાં પાછી આવે તેવું કરવું” તે રીતે કરી શકાય.</w:t>
+      </w:r>
+    </w:p>
+    <w:p>
+      <w:pPr>
+        <w:pStyle w:val="ListBullet"/>
+        <w:spacing w:line="240" w:lineRule="auto"/>
+        <w:ind w:left="720"/>
+      </w:pPr>
+      <w:r>
+        <w:rPr>
+          <w:lang w:val="gu_IN" w:bidi="gu_IN"/>
+        </w:rPr>
+      </w:r>
+      <w:r>
+        <w:rPr>
+          <w:lang w:val="gu_IN" w:bidi="gu_IN"/>
+        </w:rPr>
+        <w:t>સંદર્ભ અનુસાર, “ઉપર ઉઠાડવું” નો અનુવાદ “પૂરું પાડવું” અથવા તો “નિયુક્ત કરવું” અથવા તો “કશું મળે તેવું કરવું” અથવા તો “બાંધવું” અથવા તો “પુનઃનિર્માણ કરવું” અથવા તો “સમારવું” તરીકે પણ થઈ શકે.</w:t>
+      </w:r>
+    </w:p>
+    <w:p>
+      <w:pPr>
+        <w:pStyle w:val="ListBullet"/>
+        <w:spacing w:line="240" w:lineRule="auto"/>
+        <w:ind w:left="720"/>
+      </w:pPr>
+      <w:r>
+        <w:rPr>
+          <w:lang w:val="gu_IN" w:bidi="gu_IN"/>
+        </w:rPr>
+      </w:r>
+      <w:r>
+        <w:rPr>
+          <w:lang w:val="gu_IN" w:bidi="gu_IN"/>
+        </w:rPr>
+        <w:t>“ઉઠ્યો અને ગયો” શબ્દસમૂહનો અનુવાદ “ઊભો થયો અને ગયો” અથવા તો “ગયો” તરીકે કરી શકાય.</w:t>
+      </w:r>
+    </w:p>
+    <w:p>
+      <w:pPr>
+        <w:pStyle w:val="ListBullet"/>
+        <w:spacing w:line="240" w:lineRule="auto"/>
+        <w:ind w:left="720"/>
+      </w:pPr>
+      <w:r>
+        <w:rPr>
+          <w:lang w:val="gu_IN" w:bidi="gu_IN"/>
+        </w:rPr>
+      </w:r>
+      <w:r>
+        <w:rPr>
+          <w:lang w:val="gu_IN" w:bidi="gu_IN"/>
+        </w:rPr>
+        <w:t>સંદર્ભ અનુસાર, “ઉઠ્યો” નો અનુવાદ “શરૂ કર્યું” અથવા તો “શરૂઆત કરી” અથવા તો “ઉઠ્યો” અથવા તો “ઊભો થયો” તરીકે પણ કરી શકાય.</w:t>
+      </w:r>
+    </w:p>
+    <w:p>
+      <w:pPr/>
+      <w:r>
+        <w:rPr>
+          <w:lang w:val="gu_IN" w:bidi="gu_IN"/>
+        </w:rPr>
+      </w:r>
+      <w:r>
+        <w:rPr>
+          <w:lang w:val="gu_IN" w:bidi="gu_IN"/>
+        </w:rPr>
+        <w:t xml:space="preserve">(આ પણ જૂઓ: </w:t>
+      </w:r>
+      <w:r>
+        <w:rPr>
+          <w:lang w:val="gu_IN" w:bidi="gu_IN"/>
+        </w:rPr>
+        <w:t>જીવનોત્થાન</w:t>
+      </w:r>
+      <w:r>
+        <w:rPr>
+          <w:lang w:val="gu_IN" w:bidi="gu_IN"/>
+        </w:rPr>
+        <w:t xml:space="preserve">, </w:t>
+      </w:r>
+      <w:r>
+        <w:rPr>
+          <w:lang w:val="gu_IN" w:bidi="gu_IN"/>
+        </w:rPr>
+        <w:t>નિયુક્ત કરવું</w:t>
+      </w:r>
+      <w:r>
+        <w:rPr>
+          <w:lang w:val="gu_IN" w:bidi="gu_IN"/>
+        </w:rPr>
+        <w:t xml:space="preserve">, </w:t>
+      </w:r>
+      <w:r>
+        <w:rPr>
+          <w:lang w:val="gu_IN" w:bidi="gu_IN"/>
+        </w:rPr>
+        <w:t>સન્માનિત કરવું</w:t>
+      </w:r>
+      <w:r>
+        <w:rPr>
+          <w:lang w:val="gu_IN" w:bidi="gu_IN"/>
+        </w:rPr>
+        <w:t>)</w:t>
+      </w:r>
+    </w:p>
+    <w:p>
+      <w:pPr>
+        <w:pStyle w:val="Heading3"/>
+      </w:pPr>
+      <w:r>
+        <w:rPr>
+          <w:lang w:val="gu_IN" w:bidi="gu_IN"/>
+        </w:rPr>
+        <w:t>બાઇબલના સંદર્ભો:</w:t>
+      </w:r>
+    </w:p>
+    <w:p>
+      <w:pPr>
+        <w:pStyle w:val="ListBullet"/>
+        <w:spacing w:line="240" w:lineRule="auto"/>
+        <w:ind w:left="720"/>
+      </w:pPr>
+      <w:r>
+        <w:rPr>
+          <w:lang w:val="gu_IN" w:bidi="gu_IN"/>
+        </w:rPr>
+      </w:r>
+      <w:hyperlink r:id="rId32">
+        <w:r>
+          <w:rPr>
+            <w:lang w:val="gu_IN" w:bidi="gu_IN"/>
+          </w:rPr>
+          <w:rPr>
+            <w:color w:val="0000EE"/>
+            <w:u w:val="single"/>
+          </w:rPr>
+          <w:t>2 કાળવૃતાંત 6:40–42</w:t>
+        </w:r>
+      </w:hyperlink>
+    </w:p>
+    <w:p>
+      <w:pPr>
+        <w:pStyle w:val="ListBullet"/>
+        <w:spacing w:line="240" w:lineRule="auto"/>
+        <w:ind w:left="720"/>
+      </w:pPr>
+      <w:r>
+        <w:rPr>
+          <w:lang w:val="gu_IN" w:bidi="gu_IN"/>
+        </w:rPr>
+      </w:r>
+      <w:hyperlink r:id="rId33">
+        <w:r>
+          <w:rPr>
+            <w:lang w:val="gu_IN" w:bidi="gu_IN"/>
+          </w:rPr>
+          <w:rPr>
+            <w:color w:val="0000EE"/>
+            <w:u w:val="single"/>
+          </w:rPr>
+          <w:t>2 શમુએલ 7:12–14</w:t>
+        </w:r>
+      </w:hyperlink>
+    </w:p>
+    <w:p>
+      <w:pPr>
+        <w:pStyle w:val="ListBullet"/>
+        <w:spacing w:line="240" w:lineRule="auto"/>
+        <w:ind w:left="720"/>
+      </w:pPr>
+      <w:r>
+        <w:rPr>
+          <w:lang w:val="gu_IN" w:bidi="gu_IN"/>
+        </w:rPr>
+      </w:r>
+      <w:hyperlink r:id="rId34">
+        <w:r>
+          <w:rPr>
+            <w:lang w:val="gu_IN" w:bidi="gu_IN"/>
+          </w:rPr>
+          <w:rPr>
+            <w:color w:val="0000EE"/>
+            <w:u w:val="single"/>
+          </w:rPr>
+          <w:t>પ્રેરિતોના કૃત્યો 10:39–41</w:t>
+        </w:r>
+      </w:hyperlink>
+    </w:p>
+    <w:p>
+      <w:pPr>
+        <w:pStyle w:val="ListBullet"/>
+        <w:spacing w:line="240" w:lineRule="auto"/>
+        <w:ind w:left="720"/>
+      </w:pPr>
+      <w:r>
+        <w:rPr>
+          <w:lang w:val="gu_IN" w:bidi="gu_IN"/>
+        </w:rPr>
+      </w:r>
+      <w:hyperlink r:id="rId35">
+        <w:r>
+          <w:rPr>
+            <w:lang w:val="gu_IN" w:bidi="gu_IN"/>
+          </w:rPr>
+          <w:rPr>
+            <w:color w:val="0000EE"/>
+            <w:u w:val="single"/>
+          </w:rPr>
+          <w:t>ક્લોસ્સી 3:1–4</w:t>
+        </w:r>
+      </w:hyperlink>
+    </w:p>
+    <w:p>
+      <w:pPr>
+        <w:pStyle w:val="ListBullet"/>
+        <w:spacing w:line="240" w:lineRule="auto"/>
+        <w:ind w:left="720"/>
+      </w:pPr>
+      <w:r>
+        <w:rPr>
+          <w:lang w:val="gu_IN" w:bidi="gu_IN"/>
+        </w:rPr>
+      </w:r>
+      <w:hyperlink r:id="rId36">
+        <w:r>
+          <w:rPr>
+            <w:lang w:val="gu_IN" w:bidi="gu_IN"/>
+          </w:rPr>
+          <w:rPr>
+            <w:color w:val="0000EE"/>
+            <w:u w:val="single"/>
+          </w:rPr>
+          <w:t>પુનર્નિયમ 13:1–3</w:t>
+        </w:r>
+      </w:hyperlink>
+    </w:p>
+    <w:p>
+      <w:pPr>
+        <w:pStyle w:val="ListBullet"/>
+        <w:spacing w:line="240" w:lineRule="auto"/>
+        <w:ind w:left="720"/>
+      </w:pPr>
+      <w:r>
+        <w:rPr>
+          <w:lang w:val="gu_IN" w:bidi="gu_IN"/>
+        </w:rPr>
+      </w:r>
+      <w:hyperlink r:id="rId37">
+        <w:r>
+          <w:rPr>
+            <w:lang w:val="gu_IN" w:bidi="gu_IN"/>
+          </w:rPr>
+          <w:rPr>
+            <w:color w:val="0000EE"/>
+            <w:u w:val="single"/>
+          </w:rPr>
+          <w:t>યર્મિયા 6:1–3</w:t>
+        </w:r>
+      </w:hyperlink>
+    </w:p>
+    <w:p>
+      <w:pPr>
+        <w:pStyle w:val="ListBullet"/>
+        <w:spacing w:line="240" w:lineRule="auto"/>
+        <w:ind w:left="720"/>
+      </w:pPr>
+      <w:r>
+        <w:rPr>
+          <w:lang w:val="gu_IN" w:bidi="gu_IN"/>
+        </w:rPr>
+      </w:r>
+      <w:hyperlink r:id="rId38">
+        <w:r>
+          <w:rPr>
+            <w:lang w:val="gu_IN" w:bidi="gu_IN"/>
+          </w:rPr>
+          <w:rPr>
+            <w:color w:val="0000EE"/>
+            <w:u w:val="single"/>
+          </w:rPr>
+          <w:t>ન્યાયાધીશો 2:18–19</w:t>
+        </w:r>
+      </w:hyperlink>
+    </w:p>
+    <w:p>
+      <w:pPr>
+        <w:pStyle w:val="ListBullet"/>
+        <w:spacing w:line="240" w:lineRule="auto"/>
+        <w:ind w:left="720"/>
+      </w:pPr>
+      <w:r>
+        <w:rPr>
+          <w:lang w:val="gu_IN" w:bidi="gu_IN"/>
+        </w:rPr>
+      </w:r>
+      <w:hyperlink r:id="rId39">
+        <w:r>
+          <w:rPr>
+            <w:lang w:val="gu_IN" w:bidi="gu_IN"/>
+          </w:rPr>
+          <w:rPr>
+            <w:color w:val="0000EE"/>
+            <w:u w:val="single"/>
+          </w:rPr>
+          <w:t>લૂક 7:21–23</w:t>
+        </w:r>
+      </w:hyperlink>
+    </w:p>
+    <w:p>
+      <w:pPr>
+        <w:pStyle w:val="ListBullet"/>
+        <w:spacing w:line="240" w:lineRule="auto"/>
+        <w:ind w:left="720"/>
+      </w:pPr>
+      <w:r>
+        <w:rPr>
+          <w:lang w:val="gu_IN" w:bidi="gu_IN"/>
+        </w:rPr>
+      </w:r>
+      <w:hyperlink r:id="rId40">
+        <w:r>
+          <w:rPr>
+            <w:lang w:val="gu_IN" w:bidi="gu_IN"/>
+          </w:rPr>
+          <w:rPr>
+            <w:color w:val="0000EE"/>
+            <w:u w:val="single"/>
+          </w:rPr>
+          <w:t>માથ્થી 20:17–19</w:t>
+        </w:r>
+      </w:hyperlink>
+    </w:p>
+    <w:p>
+      <w:pPr>
+        <w:pStyle w:val="Heading3"/>
+      </w:pPr>
+      <w:r>
+        <w:rPr>
+          <w:lang w:val="gu_IN" w:bidi="gu_IN"/>
+        </w:rPr>
+        <w:t>બાઇબલ વાર્તાઓમાંથી ઉદાહરણો:</w:t>
+      </w:r>
+    </w:p>
+    <w:p>
+      <w:pPr>
+        <w:pStyle w:val="ListBullet"/>
+        <w:spacing w:line="240" w:lineRule="auto"/>
+        <w:ind w:left="720"/>
+      </w:pPr>
+      <w:r>
+        <w:rPr>
+          <w:lang w:val="gu_IN" w:bidi="gu_IN"/>
+        </w:rPr>
+      </w:r>
+      <w:r>
+        <w:rPr>
+          <w:b/>
+          <w:lang w:val="gu_IN" w:bidi="gu_IN"/>
+        </w:rPr>
+        <w:t>21:14</w:t>
+      </w:r>
+      <w:r>
+        <w:rPr>
+          <w:lang w:val="gu_IN" w:bidi="gu_IN"/>
+        </w:rPr>
+        <w:t xml:space="preserve"> પ્રબોધકોએ ભવિષ્યવચન કહ્યું કે મસીહા મરણ પામશે અને ઈશ્વર તેઓને મરેલાઓમાંથી </w:t>
+      </w:r>
+      <w:r>
+        <w:rPr>
+          <w:b/>
+          <w:lang w:val="gu_IN" w:bidi="gu_IN"/>
+        </w:rPr>
+        <w:t>ઉઠાડશે</w:t>
+      </w:r>
+      <w:r>
+        <w:rPr>
+          <w:lang w:val="gu_IN" w:bidi="gu_IN"/>
+        </w:rPr>
+        <w:t>.</w:t>
+      </w:r>
+    </w:p>
+    <w:p>
+      <w:pPr>
+        <w:pStyle w:val="ListBullet"/>
+        <w:spacing w:line="240" w:lineRule="auto"/>
+        <w:ind w:left="720"/>
+      </w:pPr>
+      <w:r>
+        <w:rPr>
+          <w:lang w:val="gu_IN" w:bidi="gu_IN"/>
+        </w:rPr>
+      </w:r>
+      <w:r>
+        <w:rPr>
+          <w:b/>
+          <w:lang w:val="gu_IN" w:bidi="gu_IN"/>
+        </w:rPr>
+        <w:t>41:5</w:t>
+      </w:r>
+      <w:r>
+        <w:rPr>
+          <w:lang w:val="gu_IN" w:bidi="gu_IN"/>
+        </w:rPr>
+        <w:t xml:space="preserve"> “ઈસુ અહીં નથી. જેમ તેઓએ કહ્યું હતું તેમ, તેઓ મરેલાઓમાંથી </w:t>
+      </w:r>
+      <w:r>
+        <w:rPr>
+          <w:b/>
+          <w:lang w:val="gu_IN" w:bidi="gu_IN"/>
+        </w:rPr>
+        <w:t>ઉઠ્યા</w:t>
+      </w:r>
+      <w:r>
+        <w:rPr>
+          <w:lang w:val="gu_IN" w:bidi="gu_IN"/>
+        </w:rPr>
+        <w:t xml:space="preserve"> છે!”</w:t>
+      </w:r>
+    </w:p>
+    <w:p>
+      <w:pPr>
+        <w:pStyle w:val="ListBullet"/>
+        <w:spacing w:line="240" w:lineRule="auto"/>
+        <w:ind w:left="720"/>
+      </w:pPr>
+      <w:r>
+        <w:rPr>
+          <w:lang w:val="gu_IN" w:bidi="gu_IN"/>
+        </w:rPr>
+      </w:r>
+      <w:r>
+        <w:rPr>
+          <w:b/>
+          <w:lang w:val="gu_IN" w:bidi="gu_IN"/>
+        </w:rPr>
+        <w:t>43:7</w:t>
+      </w:r>
+      <w:r>
+        <w:rPr>
+          <w:lang w:val="gu_IN" w:bidi="gu_IN"/>
+        </w:rPr>
+        <w:t xml:space="preserve"> “જોકે ઈસુ મૃત્યુ પામ્યા તો પણ, ઈશ્વરે તેઓને મરેલાઓમાંથી </w:t>
+      </w:r>
+      <w:r>
+        <w:rPr>
+          <w:b/>
+          <w:lang w:val="gu_IN" w:bidi="gu_IN"/>
+        </w:rPr>
+        <w:t>ઉઠાડ્યા.</w:t>
+      </w:r>
+      <w:r>
+        <w:rPr>
+          <w:lang w:val="gu_IN" w:bidi="gu_IN"/>
+        </w:rPr>
+        <w:t xml:space="preserve"> આ બાબત તે પ્રબોધવાણીને પરિપૂર્ણ કરે છે જે કહે છે કે, ‘તમે તમારા પવિત્ર વ્યક્તિને કબરમાં સડવા નહીં દો’. અમે તે હકીકતના સાક્ષીઓ છીએ કે ઈશ્વરે ઈસુને જીવનમાં </w:t>
+      </w:r>
+      <w:r>
+        <w:rPr>
+          <w:b/>
+          <w:lang w:val="gu_IN" w:bidi="gu_IN"/>
+        </w:rPr>
+        <w:t>ઉઠાડ્યા.”</w:t>
+      </w:r>
+    </w:p>
+    <w:p>
+      <w:pPr>
+        <w:pStyle w:val="ListBullet"/>
+        <w:spacing w:line="240" w:lineRule="auto"/>
+        <w:ind w:left="720"/>
+      </w:pPr>
+      <w:r>
+        <w:rPr>
+          <w:lang w:val="gu_IN" w:bidi="gu_IN"/>
+        </w:rPr>
+      </w:r>
+      <w:r>
+        <w:rPr>
+          <w:b/>
+          <w:lang w:val="gu_IN" w:bidi="gu_IN"/>
+        </w:rPr>
+        <w:t>44:5</w:t>
+      </w:r>
+      <w:r>
+        <w:rPr>
+          <w:lang w:val="gu_IN" w:bidi="gu_IN"/>
+        </w:rPr>
+        <w:t xml:space="preserve"> “તમે જીવનના માલિકની હત્યા કરી, પણ ઈશ્વરે તેઓને મરેલાઓમાંથી </w:t>
+      </w:r>
+      <w:r>
+        <w:rPr>
+          <w:b/>
+          <w:lang w:val="gu_IN" w:bidi="gu_IN"/>
+        </w:rPr>
+        <w:t>ઉઠાડ્યા.”</w:t>
+      </w:r>
+    </w:p>
+    <w:p>
+      <w:pPr>
+        <w:pStyle w:val="ListBullet"/>
+        <w:spacing w:line="240" w:lineRule="auto"/>
+        <w:ind w:left="720"/>
+      </w:pPr>
+      <w:r>
+        <w:rPr>
+          <w:lang w:val="gu_IN" w:bidi="gu_IN"/>
+        </w:rPr>
+      </w:r>
+      <w:r>
+        <w:rPr>
+          <w:b/>
+          <w:lang w:val="gu_IN" w:bidi="gu_IN"/>
+        </w:rPr>
+        <w:t>44:8</w:t>
+      </w:r>
+      <w:r>
+        <w:rPr>
+          <w:lang w:val="gu_IN" w:bidi="gu_IN"/>
+        </w:rPr>
+        <w:t xml:space="preserve"> પિતરે તેઓને જવાબ આપ્યો, “આ માણસ તમારી સમક્ષ ઈસુ મસીહાના સામર્થથી સાજો થઈને ઊભો છે. તમે ઈસુને વધસ્થંભે જડાવ્યા, પણ ઈશ્વરે તેમને જીવનમાં </w:t>
+      </w:r>
+      <w:r>
+        <w:rPr>
+          <w:b/>
+          <w:lang w:val="gu_IN" w:bidi="gu_IN"/>
+        </w:rPr>
+        <w:t>ઉઠાડ્યા!”</w:t>
+      </w:r>
+    </w:p>
+    <w:p>
+      <w:pPr>
+        <w:pStyle w:val="ListBullet"/>
+        <w:spacing w:line="240" w:lineRule="auto"/>
+        <w:ind w:left="720"/>
+      </w:pPr>
+      <w:r>
+        <w:rPr>
+          <w:lang w:val="gu_IN" w:bidi="gu_IN"/>
+        </w:rPr>
+      </w:r>
+      <w:r>
+        <w:rPr>
+          <w:b/>
+          <w:lang w:val="gu_IN" w:bidi="gu_IN"/>
+        </w:rPr>
+        <w:t>48:4</w:t>
+      </w:r>
+      <w:r>
+        <w:rPr>
+          <w:lang w:val="gu_IN" w:bidi="gu_IN"/>
+        </w:rPr>
+        <w:t xml:space="preserve"> તેઓ અર્થ એ થયો કે શેતાન મસીહને મારશે, પણ ઈશ્વર તેઓને જીવનમાં </w:t>
+      </w:r>
+      <w:r>
+        <w:rPr>
+          <w:b/>
+          <w:lang w:val="gu_IN" w:bidi="gu_IN"/>
+        </w:rPr>
+        <w:t>ઉઠાડશે</w:t>
+      </w:r>
+      <w:r>
+        <w:rPr>
+          <w:lang w:val="gu_IN" w:bidi="gu_IN"/>
+        </w:rPr>
+        <w:t xml:space="preserve"> અને પછી મસીહા શેતાનના સામર્થને સદાકાળને માટે કચડી નાખશે.</w:t>
+      </w:r>
+    </w:p>
+    <w:p>
+      <w:pPr>
+        <w:pStyle w:val="ListBullet"/>
+        <w:spacing w:line="240" w:lineRule="auto"/>
+        <w:ind w:left="720"/>
+      </w:pPr>
+      <w:r>
+        <w:rPr>
+          <w:lang w:val="gu_IN" w:bidi="gu_IN"/>
+        </w:rPr>
+      </w:r>
+      <w:r>
+        <w:rPr>
+          <w:b/>
+          <w:lang w:val="gu_IN" w:bidi="gu_IN"/>
+        </w:rPr>
+        <w:t>49:2</w:t>
+      </w:r>
+      <w:r>
+        <w:rPr>
+          <w:lang w:val="gu_IN" w:bidi="gu_IN"/>
+        </w:rPr>
+        <w:t xml:space="preserve"> તેઓ (ઈસુ) પાણી પર ચાલ્યા, તોફાનોને શાંત કર્યા, ઘણા બીમારોને સાજા કર્યા, દુષ્ટાત્માઓને કાઢ્યા, મરેલાઓને જીવનમાં </w:t>
+      </w:r>
+      <w:r>
+        <w:rPr>
+          <w:b/>
+          <w:lang w:val="gu_IN" w:bidi="gu_IN"/>
+        </w:rPr>
+        <w:t>ઉઠાડ્યા</w:t>
+      </w:r>
+      <w:r>
+        <w:rPr>
+          <w:lang w:val="gu_IN" w:bidi="gu_IN"/>
+        </w:rPr>
+        <w:t xml:space="preserve"> અને પાંચ રોટલી તથા બે નાની માછલીઓને 5000 લોકો માટે પૂરતો ખોરાક બનાવી નાખ્યા.</w:t>
+      </w:r>
+    </w:p>
+    <w:p>
+      <w:pPr>
+        <w:pStyle w:val="ListBullet"/>
+        <w:spacing w:line="240" w:lineRule="auto"/>
+        <w:ind w:left="720"/>
+      </w:pPr>
+      <w:r>
+        <w:rPr>
+          <w:lang w:val="gu_IN" w:bidi="gu_IN"/>
+        </w:rPr>
+      </w:r>
+      <w:r>
+        <w:rPr>
+          <w:b/>
+          <w:lang w:val="gu_IN" w:bidi="gu_IN"/>
+        </w:rPr>
+        <w:t>49:12</w:t>
+      </w:r>
+      <w:r>
+        <w:rPr>
+          <w:lang w:val="gu_IN" w:bidi="gu_IN"/>
+        </w:rPr>
+        <w:t xml:space="preserve"> તમારે વિશ્વાસ કરવો જ જોઈએ કે ઈસુ ઈશ્વરના પુત્ર છે, તેઓ તમારે બદલે વધસ્તંભ પર મરણ પામ્યા અને ઈશ્વરે તેમને પાછા જીવનમાં </w:t>
+      </w:r>
+      <w:r>
+        <w:rPr>
+          <w:b/>
+          <w:lang w:val="gu_IN" w:bidi="gu_IN"/>
+        </w:rPr>
+        <w:t>ઉઠાડ્યા.</w:t>
+      </w:r>
+    </w:p>
+    <w:p>
+      <w:pPr>
+        <w:pStyle w:val="Heading3"/>
+      </w:pPr>
+      <w:r>
+        <w:rPr>
+          <w:lang w:val="gu_IN" w:bidi="gu_IN"/>
+        </w:rPr>
+        <w:t>શબ્દ માહિતી:</w:t>
+      </w:r>
+    </w:p>
+    <w:p>
+      <w:pPr>
+        <w:pStyle w:val="ListBullet"/>
+        <w:spacing w:line="240" w:lineRule="auto"/>
+        <w:ind w:left="720"/>
+      </w:pPr>
+      <w:r>
+        <w:rPr>
+          <w:lang w:val="gu_IN" w:bidi="gu_IN"/>
+        </w:rPr>
+      </w:r>
+      <w:r>
+        <w:rPr>
+          <w:lang w:val="gu_IN" w:bidi="gu_IN"/>
+        </w:rPr>
+        <w:t>Strong's: H2210, H2224, H5549, H5782, H5927, H5975, H6209, H6965, H6966, H6974, H7613, H7721, G305, G386, G393, G450, G1096, G1326, G1453, G1525, G1817, G1825, G1892, G1999, G4891</w:t>
+      </w:r>
+      <w:r>
+        <w:rPr>
+          <w:lang w:val="gu_IN" w:bidi="gu_IN"/>
+        </w:rPr>
+      </w:r>
+      <w:r>
+        <w:rPr>
+          <w:lang w:val="gu_IN" w:bidi="gu_IN"/>
+        </w:rPr>
+      </w:r>
+    </w:p>
+    <w:p>
+      <w:pPr/>
+      <w:r>
+        <w:rPr>
+          <w:lang w:val="gu_IN" w:bidi="gu_IN"/>
+        </w:rPr>
+      </w:r>
+    </w:p>
+    <w:p>
+      <w:pPr>
+        <w:pStyle w:val="Heading2"/>
+      </w:pPr>
+      <w:r>
+        <w:rPr>
+          <w:lang w:val="gu_IN" w:bidi="gu_IN"/>
+        </w:rPr>
+        <w:t>ઉત્તેજન, પ્રોત્સાહન, બોધ આપવો</w:t>
+      </w:r>
+      <w:r>
+        <w:rPr>
+          <w:lang w:val="gu_IN" w:bidi="gu_IN"/>
+        </w:rPr>
+      </w:r>
+    </w:p>
+    <w:p>
+      <w:pPr>
+        <w:pStyle w:val="Heading3"/>
+      </w:pPr>
+      <w:r>
+        <w:rPr>
+          <w:lang w:val="gu_IN" w:bidi="gu_IN"/>
+        </w:rPr>
+        <w:t>વ્યાખ્યા:</w:t>
+      </w:r>
+    </w:p>
+    <w:p>
+      <w:pPr/>
+      <w:r>
+        <w:rPr>
+          <w:lang w:val="gu_IN" w:bidi="gu_IN"/>
+        </w:rPr>
+      </w:r>
+      <w:r>
+        <w:rPr>
+          <w:lang w:val="gu_IN" w:bidi="gu_IN"/>
+        </w:rPr>
+        <w:t>“બોધ” શબ્દનો અર્થ, જે યોગ્ય છે તે કરવા માટે સખત રીતે કોઈને પ્રોત્સાહિત કરવું અને અરજ કરવી. આવા પ્રોત્સાહનને “બોધ આપવો” કહેવામાં આવે છે.</w:t>
+      </w:r>
+    </w:p>
+    <w:p>
+      <w:pPr>
+        <w:pStyle w:val="ListBullet"/>
+        <w:spacing w:line="240" w:lineRule="auto"/>
+        <w:ind w:left="720"/>
+      </w:pPr>
+      <w:r>
+        <w:rPr>
+          <w:lang w:val="gu_IN" w:bidi="gu_IN"/>
+        </w:rPr>
+      </w:r>
+      <w:r>
+        <w:rPr>
+          <w:lang w:val="gu_IN" w:bidi="gu_IN"/>
+        </w:rPr>
+        <w:t>પ્રોત્સાહનનો હેતુ પાપને ટાળવા, અને ઈશ્વરની ઈચ્છાને અનુસરવા માટે બીજા લોકોને સમજાવવાનો છે.</w:t>
+      </w:r>
+    </w:p>
+    <w:p>
+      <w:pPr>
+        <w:pStyle w:val="ListBullet"/>
+        <w:spacing w:line="240" w:lineRule="auto"/>
+        <w:ind w:left="720"/>
+      </w:pPr>
+      <w:r>
+        <w:rPr>
+          <w:lang w:val="gu_IN" w:bidi="gu_IN"/>
+        </w:rPr>
+      </w:r>
+      <w:r>
+        <w:rPr>
+          <w:lang w:val="gu_IN" w:bidi="gu_IN"/>
+        </w:rPr>
+        <w:t>નવો કરાર ખ્રિસ્તીઓને શીખવે છે કે કઠોરતાથી અથવા તોછડી રીતે નહિ, પણ પ્રેમથી દરેકે એકબીજાને બોધ આપવો.</w:t>
+      </w:r>
+    </w:p>
+    <w:p>
+      <w:pPr>
+        <w:pStyle w:val="Heading3"/>
+      </w:pPr>
+      <w:r>
+        <w:rPr>
+          <w:lang w:val="gu_IN" w:bidi="gu_IN"/>
+        </w:rPr>
+        <w:t>ભાષાંતરના સૂચનો:</w:t>
+      </w:r>
+    </w:p>
+    <w:p>
+      <w:pPr>
+        <w:pStyle w:val="ListBullet"/>
+        <w:spacing w:line="240" w:lineRule="auto"/>
+        <w:ind w:left="720"/>
+      </w:pPr>
+      <w:r>
+        <w:rPr>
+          <w:lang w:val="gu_IN" w:bidi="gu_IN"/>
+        </w:rPr>
+      </w:r>
+      <w:r>
+        <w:rPr>
+          <w:lang w:val="gu_IN" w:bidi="gu_IN"/>
+        </w:rPr>
+        <w:t>સંદર્ભ પર આધારિત, “બોધ” શબ્દનું ભાષાંતર, “સખત રીતે અરજ કરવી” અથવા “સમજાવવું” અથવા “સલાહ આપવી,” પણ કરી શકાય છે.</w:t>
+      </w:r>
+    </w:p>
+    <w:p>
+      <w:pPr>
+        <w:pStyle w:val="ListBullet"/>
+        <w:spacing w:line="240" w:lineRule="auto"/>
+        <w:ind w:left="720"/>
+      </w:pPr>
+      <w:r>
+        <w:rPr>
+          <w:lang w:val="gu_IN" w:bidi="gu_IN"/>
+        </w:rPr>
+      </w:r>
+      <w:r>
+        <w:rPr>
+          <w:lang w:val="gu_IN" w:bidi="gu_IN"/>
+        </w:rPr>
+        <w:t>ખાતરી કરો કે આ શબ્દનું ભાષાંતર, બોધ આપનાર ગુસ્સે થઇ કહે છે તેવું સૂચિત ન થવું જોઈએ. શબ્દમાં તાકાત અને ગંભીરતા વ્યક્ત થવી જોઈએ, પણ ગુસ્સાવાળું ભાષણ હોવું જોઈએ નહિ.</w:t>
+      </w:r>
+    </w:p>
+    <w:p>
+      <w:pPr>
+        <w:pStyle w:val="ListBullet"/>
+        <w:spacing w:line="240" w:lineRule="auto"/>
+        <w:ind w:left="720"/>
+      </w:pPr>
+      <w:r>
+        <w:rPr>
+          <w:lang w:val="gu_IN" w:bidi="gu_IN"/>
+        </w:rPr>
+      </w:r>
+      <w:r>
+        <w:rPr>
+          <w:lang w:val="gu_IN" w:bidi="gu_IN"/>
+        </w:rPr>
+        <w:t>મુખ્ય સંદર્ભોમાં, “બોધ” શબ્દનું ભાષાંતર, “સલાહ આપવી” કરતા અલગ રીતે થવું જોઈએ,” જેનો અર્થ “પ્રેરણા, ખાતરી, અથવા કોઈને આશ્વાસન આપવું છે.</w:t>
+      </w:r>
+    </w:p>
+    <w:p>
+      <w:pPr>
+        <w:pStyle w:val="ListBullet"/>
+        <w:spacing w:line="240" w:lineRule="auto"/>
+        <w:ind w:left="720"/>
+      </w:pPr>
+      <w:r>
+        <w:rPr>
+          <w:lang w:val="gu_IN" w:bidi="gu_IN"/>
+        </w:rPr>
+      </w:r>
+      <w:r>
+        <w:rPr>
+          <w:lang w:val="gu_IN" w:bidi="gu_IN"/>
+        </w:rPr>
+        <w:t>સામાન્ય રીતે આ શબ્દનું ભાષાંતર, “સમજાવવું” શબ્દથી અલગ રીતે પણ થઈ શકે, કેમકે તેનો અર્થ કોઈકને તેના ખોટા/અયોગ્ય વર્તન માટે ચેતવણી અથવા સુધારાનો છે.</w:t>
+      </w:r>
+    </w:p>
+    <w:p>
+      <w:pPr>
+        <w:pStyle w:val="Heading3"/>
+      </w:pPr>
+      <w:r>
+        <w:rPr>
+          <w:lang w:val="gu_IN" w:bidi="gu_IN"/>
+        </w:rPr>
+        <w:t>બાઈબલની કલમો:</w:t>
+      </w:r>
+    </w:p>
+    <w:p>
+      <w:pPr>
+        <w:pStyle w:val="ListBullet"/>
+        <w:spacing w:line="240" w:lineRule="auto"/>
+        <w:ind w:left="720"/>
+      </w:pPr>
+      <w:r>
+        <w:rPr>
+          <w:lang w:val="gu_IN" w:bidi="gu_IN"/>
+        </w:rPr>
+      </w:r>
+      <w:hyperlink r:id="rId41">
+        <w:r>
+          <w:rPr>
+            <w:lang w:val="gu_IN" w:bidi="gu_IN"/>
+          </w:rPr>
+          <w:rPr>
+            <w:color w:val="0000EE"/>
+            <w:u w:val="single"/>
+          </w:rPr>
+          <w:t>1 થેસ્સલોનિકી 2:3–4</w:t>
+        </w:r>
+      </w:hyperlink>
+    </w:p>
+    <w:p>
+      <w:pPr>
+        <w:pStyle w:val="ListBullet"/>
+        <w:spacing w:line="240" w:lineRule="auto"/>
+        <w:ind w:left="720"/>
+      </w:pPr>
+      <w:r>
+        <w:rPr>
+          <w:lang w:val="gu_IN" w:bidi="gu_IN"/>
+        </w:rPr>
+      </w:r>
+      <w:hyperlink r:id="rId42">
+        <w:r>
+          <w:rPr>
+            <w:lang w:val="gu_IN" w:bidi="gu_IN"/>
+          </w:rPr>
+          <w:rPr>
+            <w:color w:val="0000EE"/>
+            <w:u w:val="single"/>
+          </w:rPr>
+          <w:t>1 થેસ્સલોનિકી 2:10–12</w:t>
+        </w:r>
+      </w:hyperlink>
+    </w:p>
+    <w:p>
+      <w:pPr>
+        <w:pStyle w:val="ListBullet"/>
+        <w:spacing w:line="240" w:lineRule="auto"/>
+        <w:ind w:left="720"/>
+      </w:pPr>
+      <w:r>
+        <w:rPr>
+          <w:lang w:val="gu_IN" w:bidi="gu_IN"/>
+        </w:rPr>
+      </w:r>
+      <w:hyperlink r:id="rId43">
+        <w:r>
+          <w:rPr>
+            <w:lang w:val="gu_IN" w:bidi="gu_IN"/>
+          </w:rPr>
+          <w:rPr>
+            <w:color w:val="0000EE"/>
+            <w:u w:val="single"/>
+          </w:rPr>
+          <w:t>1 તિમોથી 5:1–2</w:t>
+        </w:r>
+      </w:hyperlink>
+    </w:p>
+    <w:p>
+      <w:pPr>
+        <w:pStyle w:val="ListBullet"/>
+        <w:spacing w:line="240" w:lineRule="auto"/>
+        <w:ind w:left="720"/>
+      </w:pPr>
+      <w:r>
+        <w:rPr>
+          <w:lang w:val="gu_IN" w:bidi="gu_IN"/>
+        </w:rPr>
+      </w:r>
+      <w:hyperlink r:id="rId44">
+        <w:r>
+          <w:rPr>
+            <w:lang w:val="gu_IN" w:bidi="gu_IN"/>
+          </w:rPr>
+          <w:rPr>
+            <w:color w:val="0000EE"/>
+            <w:u w:val="single"/>
+          </w:rPr>
+          <w:t>લૂક 3:18–20</w:t>
+        </w:r>
+      </w:hyperlink>
+    </w:p>
+    <w:p>
+      <w:pPr>
+        <w:pStyle w:val="Heading3"/>
+      </w:pPr>
+      <w:r>
+        <w:rPr>
+          <w:lang w:val="gu_IN" w:bidi="gu_IN"/>
+        </w:rPr>
+        <w:t>શબ્દ માહિતી:</w:t>
+      </w:r>
+    </w:p>
+    <w:p>
+      <w:pPr>
+        <w:pStyle w:val="ListBullet"/>
+        <w:spacing w:line="240" w:lineRule="auto"/>
+        <w:ind w:left="720"/>
+      </w:pPr>
+      <w:r>
+        <w:rPr>
+          <w:lang w:val="gu_IN" w:bidi="gu_IN"/>
+        </w:rPr>
+      </w:r>
+      <w:r>
+        <w:rPr>
+          <w:lang w:val="gu_IN" w:bidi="gu_IN"/>
+        </w:rPr>
+        <w:t>Strong's: G3867, G3870, G3874, G4389</w:t>
+      </w:r>
+      <w:r>
+        <w:rPr>
+          <w:lang w:val="gu_IN" w:bidi="gu_IN"/>
+        </w:rPr>
+      </w:r>
+      <w:r>
+        <w:rPr>
+          <w:lang w:val="gu_IN" w:bidi="gu_IN"/>
+        </w:rPr>
+      </w:r>
+    </w:p>
+    <w:p>
+      <w:pPr/>
+      <w:r>
+        <w:rPr>
+          <w:lang w:val="gu_IN" w:bidi="gu_IN"/>
+        </w:rPr>
+      </w:r>
+    </w:p>
+    <w:p>
+      <w:pPr>
+        <w:pStyle w:val="Heading2"/>
+      </w:pPr>
+      <w:r>
+        <w:rPr>
+          <w:lang w:val="gu_IN" w:bidi="gu_IN"/>
+        </w:rPr>
+        <w:t>ઉત્પન્ન કરનાર</w:t>
+      </w:r>
+      <w:r>
+        <w:rPr>
+          <w:lang w:val="gu_IN" w:bidi="gu_IN"/>
+        </w:rPr>
+      </w:r>
+    </w:p>
+    <w:p>
+      <w:pPr>
+        <w:pStyle w:val="Heading3"/>
+      </w:pPr>
+      <w:r>
+        <w:rPr>
+          <w:lang w:val="gu_IN" w:bidi="gu_IN"/>
+        </w:rPr>
+        <w:t>તથ્યો:</w:t>
+      </w:r>
+    </w:p>
+    <w:p>
+      <w:pPr/>
+      <w:r>
+        <w:rPr>
+          <w:lang w:val="gu_IN" w:bidi="gu_IN"/>
+        </w:rPr>
+      </w:r>
+      <w:r>
+        <w:rPr>
+          <w:lang w:val="gu_IN" w:bidi="gu_IN"/>
+        </w:rPr>
+        <w:t>સામાન્ય રીતે, “ઉત્પન્ન કરનાર” વ્યક્તિ છે સર્જન કરે છે અથવા તો વસ્તુઓને બનાવે છે.</w:t>
+      </w:r>
+    </w:p>
+    <w:p>
+      <w:pPr>
+        <w:pStyle w:val="ListBullet"/>
+        <w:spacing w:line="240" w:lineRule="auto"/>
+        <w:ind w:left="720"/>
+      </w:pPr>
+      <w:r>
+        <w:rPr>
+          <w:lang w:val="gu_IN" w:bidi="gu_IN"/>
+        </w:rPr>
+      </w:r>
+      <w:r>
+        <w:rPr>
+          <w:lang w:val="gu_IN" w:bidi="gu_IN"/>
+        </w:rPr>
+        <w:t>યહોવા માટે બાઇબલમાં, “ઉત્પન્ન કરનાર” શબ્દ કેટલીક વાર નામ તરીકે અથવા તો શીર્ષક તરીકે વપરાયો છે, કારણકે તેઓએ બધી જ બાબતોનું સર્જન કર્યું છે.</w:t>
+      </w:r>
+    </w:p>
+    <w:p>
+      <w:pPr>
+        <w:pStyle w:val="ListBullet"/>
+        <w:spacing w:line="240" w:lineRule="auto"/>
+        <w:ind w:left="720"/>
+      </w:pPr>
+      <w:r>
+        <w:rPr>
+          <w:lang w:val="gu_IN" w:bidi="gu_IN"/>
+        </w:rPr>
+      </w:r>
+      <w:r>
+        <w:rPr>
+          <w:lang w:val="gu_IN" w:bidi="gu_IN"/>
+        </w:rPr>
+        <w:t>સામાન્ય રીતે આ શબ્દને “તેનો” અથવા તો “મારો” અથવા તો “તમારો” શબ્દો સાથે જોડવામાં આવે છે.</w:t>
+      </w:r>
+    </w:p>
+    <w:p>
+      <w:pPr>
+        <w:pStyle w:val="Heading3"/>
+      </w:pPr>
+      <w:r>
+        <w:rPr>
+          <w:lang w:val="gu_IN" w:bidi="gu_IN"/>
+        </w:rPr>
+        <w:t>અનુવાદ માટેના સૂચનો:</w:t>
+      </w:r>
+    </w:p>
+    <w:p>
+      <w:pPr>
+        <w:pStyle w:val="ListBullet"/>
+        <w:spacing w:line="240" w:lineRule="auto"/>
+        <w:ind w:left="720"/>
+      </w:pPr>
+      <w:r>
+        <w:rPr>
+          <w:lang w:val="gu_IN" w:bidi="gu_IN"/>
+        </w:rPr>
+      </w:r>
+      <w:r>
+        <w:rPr>
+          <w:lang w:val="gu_IN" w:bidi="gu_IN"/>
+        </w:rPr>
+        <w:t>“ઉત્પન્ન કરનાર” શબ્દનો અનુવાદ “સૃજનહાર” અથવા તો “ઈશ્વર કે જેઓ ઉત્પન્ન કરે છે” અથવા તો “જેમણે સઘળું બનાવ્યું છે તેઓ” તરીકે કરી શકાય.</w:t>
+      </w:r>
+    </w:p>
+    <w:p>
+      <w:pPr>
+        <w:pStyle w:val="ListBullet"/>
+        <w:spacing w:line="240" w:lineRule="auto"/>
+        <w:ind w:left="720"/>
+      </w:pPr>
+      <w:r>
+        <w:rPr>
+          <w:lang w:val="gu_IN" w:bidi="gu_IN"/>
+        </w:rPr>
+      </w:r>
+      <w:r>
+        <w:rPr>
+          <w:lang w:val="gu_IN" w:bidi="gu_IN"/>
+        </w:rPr>
+        <w:t>“તેના ઉત્પન્ન કરનાર” શબ્દસમૂહનો અનુવાદ “જેમણે તેનું સૃજન કર્યું” અથવા તો “ઈશ્વર, કે જેમણે તેને બનાવ્યો” એ રીતે પણ કરી શકાય.</w:t>
+      </w:r>
+    </w:p>
+    <w:p>
+      <w:pPr>
+        <w:pStyle w:val="ListBullet"/>
+        <w:spacing w:line="240" w:lineRule="auto"/>
+        <w:ind w:left="720"/>
+      </w:pPr>
+      <w:r>
+        <w:rPr>
+          <w:lang w:val="gu_IN" w:bidi="gu_IN"/>
+        </w:rPr>
+      </w:r>
+      <w:r>
+        <w:rPr>
+          <w:lang w:val="gu_IN" w:bidi="gu_IN"/>
+        </w:rPr>
+        <w:t>“તારા ઉત્પન્ન કરનાર” અને “મારા ઉત્પન્ન કરનાર” શબ્દસમૂહનો અનુવાદ પણ આ જ રીતે કરી શકાય.</w:t>
+      </w:r>
+    </w:p>
+    <w:p>
+      <w:pPr/>
+      <w:r>
+        <w:rPr>
+          <w:lang w:val="gu_IN" w:bidi="gu_IN"/>
+        </w:rPr>
+      </w:r>
+      <w:r>
+        <w:rPr>
+          <w:lang w:val="gu_IN" w:bidi="gu_IN"/>
+        </w:rPr>
+        <w:t xml:space="preserve">(આ પણ જૂઓ: </w:t>
+      </w:r>
+      <w:r>
+        <w:rPr>
+          <w:lang w:val="gu_IN" w:bidi="gu_IN"/>
+        </w:rPr>
+        <w:t>નામોનો અનુવાદ કેવી રીતે કરવો</w:t>
+      </w:r>
+      <w:r>
+        <w:rPr>
+          <w:lang w:val="gu_IN" w:bidi="gu_IN"/>
+        </w:rPr>
+        <w:t>)</w:t>
+      </w:r>
+    </w:p>
+    <w:p>
+      <w:pPr/>
+      <w:r>
+        <w:rPr>
+          <w:lang w:val="gu_IN" w:bidi="gu_IN"/>
+        </w:rPr>
+      </w:r>
+      <w:r>
+        <w:rPr>
+          <w:lang w:val="gu_IN" w:bidi="gu_IN"/>
+        </w:rPr>
+        <w:t xml:space="preserve">(આ પણ જૂઓ: </w:t>
+      </w:r>
+      <w:r>
+        <w:rPr>
+          <w:lang w:val="gu_IN" w:bidi="gu_IN"/>
+        </w:rPr>
+        <w:t>સર્જન કરવું</w:t>
+      </w:r>
+      <w:r>
+        <w:rPr>
+          <w:lang w:val="gu_IN" w:bidi="gu_IN"/>
+        </w:rPr>
+        <w:t xml:space="preserve">, </w:t>
+      </w:r>
+      <w:r>
+        <w:rPr>
+          <w:lang w:val="gu_IN" w:bidi="gu_IN"/>
+        </w:rPr>
+        <w:t>યહોવા</w:t>
+      </w:r>
+      <w:r>
+        <w:rPr>
+          <w:lang w:val="gu_IN" w:bidi="gu_IN"/>
+        </w:rPr>
+        <w:t>)</w:t>
+      </w:r>
+    </w:p>
+    <w:p>
+      <w:pPr>
+        <w:pStyle w:val="Heading3"/>
+      </w:pPr>
+      <w:r>
+        <w:rPr>
+          <w:lang w:val="gu_IN" w:bidi="gu_IN"/>
+        </w:rPr>
+        <w:t>બાઇબલ સંદર્ભો:</w:t>
+      </w:r>
+    </w:p>
+    <w:p>
+      <w:pPr>
+        <w:pStyle w:val="ListBullet"/>
+        <w:spacing w:line="240" w:lineRule="auto"/>
+        <w:ind w:left="720"/>
+      </w:pPr>
+      <w:r>
+        <w:rPr>
+          <w:lang w:val="gu_IN" w:bidi="gu_IN"/>
+        </w:rPr>
+      </w:r>
+      <w:hyperlink r:id="rId45">
+        <w:r>
+          <w:rPr>
+            <w:lang w:val="gu_IN" w:bidi="gu_IN"/>
+          </w:rPr>
+          <w:rPr>
+            <w:color w:val="0000EE"/>
+            <w:u w:val="single"/>
+          </w:rPr>
+          <w:t>હોશિયા 8:13–14</w:t>
+        </w:r>
+      </w:hyperlink>
+    </w:p>
+    <w:p>
+      <w:pPr>
+        <w:pStyle w:val="Heading3"/>
+      </w:pPr>
+      <w:r>
+        <w:rPr>
+          <w:lang w:val="gu_IN" w:bidi="gu_IN"/>
+        </w:rPr>
+        <w:t>શબ્દ માહિતી:</w:t>
+      </w:r>
+    </w:p>
+    <w:p>
+      <w:pPr>
+        <w:pStyle w:val="ListBullet"/>
+        <w:spacing w:line="240" w:lineRule="auto"/>
+        <w:ind w:left="720"/>
+      </w:pPr>
+      <w:r>
+        <w:rPr>
+          <w:lang w:val="gu_IN" w:bidi="gu_IN"/>
+        </w:rPr>
+      </w:r>
+      <w:r>
+        <w:rPr>
+          <w:lang w:val="gu_IN" w:bidi="gu_IN"/>
+        </w:rPr>
+        <w:t>Strong's: H2796, H3335, H6213, H6466, H6467, G1217</w:t>
+      </w:r>
+      <w:r>
+        <w:rPr>
+          <w:lang w:val="gu_IN" w:bidi="gu_IN"/>
+        </w:rPr>
+      </w:r>
+      <w:r>
+        <w:rPr>
+          <w:lang w:val="gu_IN" w:bidi="gu_IN"/>
+        </w:rPr>
+      </w:r>
+    </w:p>
+    <w:p>
+      <w:pPr/>
+      <w:r>
+        <w:rPr>
+          <w:lang w:val="gu_IN" w:bidi="gu_IN"/>
+        </w:rPr>
+      </w:r>
+    </w:p>
+    <w:p>
+      <w:pPr>
+        <w:pStyle w:val="Heading2"/>
+      </w:pPr>
+      <w:r>
+        <w:rPr>
+          <w:lang w:val="gu_IN" w:bidi="gu_IN"/>
+        </w:rPr>
+        <w:t>ઉત્સાહ, ઉત્સાહી</w:t>
+      </w:r>
+      <w:r>
+        <w:rPr>
+          <w:lang w:val="gu_IN" w:bidi="gu_IN"/>
+        </w:rPr>
+      </w:r>
+    </w:p>
+    <w:p>
+      <w:pPr>
+        <w:pStyle w:val="Heading3"/>
+      </w:pPr>
+      <w:r>
+        <w:rPr>
+          <w:lang w:val="gu_IN" w:bidi="gu_IN"/>
+        </w:rPr>
+        <w:t>વ્યાખ્યા:</w:t>
+      </w:r>
+    </w:p>
+    <w:p>
+      <w:pPr/>
+      <w:r>
+        <w:rPr>
+          <w:lang w:val="gu_IN" w:bidi="gu_IN"/>
+        </w:rPr>
+      </w:r>
+      <w:r>
+        <w:rPr>
+          <w:lang w:val="gu_IN" w:bidi="gu_IN"/>
+        </w:rPr>
+        <w:t>શબ્દો "ઉત્સાહ" અને "ઉત્સાહી" વ્યક્તિ અથવા વિચારને સમર્થન આપવા માટે ભારપૂર્વક સમર્પિત હોવાનો સંદર્ભ આપે છે.</w:t>
+      </w:r>
+    </w:p>
+    <w:p>
+      <w:pPr>
+        <w:pStyle w:val="ListBullet"/>
+        <w:spacing w:line="240" w:lineRule="auto"/>
+        <w:ind w:left="720"/>
+      </w:pPr>
+      <w:r>
+        <w:rPr>
+          <w:lang w:val="gu_IN" w:bidi="gu_IN"/>
+        </w:rPr>
+      </w:r>
+      <w:r>
+        <w:rPr>
+          <w:lang w:val="gu_IN" w:bidi="gu_IN"/>
+        </w:rPr>
+        <w:t>ઉત્સાહમાં મજબૂત ઇચ્છા અને ક્રિયાઓનો સમાવેશ થાય છે જે એક સારા કારણને પ્રોત્સાહન આપે છે. તે ઘણીવાર એવી વ્યક્તિનું વર્ણન કરવા માટે વપરાય છે કે જે વિશ્વાસુપણે ઈશ્વરને આધીન થાય છે અને બીજાઓને તેમ કરવા માટે પણ શીખવે છે.</w:t>
+      </w:r>
+    </w:p>
+    <w:p>
+      <w:pPr>
+        <w:pStyle w:val="ListBullet"/>
+        <w:spacing w:line="240" w:lineRule="auto"/>
+        <w:ind w:left="720"/>
+      </w:pPr>
+      <w:r>
+        <w:rPr>
+          <w:lang w:val="gu_IN" w:bidi="gu_IN"/>
+        </w:rPr>
+      </w:r>
+      <w:r>
+        <w:rPr>
+          <w:lang w:val="gu_IN" w:bidi="gu_IN"/>
+        </w:rPr>
+        <w:t>ઉત્સાહી બનવું, એમાં કંઈક કરવાનું અને તેના પ્રયત્નોમાં સતત પ્રયત્ન ચાલુ રાખવામાં તીવ્ર પ્રયાસ કરવાનો સમાવેશ છે.</w:t>
+      </w:r>
+    </w:p>
+    <w:p>
+      <w:pPr>
+        <w:pStyle w:val="ListBullet"/>
+        <w:spacing w:line="240" w:lineRule="auto"/>
+        <w:ind w:left="720"/>
+      </w:pPr>
+      <w:r>
+        <w:rPr>
+          <w:lang w:val="gu_IN" w:bidi="gu_IN"/>
+        </w:rPr>
+      </w:r>
+      <w:r>
+        <w:rPr>
+          <w:lang w:val="gu_IN" w:bidi="gu_IN"/>
+        </w:rPr>
+        <w:t>"પ્રભુનો ઉત્સાહ" અથવા "યહોવાહનો ઉત્સાહ" એ તેમના લોકોને આશીર્વાદ આપવા માટે અથવા ન્યાય પૂર્ણ થવા માટે ઈશ્વરનાં મજબૂત, નિરંતર કાર્યોનો ઉલ્લેખ કરે છે.</w:t>
+      </w:r>
+    </w:p>
+    <w:p>
+      <w:pPr>
+        <w:pStyle w:val="Heading3"/>
+      </w:pPr>
+      <w:r>
+        <w:rPr>
+          <w:lang w:val="gu_IN" w:bidi="gu_IN"/>
+        </w:rPr>
+        <w:t>અનુવાદ માટેનાં સૂચનો:</w:t>
+      </w:r>
+    </w:p>
+    <w:p>
+      <w:pPr>
+        <w:pStyle w:val="ListBullet"/>
+        <w:spacing w:line="240" w:lineRule="auto"/>
+        <w:ind w:left="720"/>
+      </w:pPr>
+      <w:r>
+        <w:rPr>
+          <w:lang w:val="gu_IN" w:bidi="gu_IN"/>
+        </w:rPr>
+      </w:r>
+      <w:r>
+        <w:rPr>
+          <w:lang w:val="gu_IN" w:bidi="gu_IN"/>
+        </w:rPr>
+        <w:t>'ઉત્સાહી થાઓ' માટેનું ભાષાંતર "ખૂબ મહેનત કરો" અથવા "તીવ્ર પ્રયત્ન કરો", કરી શકાય.</w:t>
+      </w:r>
+    </w:p>
+    <w:p>
+      <w:pPr>
+        <w:pStyle w:val="ListBullet"/>
+        <w:spacing w:line="240" w:lineRule="auto"/>
+        <w:ind w:left="720"/>
+      </w:pPr>
+      <w:r>
+        <w:rPr>
+          <w:lang w:val="gu_IN" w:bidi="gu_IN"/>
+        </w:rPr>
+      </w:r>
+      <w:r>
+        <w:rPr>
+          <w:lang w:val="gu_IN" w:bidi="gu_IN"/>
+        </w:rPr>
+        <w:t>"ઉત્સાહ" શબ્દનું "ઊર્જાસભર નિષ્ઠા" અથવા "આતુર નિર્ણય" અથવા "પ્રામાણિક ઉત્સાહ"તરીકે પણ ભાષાંતર કરી શકાય છે</w:t>
+      </w:r>
+    </w:p>
+    <w:p>
+      <w:pPr>
+        <w:pStyle w:val="ListBullet"/>
+        <w:spacing w:line="240" w:lineRule="auto"/>
+        <w:ind w:left="720"/>
+      </w:pPr>
+      <w:r>
+        <w:rPr>
+          <w:lang w:val="gu_IN" w:bidi="gu_IN"/>
+        </w:rPr>
+      </w:r>
+      <w:r>
+        <w:rPr>
+          <w:lang w:val="gu_IN" w:bidi="gu_IN"/>
+        </w:rPr>
+        <w:t>"તમારા ઘર માટે ઉત્સાહ" શબ્દસમૂહનું ભાષાંતર "મજબૂત રીતે તમારા મંદિરનું સન્માન કરવું" અથવા "તમારા ઘરનું ધ્યાન રાખવાની તીવ્ર ઇચ્છા" તેવું ભાષાંતર થઈ શકે છે.</w:t>
+      </w:r>
+    </w:p>
+    <w:p>
+      <w:pPr>
+        <w:pStyle w:val="Heading3"/>
+      </w:pPr>
+      <w:r>
+        <w:rPr>
+          <w:lang w:val="gu_IN" w:bidi="gu_IN"/>
+        </w:rPr>
+        <w:t>બાઈબલના સંદર્ભો:</w:t>
+      </w:r>
+    </w:p>
+    <w:p>
+      <w:pPr>
+        <w:pStyle w:val="ListBullet"/>
+        <w:spacing w:line="240" w:lineRule="auto"/>
+        <w:ind w:left="720"/>
+      </w:pPr>
+      <w:r>
+        <w:rPr>
+          <w:lang w:val="gu_IN" w:bidi="gu_IN"/>
+        </w:rPr>
+      </w:r>
+      <w:hyperlink r:id="rId46">
+        <w:r>
+          <w:rPr>
+            <w:lang w:val="gu_IN" w:bidi="gu_IN"/>
+          </w:rPr>
+          <w:rPr>
+            <w:color w:val="0000EE"/>
+            <w:u w:val="single"/>
+          </w:rPr>
+          <w:t>1 કોરિંથી 12:30–31</w:t>
+        </w:r>
+      </w:hyperlink>
+    </w:p>
+    <w:p>
+      <w:pPr>
+        <w:pStyle w:val="ListBullet"/>
+        <w:spacing w:line="240" w:lineRule="auto"/>
+        <w:ind w:left="720"/>
+      </w:pPr>
+      <w:r>
+        <w:rPr>
+          <w:lang w:val="gu_IN" w:bidi="gu_IN"/>
+        </w:rPr>
+      </w:r>
+      <w:hyperlink r:id="rId47">
+        <w:r>
+          <w:rPr>
+            <w:lang w:val="gu_IN" w:bidi="gu_IN"/>
+          </w:rPr>
+          <w:rPr>
+            <w:color w:val="0000EE"/>
+            <w:u w:val="single"/>
+          </w:rPr>
+          <w:t>1રાજાઓ 19:9–10</w:t>
+        </w:r>
+      </w:hyperlink>
+    </w:p>
+    <w:p>
+      <w:pPr>
+        <w:pStyle w:val="ListBullet"/>
+        <w:spacing w:line="240" w:lineRule="auto"/>
+        <w:ind w:left="720"/>
+      </w:pPr>
+      <w:r>
+        <w:rPr>
+          <w:lang w:val="gu_IN" w:bidi="gu_IN"/>
+        </w:rPr>
+      </w:r>
+      <w:hyperlink r:id="rId48">
+        <w:r>
+          <w:rPr>
+            <w:lang w:val="gu_IN" w:bidi="gu_IN"/>
+          </w:rPr>
+          <w:rPr>
+            <w:color w:val="0000EE"/>
+            <w:u w:val="single"/>
+          </w:rPr>
+          <w:t>પ્રેરિતોનાં કૃત્યો 22:3–5</w:t>
+        </w:r>
+      </w:hyperlink>
+    </w:p>
+    <w:p>
+      <w:pPr>
+        <w:pStyle w:val="ListBullet"/>
+        <w:spacing w:line="240" w:lineRule="auto"/>
+        <w:ind w:left="720"/>
+      </w:pPr>
+      <w:r>
+        <w:rPr>
+          <w:lang w:val="gu_IN" w:bidi="gu_IN"/>
+        </w:rPr>
+      </w:r>
+      <w:hyperlink r:id="rId49">
+        <w:r>
+          <w:rPr>
+            <w:lang w:val="gu_IN" w:bidi="gu_IN"/>
+          </w:rPr>
+          <w:rPr>
+            <w:color w:val="0000EE"/>
+            <w:u w:val="single"/>
+          </w:rPr>
+          <w:t>ગલાતી 4:17–18</w:t>
+        </w:r>
+      </w:hyperlink>
+    </w:p>
+    <w:p>
+      <w:pPr>
+        <w:pStyle w:val="ListBullet"/>
+        <w:spacing w:line="240" w:lineRule="auto"/>
+        <w:ind w:left="720"/>
+      </w:pPr>
+      <w:r>
+        <w:rPr>
+          <w:lang w:val="gu_IN" w:bidi="gu_IN"/>
+        </w:rPr>
+      </w:r>
+      <w:hyperlink r:id="rId50">
+        <w:r>
+          <w:rPr>
+            <w:lang w:val="gu_IN" w:bidi="gu_IN"/>
+          </w:rPr>
+          <w:rPr>
+            <w:color w:val="0000EE"/>
+            <w:u w:val="single"/>
+          </w:rPr>
+          <w:t>યશાયા 63:15–16</w:t>
+        </w:r>
+      </w:hyperlink>
+    </w:p>
+    <w:p>
+      <w:pPr>
+        <w:pStyle w:val="ListBullet"/>
+        <w:spacing w:line="240" w:lineRule="auto"/>
+        <w:ind w:left="720"/>
+      </w:pPr>
+      <w:r>
+        <w:rPr>
+          <w:lang w:val="gu_IN" w:bidi="gu_IN"/>
+        </w:rPr>
+      </w:r>
+      <w:hyperlink r:id="rId51">
+        <w:r>
+          <w:rPr>
+            <w:lang w:val="gu_IN" w:bidi="gu_IN"/>
+          </w:rPr>
+          <w:rPr>
+            <w:color w:val="0000EE"/>
+            <w:u w:val="single"/>
+          </w:rPr>
+          <w:t>યોહાન 2:17–19</w:t>
+        </w:r>
+      </w:hyperlink>
+    </w:p>
+    <w:p>
+      <w:pPr>
+        <w:pStyle w:val="ListBullet"/>
+        <w:spacing w:line="240" w:lineRule="auto"/>
+        <w:ind w:left="720"/>
+      </w:pPr>
+      <w:r>
+        <w:rPr>
+          <w:lang w:val="gu_IN" w:bidi="gu_IN"/>
+        </w:rPr>
+      </w:r>
+      <w:hyperlink r:id="rId52">
+        <w:r>
+          <w:rPr>
+            <w:lang w:val="gu_IN" w:bidi="gu_IN"/>
+          </w:rPr>
+          <w:rPr>
+            <w:color w:val="0000EE"/>
+            <w:u w:val="single"/>
+          </w:rPr>
+          <w:t>ફિલિપી 3:6–7</w:t>
+        </w:r>
+      </w:hyperlink>
+    </w:p>
+    <w:p>
+      <w:pPr>
+        <w:pStyle w:val="ListBullet"/>
+        <w:spacing w:line="240" w:lineRule="auto"/>
+        <w:ind w:left="720"/>
+      </w:pPr>
+      <w:r>
+        <w:rPr>
+          <w:lang w:val="gu_IN" w:bidi="gu_IN"/>
+        </w:rPr>
+      </w:r>
+      <w:hyperlink r:id="rId53">
+        <w:r>
+          <w:rPr>
+            <w:lang w:val="gu_IN" w:bidi="gu_IN"/>
+          </w:rPr>
+          <w:rPr>
+            <w:color w:val="0000EE"/>
+            <w:u w:val="single"/>
+          </w:rPr>
+          <w:t>રોમન 10:1–3</w:t>
+        </w:r>
+      </w:hyperlink>
+    </w:p>
+    <w:p>
+      <w:pPr>
+        <w:pStyle w:val="Heading3"/>
+      </w:pPr>
+      <w:r>
+        <w:rPr>
+          <w:lang w:val="gu_IN" w:bidi="gu_IN"/>
+        </w:rPr>
+        <w:t>શબ્દ માહિતી:</w:t>
+      </w:r>
+    </w:p>
+    <w:p>
+      <w:pPr>
+        <w:pStyle w:val="ListBullet"/>
+        <w:spacing w:line="240" w:lineRule="auto"/>
+        <w:ind w:left="720"/>
+      </w:pPr>
+      <w:r>
+        <w:rPr>
+          <w:lang w:val="gu_IN" w:bidi="gu_IN"/>
+        </w:rPr>
+      </w:r>
+      <w:r>
+        <w:rPr>
+          <w:lang w:val="gu_IN" w:bidi="gu_IN"/>
+        </w:rPr>
+        <w:t>Strong's: H7065, H7068, G2205, G2206, G2207, G6041</w:t>
+      </w:r>
+      <w:r>
+        <w:rPr>
+          <w:lang w:val="gu_IN" w:bidi="gu_IN"/>
+        </w:rPr>
+      </w:r>
+      <w:r>
+        <w:rPr>
+          <w:lang w:val="gu_IN" w:bidi="gu_IN"/>
+        </w:rPr>
+      </w:r>
+    </w:p>
+    <w:p>
+      <w:pPr/>
+      <w:r>
+        <w:rPr>
+          <w:lang w:val="gu_IN" w:bidi="gu_IN"/>
+        </w:rPr>
+      </w:r>
+    </w:p>
+    <w:p>
+      <w:pPr>
+        <w:pStyle w:val="Heading2"/>
+      </w:pPr>
+      <w:r>
+        <w:rPr>
+          <w:lang w:val="gu_IN" w:bidi="gu_IN"/>
+        </w:rPr>
+        <w:t>ઉદ્ધાર/છૂટકારો, ઉદ્ધારક, ઉદ્ધાર કરવો</w:t>
+      </w:r>
+      <w:r>
+        <w:rPr>
+          <w:lang w:val="gu_IN" w:bidi="gu_IN"/>
+        </w:rPr>
+      </w:r>
+    </w:p>
+    <w:p>
+      <w:pPr>
+        <w:pStyle w:val="Heading3"/>
+      </w:pPr>
+      <w:r>
+        <w:rPr>
+          <w:lang w:val="gu_IN" w:bidi="gu_IN"/>
+        </w:rPr>
+        <w:t>વ્યાખ્યા:</w:t>
+      </w:r>
+    </w:p>
+    <w:p>
+      <w:pPr/>
+      <w:r>
+        <w:rPr>
+          <w:lang w:val="gu_IN" w:bidi="gu_IN"/>
+        </w:rPr>
+      </w:r>
+      <w:r>
+        <w:rPr>
+          <w:lang w:val="gu_IN" w:bidi="gu_IN"/>
+        </w:rPr>
+        <w:t>“ઉદ્ધાર” તે કશુંક કે કોઈક, જે અગાઉ બીજાની માલિકીનું હતું અથવા તો બંધક હતું તેને પાછું ખરીદી લેવાનો ઉલ્લેખ કરે છે. “ઉદ્ધારક” એવી વ્યક્તિ છે કે જે કશુક કે કોઈક ને મુક્ત કરે છે.</w:t>
+      </w:r>
+    </w:p>
+    <w:p>
+      <w:pPr>
+        <w:pStyle w:val="ListBullet"/>
+        <w:spacing w:line="240" w:lineRule="auto"/>
+        <w:ind w:left="720"/>
+      </w:pPr>
+      <w:r>
+        <w:rPr>
+          <w:lang w:val="gu_IN" w:bidi="gu_IN"/>
+        </w:rPr>
+      </w:r>
+      <w:r>
+        <w:rPr>
+          <w:lang w:val="gu_IN" w:bidi="gu_IN"/>
+        </w:rPr>
+        <w:t>ઈશ્વરે ઇઝરાયલીઓને વસ્તુઓ કે લોકોને કેવી રીતે છોડાવવા તે વિષે નિયમો આપ્યા હતા. ઉદાહરણ તરીકે, કોઈ વ્યક્તિ, એક મનુષ્ય કે જે ગુલામીમાં હતો તેને કિંમત ચૂકવીને છોડાવી શકે છે કે જેથી તે ગુલામ મુક્ત બને. “મુક્તિદંડ” શબ્દ આ પ્રથાનો ઉલ્લેખ કરે છે.</w:t>
+      </w:r>
+    </w:p>
+    <w:p>
+      <w:pPr>
+        <w:pStyle w:val="ListBullet"/>
+        <w:spacing w:line="240" w:lineRule="auto"/>
+        <w:ind w:left="720"/>
+      </w:pPr>
+      <w:r>
+        <w:rPr>
+          <w:lang w:val="gu_IN" w:bidi="gu_IN"/>
+        </w:rPr>
+      </w:r>
+      <w:r>
+        <w:rPr>
+          <w:lang w:val="gu_IN" w:bidi="gu_IN"/>
+        </w:rPr>
+        <w:t>જો કોઇની જમીન વેચાઈ ગયી હોય તો, તે વ્યક્તિનો સંબંધી તે જમીનને “છોડાવી” શકે અથવા તો “પાછી ખરીદી” શકે કે જેથી તે જમીન કુટુંબમાં જ રહે.</w:t>
+      </w:r>
+    </w:p>
+    <w:p>
+      <w:pPr>
+        <w:pStyle w:val="ListBullet"/>
+        <w:spacing w:line="240" w:lineRule="auto"/>
+        <w:ind w:left="720"/>
+      </w:pPr>
+      <w:r>
+        <w:rPr>
+          <w:lang w:val="gu_IN" w:bidi="gu_IN"/>
+        </w:rPr>
+      </w:r>
+      <w:r>
+        <w:rPr>
+          <w:lang w:val="gu_IN" w:bidi="gu_IN"/>
+        </w:rPr>
+        <w:t>આ પ્રથાઓ દર્શાવે છે કે જેઓ પાપની ગુલામીમાં છે તે લોકોને ઈશ્વર કેવી રીતે છોડાવે છે. જ્યારે તેઓ વધસ્તંભ પર મરણ પામ્યા ત્યારે, ઈસુએ લોકોના પાપો માટે પૂરી કિંમત ચૂકવી અને જે બધા ઉદ્ધાર પામવા તેમના પર વિશ્વાસ કરે છે તેઓને છોડાવ્યા. જે લોકોને ઈશ્વર દ્વારા છોડાવવામાં આવ્યા છે તેઓને પાપ અને તેની શિક્ષાથી મુક્ત કરવામાં આવ્યા છે.</w:t>
+      </w:r>
+    </w:p>
+    <w:p>
+      <w:pPr>
+        <w:pStyle w:val="Heading3"/>
+      </w:pPr>
+      <w:r>
+        <w:rPr>
+          <w:lang w:val="gu_IN" w:bidi="gu_IN"/>
+        </w:rPr>
+        <w:t>અનુવાદ માટેના સૂચનો:</w:t>
+      </w:r>
+    </w:p>
+    <w:p>
+      <w:pPr>
+        <w:pStyle w:val="ListBullet"/>
+        <w:spacing w:line="240" w:lineRule="auto"/>
+        <w:ind w:left="720"/>
+      </w:pPr>
+      <w:r>
+        <w:rPr>
+          <w:lang w:val="gu_IN" w:bidi="gu_IN"/>
+        </w:rPr>
+      </w:r>
+      <w:r>
+        <w:rPr>
+          <w:lang w:val="gu_IN" w:bidi="gu_IN"/>
+        </w:rPr>
+        <w:t>સંદર્ભ અનુસાર, “ઉદ્ધાર/છૂટકારો કરવો” શબ્દનો અનુવાદ “પાછું ખરીદી લેવું” અથવા તો “(કોઈને) છોડાવવા ચુકવણી કરવી” અથવા તો “મુક્તિદંડ” પણ કરી શકાય.</w:t>
+      </w:r>
+    </w:p>
+    <w:p>
+      <w:pPr>
+        <w:pStyle w:val="ListBullet"/>
+        <w:spacing w:line="240" w:lineRule="auto"/>
+        <w:ind w:left="720"/>
+      </w:pPr>
+      <w:r>
+        <w:rPr>
+          <w:lang w:val="gu_IN" w:bidi="gu_IN"/>
+        </w:rPr>
+      </w:r>
+      <w:r>
+        <w:rPr>
+          <w:lang w:val="gu_IN" w:bidi="gu_IN"/>
+        </w:rPr>
+        <w:t>“ઉદ્ધાર/છૂટકારો કરવો” શબ્દસમૂહનો અનુવાદ “મુક્તિદંડ” અથવા તો “મુક્તિ માટેની કિંમત” અથવા તો “પાછા ખરીદી લેવું” કરી શકાય.</w:t>
+      </w:r>
+    </w:p>
+    <w:p>
+      <w:pPr>
+        <w:pStyle w:val="ListBullet"/>
+        <w:spacing w:line="240" w:lineRule="auto"/>
+        <w:ind w:left="720"/>
+      </w:pPr>
+      <w:r>
+        <w:rPr>
+          <w:lang w:val="gu_IN" w:bidi="gu_IN"/>
+        </w:rPr>
+      </w:r>
+      <w:r>
+        <w:rPr>
+          <w:lang w:val="gu_IN" w:bidi="gu_IN"/>
+        </w:rPr>
+        <w:t>“મુક્તિદંડ ચૂકવવો” અને “ઉદ્ધાર/છૂટકારો કરવો” બંનેનો મૂળભુત અર્થ સમાન છે અને તેથી કેટલીક ભાષાઓમાં તે બંનેનો અનુવાદ કરવા એક જ શબ્દ હોય શકે. તો પણ, “મુક્તિદંડ” શબ્દનો અર્થ કશાકને કે કોઈકને "મુક્ત કરવાની" જરૂરી ચુકવણી કિંમત હોઈ શકે છે. "ઉદ્ધાર" શબ્દ સ્વયં ખરેખર ચૂકવણીનો ઉલ્લેખ કદીપણ દર્શાવી શકતો નથી.</w:t>
+      </w:r>
+    </w:p>
+    <w:p>
+      <w:pPr/>
+      <w:r>
+        <w:rPr>
+          <w:lang w:val="gu_IN" w:bidi="gu_IN"/>
+        </w:rPr>
+      </w:r>
+      <w:r>
+        <w:rPr>
+          <w:lang w:val="gu_IN" w:bidi="gu_IN"/>
+        </w:rPr>
+        <w:t xml:space="preserve">(આ પણ જૂઓ: </w:t>
+      </w:r>
+      <w:r>
+        <w:rPr>
+          <w:lang w:val="gu_IN" w:bidi="gu_IN"/>
+        </w:rPr>
+        <w:t>મુક્ત</w:t>
+      </w:r>
+      <w:r>
+        <w:rPr>
+          <w:lang w:val="gu_IN" w:bidi="gu_IN"/>
+        </w:rPr>
+        <w:t xml:space="preserve">, </w:t>
+      </w:r>
+      <w:r>
+        <w:rPr>
+          <w:lang w:val="gu_IN" w:bidi="gu_IN"/>
+        </w:rPr>
+        <w:t>મુક્તિદંડ</w:t>
+      </w:r>
+      <w:r>
+        <w:rPr>
+          <w:lang w:val="gu_IN" w:bidi="gu_IN"/>
+        </w:rPr>
+        <w:t>)</w:t>
+      </w:r>
+    </w:p>
+    <w:p>
+      <w:pPr>
+        <w:pStyle w:val="Heading3"/>
+      </w:pPr>
+      <w:r>
+        <w:rPr>
+          <w:lang w:val="gu_IN" w:bidi="gu_IN"/>
+        </w:rPr>
+        <w:t>બાઈબલના સંદર્ભો:</w:t>
+      </w:r>
+    </w:p>
+    <w:p>
+      <w:pPr>
+        <w:pStyle w:val="ListBullet"/>
+        <w:spacing w:line="240" w:lineRule="auto"/>
+        <w:ind w:left="720"/>
+      </w:pPr>
+      <w:r>
+        <w:rPr>
+          <w:lang w:val="gu_IN" w:bidi="gu_IN"/>
+        </w:rPr>
+      </w:r>
+      <w:hyperlink r:id="rId54">
+        <w:r>
+          <w:rPr>
+            <w:lang w:val="gu_IN" w:bidi="gu_IN"/>
+          </w:rPr>
+          <w:rPr>
+            <w:color w:val="0000EE"/>
+            <w:u w:val="single"/>
+          </w:rPr>
+          <w:t>ક્લોસ્સી 1:13–14</w:t>
+        </w:r>
+      </w:hyperlink>
+    </w:p>
+    <w:p>
+      <w:pPr>
+        <w:pStyle w:val="ListBullet"/>
+        <w:spacing w:line="240" w:lineRule="auto"/>
+        <w:ind w:left="720"/>
+      </w:pPr>
+      <w:r>
+        <w:rPr>
+          <w:lang w:val="gu_IN" w:bidi="gu_IN"/>
+        </w:rPr>
+      </w:r>
+      <w:hyperlink r:id="rId55">
+        <w:r>
+          <w:rPr>
+            <w:lang w:val="gu_IN" w:bidi="gu_IN"/>
+          </w:rPr>
+          <w:rPr>
+            <w:color w:val="0000EE"/>
+            <w:u w:val="single"/>
+          </w:rPr>
+          <w:t>એફેસી 1:7–8</w:t>
+        </w:r>
+      </w:hyperlink>
+    </w:p>
+    <w:p>
+      <w:pPr>
+        <w:pStyle w:val="ListBullet"/>
+        <w:spacing w:line="240" w:lineRule="auto"/>
+        <w:ind w:left="720"/>
+      </w:pPr>
+      <w:r>
+        <w:rPr>
+          <w:lang w:val="gu_IN" w:bidi="gu_IN"/>
+        </w:rPr>
+      </w:r>
+      <w:hyperlink r:id="rId56">
+        <w:r>
+          <w:rPr>
+            <w:lang w:val="gu_IN" w:bidi="gu_IN"/>
+          </w:rPr>
+          <w:rPr>
+            <w:color w:val="0000EE"/>
+            <w:u w:val="single"/>
+          </w:rPr>
+          <w:t>એફેસી 5:15–17</w:t>
+        </w:r>
+      </w:hyperlink>
+    </w:p>
+    <w:p>
+      <w:pPr>
+        <w:pStyle w:val="ListBullet"/>
+        <w:spacing w:line="240" w:lineRule="auto"/>
+        <w:ind w:left="720"/>
+      </w:pPr>
+      <w:r>
+        <w:rPr>
+          <w:lang w:val="gu_IN" w:bidi="gu_IN"/>
+        </w:rPr>
+      </w:r>
+      <w:hyperlink r:id="rId57">
+        <w:r>
+          <w:rPr>
+            <w:lang w:val="gu_IN" w:bidi="gu_IN"/>
+          </w:rPr>
+          <w:rPr>
+            <w:color w:val="0000EE"/>
+            <w:u w:val="single"/>
+          </w:rPr>
+          <w:t>ગલાતી 3:13–14</w:t>
+        </w:r>
+      </w:hyperlink>
+    </w:p>
+    <w:p>
+      <w:pPr>
+        <w:pStyle w:val="ListBullet"/>
+        <w:spacing w:line="240" w:lineRule="auto"/>
+        <w:ind w:left="720"/>
+      </w:pPr>
+      <w:r>
+        <w:rPr>
+          <w:lang w:val="gu_IN" w:bidi="gu_IN"/>
+        </w:rPr>
+      </w:r>
+      <w:hyperlink r:id="rId58">
+        <w:r>
+          <w:rPr>
+            <w:lang w:val="gu_IN" w:bidi="gu_IN"/>
+          </w:rPr>
+          <w:rPr>
+            <w:color w:val="0000EE"/>
+            <w:u w:val="single"/>
+          </w:rPr>
+          <w:t>ગલાતી 4:3–5</w:t>
+        </w:r>
+      </w:hyperlink>
+    </w:p>
+    <w:p>
+      <w:pPr>
+        <w:pStyle w:val="ListBullet"/>
+        <w:spacing w:line="240" w:lineRule="auto"/>
+        <w:ind w:left="720"/>
+      </w:pPr>
+      <w:r>
+        <w:rPr>
+          <w:lang w:val="gu_IN" w:bidi="gu_IN"/>
+        </w:rPr>
+      </w:r>
+      <w:hyperlink r:id="rId59">
+        <w:r>
+          <w:rPr>
+            <w:lang w:val="gu_IN" w:bidi="gu_IN"/>
+          </w:rPr>
+          <w:rPr>
+            <w:color w:val="0000EE"/>
+            <w:u w:val="single"/>
+          </w:rPr>
+          <w:t>લૂક 2:36–38</w:t>
+        </w:r>
+      </w:hyperlink>
+    </w:p>
+    <w:p>
+      <w:pPr>
+        <w:pStyle w:val="ListBullet"/>
+        <w:spacing w:line="240" w:lineRule="auto"/>
+        <w:ind w:left="720"/>
+      </w:pPr>
+      <w:r>
+        <w:rPr>
+          <w:lang w:val="gu_IN" w:bidi="gu_IN"/>
+        </w:rPr>
+      </w:r>
+      <w:hyperlink r:id="rId60">
+        <w:r>
+          <w:rPr>
+            <w:lang w:val="gu_IN" w:bidi="gu_IN"/>
+          </w:rPr>
+          <w:rPr>
+            <w:color w:val="0000EE"/>
+            <w:u w:val="single"/>
+          </w:rPr>
+          <w:t>રૂથ 2:19–20</w:t>
+        </w:r>
+      </w:hyperlink>
+    </w:p>
+    <w:p>
+      <w:pPr>
+        <w:pStyle w:val="Heading3"/>
+      </w:pPr>
+      <w:r>
+        <w:rPr>
+          <w:lang w:val="gu_IN" w:bidi="gu_IN"/>
+        </w:rPr>
+        <w:t>શબ્દ માહિતી:</w:t>
+      </w:r>
+    </w:p>
+    <w:p>
+      <w:pPr>
+        <w:pStyle w:val="ListBullet"/>
+        <w:spacing w:line="240" w:lineRule="auto"/>
+        <w:ind w:left="720"/>
+      </w:pPr>
+      <w:r>
+        <w:rPr>
+          <w:lang w:val="gu_IN" w:bidi="gu_IN"/>
+        </w:rPr>
+      </w:r>
+      <w:r>
+        <w:rPr>
+          <w:lang w:val="gu_IN" w:bidi="gu_IN"/>
+        </w:rPr>
+        <w:t>Strong's: H1350, H1353, H6299, H6302, H6304, H6306, H6561, H7069, G59, G629, G1805, G3084, G3085</w:t>
+      </w:r>
+      <w:r>
+        <w:rPr>
+          <w:lang w:val="gu_IN" w:bidi="gu_IN"/>
+        </w:rPr>
+      </w:r>
+      <w:r>
+        <w:rPr>
+          <w:lang w:val="gu_IN" w:bidi="gu_IN"/>
+        </w:rPr>
+      </w:r>
+    </w:p>
+    <w:p>
+      <w:pPr/>
+      <w:r>
+        <w:rPr>
+          <w:lang w:val="gu_IN" w:bidi="gu_IN"/>
+        </w:rPr>
+      </w:r>
+    </w:p>
+    <w:p>
+      <w:pPr>
+        <w:pStyle w:val="Heading2"/>
+      </w:pPr>
+      <w:r>
+        <w:rPr>
+          <w:lang w:val="gu_IN" w:bidi="gu_IN"/>
+        </w:rPr>
+        <w:t>ઉપદેશ આપવો/પ્રચાર કરવો, ઉપદેશ/પ્રચાર, ઉપદેશક/પ્રચારક, ઘોષણા કરવી, ઘોષણા</w:t>
+      </w:r>
+      <w:r>
+        <w:rPr>
+          <w:lang w:val="gu_IN" w:bidi="gu_IN"/>
+        </w:rPr>
+      </w:r>
+    </w:p>
+    <w:p>
+      <w:pPr>
+        <w:pStyle w:val="Heading3"/>
+      </w:pPr>
+      <w:r>
+        <w:rPr>
+          <w:lang w:val="gu_IN" w:bidi="gu_IN"/>
+        </w:rPr>
+        <w:t>વ્યાખ્યા:</w:t>
+      </w:r>
+    </w:p>
+    <w:p>
+      <w:pPr/>
+      <w:r>
+        <w:rPr>
+          <w:lang w:val="gu_IN" w:bidi="gu_IN"/>
+        </w:rPr>
+      </w:r>
+      <w:r>
+        <w:rPr>
+          <w:lang w:val="gu_IN" w:bidi="gu_IN"/>
+        </w:rPr>
+        <w:t>“ઉપદેશ આપવા” નો અર્થ, લોકોના જૂથને ઈશ્વર વિષે શીખવવું અને ઈશ્વરની આજ્ઞા પાળવા તેઓને વિનંતી કરવી, થાય છે. “ઘોષણા કરવી” નો અર્થ જાહેરમાં હિંમતથી કોઈ બાબતની જાહેરાત કરવી અથવા તો પ્રગટ કરવી, થાય છે.</w:t>
+      </w:r>
+    </w:p>
+    <w:p>
+      <w:pPr>
+        <w:pStyle w:val="ListBullet"/>
+        <w:spacing w:line="240" w:lineRule="auto"/>
+        <w:ind w:left="720"/>
+      </w:pPr>
+      <w:r>
+        <w:rPr>
+          <w:lang w:val="gu_IN" w:bidi="gu_IN"/>
+        </w:rPr>
+      </w:r>
+      <w:r>
+        <w:rPr>
+          <w:lang w:val="gu_IN" w:bidi="gu_IN"/>
+        </w:rPr>
+        <w:t>ઉપદેશ મોટા ભાગે કોઈ એક વ્યક્તિ દ્વારા લોકોના મોટા જૂથને કરવામાં આવે છે. સામાન્ય રીતે તે બોલવા દ્વારા કરવામાં આવે છે અને લેખિત હોતો નથી.</w:t>
+      </w:r>
+    </w:p>
+    <w:p>
+      <w:pPr>
+        <w:pStyle w:val="ListBullet"/>
+        <w:spacing w:line="240" w:lineRule="auto"/>
+        <w:ind w:left="720"/>
+      </w:pPr>
+      <w:r>
+        <w:rPr>
+          <w:lang w:val="gu_IN" w:bidi="gu_IN"/>
+        </w:rPr>
+      </w:r>
+      <w:r>
+        <w:rPr>
+          <w:lang w:val="gu_IN" w:bidi="gu_IN"/>
+        </w:rPr>
+        <w:t>“ઉપદેશ કરવો” અને “શિક્ષણ આપવું” એકબીજા સાથે મળતા આવે છે પણ ચોક્કસ રીતે એકસમાન નથી.</w:t>
+      </w:r>
+    </w:p>
+    <w:p>
+      <w:pPr>
+        <w:pStyle w:val="ListBullet"/>
+        <w:spacing w:line="240" w:lineRule="auto"/>
+        <w:ind w:left="720"/>
+      </w:pPr>
+      <w:r>
+        <w:rPr>
+          <w:lang w:val="gu_IN" w:bidi="gu_IN"/>
+        </w:rPr>
+      </w:r>
+      <w:r>
+        <w:rPr>
+          <w:lang w:val="gu_IN" w:bidi="gu_IN"/>
+        </w:rPr>
+        <w:t>“ઉપદેશ” મુખ્યત્વે આત્મિક કે નૈતિક સત્યની જાહેર ઘોષણાનો ઉલ્લેખ કરે છે કે જેમાં શ્રોતાગણને તેના વિષે પ્રતિભાવ આપવા માટે અરજ કરવામાં આવે છે. “શિક્ષણ આપવું” શબ્દ બોધ આપવા પર ભાર મૂકે છે કે જેમાં લોકોને માહિતી આપવામાં આવે છે અથવા તો તેમને કશુંક કરવા માટે શિક્ષણ આપવામાં આવે છે.</w:t>
+      </w:r>
+    </w:p>
+    <w:p>
+      <w:pPr>
+        <w:pStyle w:val="ListBullet"/>
+        <w:spacing w:line="240" w:lineRule="auto"/>
+        <w:ind w:left="720"/>
+      </w:pPr>
+      <w:r>
+        <w:rPr>
+          <w:lang w:val="gu_IN" w:bidi="gu_IN"/>
+        </w:rPr>
+      </w:r>
+      <w:r>
+        <w:rPr>
+          <w:lang w:val="gu_IN" w:bidi="gu_IN"/>
+        </w:rPr>
+        <w:t>“પ્રચાર કરવો” શબ્દોનો ઉપયોગ સામાન્ય રીતે “સુવાર્તા” શબ્દ સાથે કરવામાં આવે છે.</w:t>
+      </w:r>
+    </w:p>
+    <w:p>
+      <w:pPr>
+        <w:pStyle w:val="ListBullet"/>
+        <w:spacing w:line="240" w:lineRule="auto"/>
+        <w:ind w:left="720"/>
+      </w:pPr>
+      <w:r>
+        <w:rPr>
+          <w:lang w:val="gu_IN" w:bidi="gu_IN"/>
+        </w:rPr>
+      </w:r>
+      <w:r>
+        <w:rPr>
+          <w:lang w:val="gu_IN" w:bidi="gu_IN"/>
+        </w:rPr>
+        <w:t>વ્યક્તિએ બીજાઓને જે બાબતનો ઉપદેશ/પ્રચાર કર્યો છે તેને સામાન્ય અર્થમાં તેના “શિક્ષણ” તરીકે પણ ઉલ્લેખી શકાય છે.</w:t>
+      </w:r>
+    </w:p>
+    <w:p>
+      <w:pPr>
+        <w:pStyle w:val="ListBullet"/>
+        <w:spacing w:line="240" w:lineRule="auto"/>
+        <w:ind w:left="720"/>
+      </w:pPr>
+      <w:r>
+        <w:rPr>
+          <w:lang w:val="gu_IN" w:bidi="gu_IN"/>
+        </w:rPr>
+      </w:r>
+      <w:r>
+        <w:rPr>
+          <w:lang w:val="gu_IN" w:bidi="gu_IN"/>
+        </w:rPr>
+        <w:t>બાઈબલમાં ઘણીવાર, “ઘોષણા કરવી” નો અર્થ, ઈશ્વરે આજ્ઞા કરેલી બાબતની જાહેરમાં જાહેરાત કરવી અથવા તો ઈશ્વર વિષે તથા તેઓ કેવા મહાન છે તે વિષે બીજાઓને કહેવું, થાય છે.</w:t>
+      </w:r>
+    </w:p>
+    <w:p>
+      <w:pPr>
+        <w:pStyle w:val="ListBullet"/>
+        <w:spacing w:line="240" w:lineRule="auto"/>
+        <w:ind w:left="720"/>
+      </w:pPr>
+      <w:r>
+        <w:rPr>
+          <w:lang w:val="gu_IN" w:bidi="gu_IN"/>
+        </w:rPr>
+      </w:r>
+      <w:r>
+        <w:rPr>
+          <w:lang w:val="gu_IN" w:bidi="gu_IN"/>
+        </w:rPr>
+        <w:t>નવા કરારમાં, પ્રેરિતોએ જુદાજુદા શહેરો તથા પ્રદેશોમાં ઘણા લોકોને ઈસુ વિશે શુભ સમાચાર ઘોષિત કર્યા.</w:t>
+      </w:r>
+    </w:p>
+    <w:p>
+      <w:pPr>
+        <w:pStyle w:val="ListBullet"/>
+        <w:spacing w:line="240" w:lineRule="auto"/>
+        <w:ind w:left="720"/>
+      </w:pPr>
+      <w:r>
+        <w:rPr>
+          <w:lang w:val="gu_IN" w:bidi="gu_IN"/>
+        </w:rPr>
+      </w:r>
+      <w:r>
+        <w:rPr>
+          <w:lang w:val="gu_IN" w:bidi="gu_IN"/>
+        </w:rPr>
+        <w:t>“ઘોષિત કરવું” શબ્દનો ઉપયોગ રાજાઓ દ્વારા બહાર પાડવામાં આવેલા વટહુકમો માટે અથવા તો જાહેરમાં દુષ્ટ બાબતોને વખોડવા પણ કરી શકાય છે.</w:t>
+      </w:r>
+    </w:p>
+    <w:p>
+      <w:pPr>
+        <w:pStyle w:val="ListBullet"/>
+        <w:spacing w:line="240" w:lineRule="auto"/>
+        <w:ind w:left="720"/>
+      </w:pPr>
+      <w:r>
+        <w:rPr>
+          <w:lang w:val="gu_IN" w:bidi="gu_IN"/>
+        </w:rPr>
+      </w:r>
+      <w:r>
+        <w:rPr>
+          <w:lang w:val="gu_IN" w:bidi="gu_IN"/>
+        </w:rPr>
+        <w:t>“ઘોષિત કરવું” ના બીજા અનુવાદો “જાહેરાત કરવી” અથવા તો “જાહેરમાં પ્રચાર કરવો” અથવા તો “જાહેરમાં જણાવવું” તરીકે કરી શકાય.</w:t>
+      </w:r>
+    </w:p>
+    <w:p>
+      <w:pPr>
+        <w:pStyle w:val="ListBullet"/>
+        <w:spacing w:line="240" w:lineRule="auto"/>
+        <w:ind w:left="720"/>
+      </w:pPr>
+      <w:r>
+        <w:rPr>
+          <w:lang w:val="gu_IN" w:bidi="gu_IN"/>
+        </w:rPr>
+      </w:r>
+      <w:r>
+        <w:rPr>
+          <w:lang w:val="gu_IN" w:bidi="gu_IN"/>
+        </w:rPr>
+        <w:t>“ઘોષણા” શબ્દનો અનુવાદ “જાહેરાત” અથવા તો “જાહેર પ્રચાર” તરીકે પણ કરી શકાય.</w:t>
+      </w:r>
+    </w:p>
+    <w:p>
+      <w:pPr/>
+      <w:r>
+        <w:rPr>
+          <w:lang w:val="gu_IN" w:bidi="gu_IN"/>
+        </w:rPr>
+      </w:r>
+      <w:r>
+        <w:rPr>
+          <w:lang w:val="gu_IN" w:bidi="gu_IN"/>
+        </w:rPr>
+        <w:t>(આ પણ જૂઓ:</w:t>
+      </w:r>
+    </w:p>
+    <w:p>
+      <w:pPr/>
+      <w:r>
+        <w:rPr>
+          <w:lang w:val="gu_IN" w:bidi="gu_IN"/>
+        </w:rPr>
+      </w:r>
+      <w:r>
+        <w:rPr>
+          <w:lang w:val="gu_IN" w:bidi="gu_IN"/>
+        </w:rPr>
+        <w:t>જાહેર કરવું</w:t>
+      </w:r>
+      <w:r>
+        <w:rPr>
+          <w:lang w:val="gu_IN" w:bidi="gu_IN"/>
+        </w:rPr>
+        <w:t xml:space="preserve">, </w:t>
+      </w:r>
+      <w:r>
+        <w:rPr>
+          <w:lang w:val="gu_IN" w:bidi="gu_IN"/>
+        </w:rPr>
+        <w:t>સુવાર્તા</w:t>
+      </w:r>
+      <w:r>
+        <w:rPr>
+          <w:lang w:val="gu_IN" w:bidi="gu_IN"/>
+        </w:rPr>
+        <w:t xml:space="preserve">, </w:t>
+      </w:r>
+      <w:r>
+        <w:rPr>
+          <w:lang w:val="gu_IN" w:bidi="gu_IN"/>
+        </w:rPr>
+        <w:t>ઈસુ</w:t>
+      </w:r>
+      <w:r>
+        <w:rPr>
+          <w:lang w:val="gu_IN" w:bidi="gu_IN"/>
+        </w:rPr>
+        <w:t xml:space="preserve">, </w:t>
+      </w:r>
+      <w:r>
+        <w:rPr>
+          <w:lang w:val="gu_IN" w:bidi="gu_IN"/>
+        </w:rPr>
+        <w:t>ઈશ્વરનું રાજ્ય</w:t>
+      </w:r>
+    </w:p>
+    <w:p>
+      <w:pPr>
+        <w:pStyle w:val="Heading3"/>
+      </w:pPr>
+      <w:r>
+        <w:rPr>
+          <w:lang w:val="gu_IN" w:bidi="gu_IN"/>
+        </w:rPr>
+        <w:t>બાઈબલના સંદર્ભો:</w:t>
+      </w:r>
+    </w:p>
+    <w:p>
+      <w:pPr>
+        <w:pStyle w:val="ListBullet"/>
+        <w:spacing w:line="240" w:lineRule="auto"/>
+        <w:ind w:left="720"/>
+      </w:pPr>
+      <w:r>
+        <w:rPr>
+          <w:lang w:val="gu_IN" w:bidi="gu_IN"/>
+        </w:rPr>
+      </w:r>
+      <w:hyperlink r:id="rId61">
+        <w:r>
+          <w:rPr>
+            <w:lang w:val="gu_IN" w:bidi="gu_IN"/>
+          </w:rPr>
+          <w:rPr>
+            <w:color w:val="0000EE"/>
+            <w:u w:val="single"/>
+          </w:rPr>
+          <w:t>2 તિમોથી 4:1–2</w:t>
+        </w:r>
+      </w:hyperlink>
+    </w:p>
+    <w:p>
+      <w:pPr>
+        <w:pStyle w:val="ListBullet"/>
+        <w:spacing w:line="240" w:lineRule="auto"/>
+        <w:ind w:left="720"/>
+      </w:pPr>
+      <w:r>
+        <w:rPr>
+          <w:lang w:val="gu_IN" w:bidi="gu_IN"/>
+        </w:rPr>
+      </w:r>
+      <w:hyperlink r:id="rId62">
+        <w:r>
+          <w:rPr>
+            <w:lang w:val="gu_IN" w:bidi="gu_IN"/>
+          </w:rPr>
+          <w:rPr>
+            <w:color w:val="0000EE"/>
+            <w:u w:val="single"/>
+          </w:rPr>
+          <w:t>પ્રેરિતોનાં કૃત્યો 8:4–5</w:t>
+        </w:r>
+      </w:hyperlink>
+    </w:p>
+    <w:p>
+      <w:pPr>
+        <w:pStyle w:val="ListBullet"/>
+        <w:spacing w:line="240" w:lineRule="auto"/>
+        <w:ind w:left="720"/>
+      </w:pPr>
+      <w:r>
+        <w:rPr>
+          <w:lang w:val="gu_IN" w:bidi="gu_IN"/>
+        </w:rPr>
+      </w:r>
+      <w:hyperlink r:id="rId63">
+        <w:r>
+          <w:rPr>
+            <w:lang w:val="gu_IN" w:bidi="gu_IN"/>
+          </w:rPr>
+          <w:rPr>
+            <w:color w:val="0000EE"/>
+            <w:u w:val="single"/>
+          </w:rPr>
+          <w:t>પ્રેરિતોનાં કૃત્યો 10:42–43</w:t>
+        </w:r>
+      </w:hyperlink>
+    </w:p>
+    <w:p>
+      <w:pPr>
+        <w:pStyle w:val="ListBullet"/>
+        <w:spacing w:line="240" w:lineRule="auto"/>
+        <w:ind w:left="720"/>
+      </w:pPr>
+      <w:r>
+        <w:rPr>
+          <w:lang w:val="gu_IN" w:bidi="gu_IN"/>
+        </w:rPr>
+      </w:r>
+      <w:hyperlink r:id="rId64">
+        <w:r>
+          <w:rPr>
+            <w:lang w:val="gu_IN" w:bidi="gu_IN"/>
+          </w:rPr>
+          <w:rPr>
+            <w:color w:val="0000EE"/>
+            <w:u w:val="single"/>
+          </w:rPr>
+          <w:t>પ્રેરિતોનાં કૃત્યો 14:21–22</w:t>
+        </w:r>
+      </w:hyperlink>
+    </w:p>
+    <w:p>
+      <w:pPr>
+        <w:pStyle w:val="ListBullet"/>
+        <w:spacing w:line="240" w:lineRule="auto"/>
+        <w:ind w:left="720"/>
+      </w:pPr>
+      <w:r>
+        <w:rPr>
+          <w:lang w:val="gu_IN" w:bidi="gu_IN"/>
+        </w:rPr>
+      </w:r>
+      <w:hyperlink r:id="rId65">
+        <w:r>
+          <w:rPr>
+            <w:lang w:val="gu_IN" w:bidi="gu_IN"/>
+          </w:rPr>
+          <w:rPr>
+            <w:color w:val="0000EE"/>
+            <w:u w:val="single"/>
+          </w:rPr>
+          <w:t>પ્રેરિતોનાં કૃત્યો 20:25–27</w:t>
+        </w:r>
+      </w:hyperlink>
+    </w:p>
+    <w:p>
+      <w:pPr>
+        <w:pStyle w:val="ListBullet"/>
+        <w:spacing w:line="240" w:lineRule="auto"/>
+        <w:ind w:left="720"/>
+      </w:pPr>
+      <w:r>
+        <w:rPr>
+          <w:lang w:val="gu_IN" w:bidi="gu_IN"/>
+        </w:rPr>
+      </w:r>
+      <w:hyperlink r:id="rId66">
+        <w:r>
+          <w:rPr>
+            <w:lang w:val="gu_IN" w:bidi="gu_IN"/>
+          </w:rPr>
+          <w:rPr>
+            <w:color w:val="0000EE"/>
+            <w:u w:val="single"/>
+          </w:rPr>
+          <w:t>લૂક 4:42–44</w:t>
+        </w:r>
+      </w:hyperlink>
+    </w:p>
+    <w:p>
+      <w:pPr>
+        <w:pStyle w:val="ListBullet"/>
+        <w:spacing w:line="240" w:lineRule="auto"/>
+        <w:ind w:left="720"/>
+      </w:pPr>
+      <w:r>
+        <w:rPr>
+          <w:lang w:val="gu_IN" w:bidi="gu_IN"/>
+        </w:rPr>
+      </w:r>
+      <w:hyperlink r:id="rId67">
+        <w:r>
+          <w:rPr>
+            <w:lang w:val="gu_IN" w:bidi="gu_IN"/>
+          </w:rPr>
+          <w:rPr>
+            <w:color w:val="0000EE"/>
+            <w:u w:val="single"/>
+          </w:rPr>
+          <w:t>માથ્થી 3:1–3</w:t>
+        </w:r>
+      </w:hyperlink>
+    </w:p>
+    <w:p>
+      <w:pPr>
+        <w:pStyle w:val="ListBullet"/>
+        <w:spacing w:line="240" w:lineRule="auto"/>
+        <w:ind w:left="720"/>
+      </w:pPr>
+      <w:r>
+        <w:rPr>
+          <w:lang w:val="gu_IN" w:bidi="gu_IN"/>
+        </w:rPr>
+      </w:r>
+      <w:hyperlink r:id="rId68">
+        <w:r>
+          <w:rPr>
+            <w:lang w:val="gu_IN" w:bidi="gu_IN"/>
+          </w:rPr>
+          <w:rPr>
+            <w:color w:val="0000EE"/>
+            <w:u w:val="single"/>
+          </w:rPr>
+          <w:t>માથ્થી 4:17</w:t>
+        </w:r>
+      </w:hyperlink>
+    </w:p>
+    <w:p>
+      <w:pPr>
+        <w:pStyle w:val="ListBullet"/>
+        <w:spacing w:line="240" w:lineRule="auto"/>
+        <w:ind w:left="720"/>
+      </w:pPr>
+      <w:r>
+        <w:rPr>
+          <w:lang w:val="gu_IN" w:bidi="gu_IN"/>
+        </w:rPr>
+      </w:r>
+      <w:hyperlink r:id="rId69">
+        <w:r>
+          <w:rPr>
+            <w:lang w:val="gu_IN" w:bidi="gu_IN"/>
+          </w:rPr>
+          <w:rPr>
+            <w:color w:val="0000EE"/>
+            <w:u w:val="single"/>
+          </w:rPr>
+          <w:t>માથ્થી 12:41</w:t>
+        </w:r>
+      </w:hyperlink>
+    </w:p>
+    <w:p>
+      <w:pPr>
+        <w:pStyle w:val="ListBullet"/>
+        <w:spacing w:line="240" w:lineRule="auto"/>
+        <w:ind w:left="720"/>
+      </w:pPr>
+      <w:r>
+        <w:rPr>
+          <w:lang w:val="gu_IN" w:bidi="gu_IN"/>
+        </w:rPr>
+      </w:r>
+      <w:hyperlink r:id="rId70">
+        <w:r>
+          <w:rPr>
+            <w:lang w:val="gu_IN" w:bidi="gu_IN"/>
+          </w:rPr>
+          <w:rPr>
+            <w:color w:val="0000EE"/>
+            <w:u w:val="single"/>
+          </w:rPr>
+          <w:t>માથ્થી 24:12–14</w:t>
+        </w:r>
+      </w:hyperlink>
+    </w:p>
+    <w:p>
+      <w:pPr>
+        <w:pStyle w:val="ListBullet"/>
+        <w:spacing w:line="240" w:lineRule="auto"/>
+        <w:ind w:left="720"/>
+      </w:pPr>
+      <w:r>
+        <w:rPr>
+          <w:lang w:val="gu_IN" w:bidi="gu_IN"/>
+        </w:rPr>
+      </w:r>
+      <w:hyperlink r:id="rId71">
+        <w:r>
+          <w:rPr>
+            <w:lang w:val="gu_IN" w:bidi="gu_IN"/>
+          </w:rPr>
+          <w:rPr>
+            <w:color w:val="0000EE"/>
+            <w:u w:val="single"/>
+          </w:rPr>
+          <w:t>પ્રેરિતોનાં કૃત્યો 9:20–22</w:t>
+        </w:r>
+      </w:hyperlink>
+    </w:p>
+    <w:p>
+      <w:pPr>
+        <w:pStyle w:val="ListBullet"/>
+        <w:spacing w:line="240" w:lineRule="auto"/>
+        <w:ind w:left="720"/>
+      </w:pPr>
+      <w:r>
+        <w:rPr>
+          <w:lang w:val="gu_IN" w:bidi="gu_IN"/>
+        </w:rPr>
+      </w:r>
+      <w:hyperlink r:id="rId72">
+        <w:r>
+          <w:rPr>
+            <w:lang w:val="gu_IN" w:bidi="gu_IN"/>
+          </w:rPr>
+          <w:rPr>
+            <w:color w:val="0000EE"/>
+            <w:u w:val="single"/>
+          </w:rPr>
+          <w:t>પ્રેરિતોનાં કૃત્યો 13:38–39</w:t>
+        </w:r>
+      </w:hyperlink>
+    </w:p>
+    <w:p>
+      <w:pPr>
+        <w:pStyle w:val="ListBullet"/>
+        <w:spacing w:line="240" w:lineRule="auto"/>
+        <w:ind w:left="720"/>
+      </w:pPr>
+      <w:r>
+        <w:rPr>
+          <w:lang w:val="gu_IN" w:bidi="gu_IN"/>
+        </w:rPr>
+      </w:r>
+      <w:hyperlink r:id="rId73">
+        <w:r>
+          <w:rPr>
+            <w:lang w:val="gu_IN" w:bidi="gu_IN"/>
+          </w:rPr>
+          <w:rPr>
+            <w:color w:val="0000EE"/>
+            <w:u w:val="single"/>
+          </w:rPr>
+          <w:t>યૂના 3:1–3</w:t>
+        </w:r>
+      </w:hyperlink>
+    </w:p>
+    <w:p>
+      <w:pPr>
+        <w:pStyle w:val="ListBullet"/>
+        <w:spacing w:line="240" w:lineRule="auto"/>
+        <w:ind w:left="720"/>
+      </w:pPr>
+      <w:r>
+        <w:rPr>
+          <w:lang w:val="gu_IN" w:bidi="gu_IN"/>
+        </w:rPr>
+      </w:r>
+      <w:hyperlink r:id="rId74">
+        <w:r>
+          <w:rPr>
+            <w:lang w:val="gu_IN" w:bidi="gu_IN"/>
+          </w:rPr>
+          <w:rPr>
+            <w:color w:val="0000EE"/>
+            <w:u w:val="single"/>
+          </w:rPr>
+          <w:t>લૂક 4:18–19</w:t>
+        </w:r>
+      </w:hyperlink>
+    </w:p>
+    <w:p>
+      <w:pPr>
+        <w:pStyle w:val="ListBullet"/>
+        <w:spacing w:line="240" w:lineRule="auto"/>
+        <w:ind w:left="720"/>
+      </w:pPr>
+      <w:r>
+        <w:rPr>
+          <w:lang w:val="gu_IN" w:bidi="gu_IN"/>
+        </w:rPr>
+      </w:r>
+      <w:hyperlink r:id="rId75">
+        <w:r>
+          <w:rPr>
+            <w:lang w:val="gu_IN" w:bidi="gu_IN"/>
+          </w:rPr>
+          <w:rPr>
+            <w:color w:val="0000EE"/>
+            <w:u w:val="single"/>
+          </w:rPr>
+          <w:t>માર્ક 1:14–15</w:t>
+        </w:r>
+      </w:hyperlink>
+    </w:p>
+    <w:p>
+      <w:pPr>
+        <w:pStyle w:val="ListBullet"/>
+        <w:spacing w:line="240" w:lineRule="auto"/>
+        <w:ind w:left="720"/>
+      </w:pPr>
+      <w:r>
+        <w:rPr>
+          <w:lang w:val="gu_IN" w:bidi="gu_IN"/>
+        </w:rPr>
+      </w:r>
+      <w:hyperlink r:id="rId76">
+        <w:r>
+          <w:rPr>
+            <w:lang w:val="gu_IN" w:bidi="gu_IN"/>
+          </w:rPr>
+          <w:rPr>
+            <w:color w:val="0000EE"/>
+            <w:u w:val="single"/>
+          </w:rPr>
+          <w:t>માથ્થી 10:26–27</w:t>
+        </w:r>
+      </w:hyperlink>
+    </w:p>
+    <w:p>
+      <w:pPr>
+        <w:pStyle w:val="Heading3"/>
+      </w:pPr>
+      <w:r>
+        <w:rPr>
+          <w:lang w:val="gu_IN" w:bidi="gu_IN"/>
+        </w:rPr>
+        <w:t>બાઈબલ વાર્તાઓમાંથી ઉદાહરણો:</w:t>
+      </w:r>
+    </w:p>
+    <w:p>
+      <w:pPr>
+        <w:pStyle w:val="ListBullet"/>
+        <w:spacing w:line="240" w:lineRule="auto"/>
+        <w:ind w:left="720"/>
+      </w:pPr>
+      <w:r>
+        <w:rPr>
+          <w:lang w:val="gu_IN" w:bidi="gu_IN"/>
+        </w:rPr>
+      </w:r>
+      <w:r>
+        <w:rPr>
+          <w:b/>
+          <w:lang w:val="gu_IN" w:bidi="gu_IN"/>
+        </w:rPr>
+        <w:t>24:2</w:t>
+      </w:r>
+      <w:r>
+        <w:rPr>
+          <w:lang w:val="gu_IN" w:bidi="gu_IN"/>
+        </w:rPr>
+        <w:t xml:space="preserve"> તેણે (યોહાને) તેઓને એવું કહેતા **ઉપદેશ/**</w:t>
+      </w:r>
+      <w:r>
+        <w:rPr>
+          <w:b/>
+          <w:lang w:val="gu_IN" w:bidi="gu_IN"/>
+        </w:rPr>
+        <w:t>પ્રચાર કર્યો</w:t>
+      </w:r>
+      <w:r>
+        <w:rPr>
+          <w:lang w:val="gu_IN" w:bidi="gu_IN"/>
+        </w:rPr>
+        <w:t xml:space="preserve"> કે “પસ્તાવો કરો, કારણ કે ઈશ્વરનું રાજ્ય પાસે આવ્યું છે!”</w:t>
+      </w:r>
+    </w:p>
+    <w:p>
+      <w:pPr>
+        <w:pStyle w:val="ListBullet"/>
+        <w:spacing w:line="240" w:lineRule="auto"/>
+        <w:ind w:left="720"/>
+      </w:pPr>
+      <w:r>
+        <w:rPr>
+          <w:lang w:val="gu_IN" w:bidi="gu_IN"/>
+        </w:rPr>
+      </w:r>
+      <w:r>
+        <w:rPr>
+          <w:b/>
+          <w:lang w:val="gu_IN" w:bidi="gu_IN"/>
+        </w:rPr>
+        <w:t>30:1</w:t>
+      </w:r>
+      <w:r>
+        <w:rPr>
+          <w:lang w:val="gu_IN" w:bidi="gu_IN"/>
+        </w:rPr>
+        <w:t xml:space="preserve"> ઈસુએ પોતાના પ્રેરિતોને જુદાજુદા ગામોમાં લોકોને **ઉપદેશ/**</w:t>
+      </w:r>
+      <w:r>
+        <w:rPr>
+          <w:b/>
+          <w:lang w:val="gu_IN" w:bidi="gu_IN"/>
+        </w:rPr>
+        <w:t>પ્રચાર કરવા</w:t>
+      </w:r>
+      <w:r>
+        <w:rPr>
+          <w:lang w:val="gu_IN" w:bidi="gu_IN"/>
+        </w:rPr>
+        <w:t xml:space="preserve"> તથા શીખવવા મોકલ્યા.</w:t>
+      </w:r>
+    </w:p>
+    <w:p>
+      <w:pPr>
+        <w:pStyle w:val="ListBullet"/>
+        <w:spacing w:line="240" w:lineRule="auto"/>
+        <w:ind w:left="720"/>
+      </w:pPr>
+      <w:r>
+        <w:rPr>
+          <w:lang w:val="gu_IN" w:bidi="gu_IN"/>
+        </w:rPr>
+      </w:r>
+      <w:r>
+        <w:rPr>
+          <w:b/>
+          <w:lang w:val="gu_IN" w:bidi="gu_IN"/>
+        </w:rPr>
+        <w:t>38:1</w:t>
+      </w:r>
+      <w:r>
+        <w:rPr>
+          <w:lang w:val="gu_IN" w:bidi="gu_IN"/>
+        </w:rPr>
+        <w:t xml:space="preserve"> ઈસુએ </w:t>
+      </w:r>
+      <w:r>
+        <w:rPr>
+          <w:b/>
+          <w:lang w:val="gu_IN" w:bidi="gu_IN"/>
+        </w:rPr>
+        <w:t>“પ્રચાર”</w:t>
+      </w:r>
+      <w:r>
+        <w:rPr>
+          <w:lang w:val="gu_IN" w:bidi="gu_IN"/>
+        </w:rPr>
+        <w:t xml:space="preserve"> કરવાની અને જાહેરમાં શીખવવાની શરૂઆત કરી તેના લગભગ ત્રણ વર્ષ બાદ, તેમણે પોતાના શિષ્યોને કહ્યું કે તેઓ તેમની સાથે યરુશાલેમમાં પાસ્ખાપર્વ પાળવા માંગતા હતા અને કે તેમને ત્યાં મારી નાખવામાં આવશે.</w:t>
+      </w:r>
+    </w:p>
+    <w:p>
+      <w:pPr>
+        <w:pStyle w:val="ListBullet"/>
+        <w:spacing w:line="240" w:lineRule="auto"/>
+        <w:ind w:left="720"/>
+      </w:pPr>
+      <w:r>
+        <w:rPr>
+          <w:lang w:val="gu_IN" w:bidi="gu_IN"/>
+        </w:rPr>
+      </w:r>
+      <w:r>
+        <w:rPr>
+          <w:b/>
+          <w:lang w:val="gu_IN" w:bidi="gu_IN"/>
+        </w:rPr>
+        <w:t>45:6</w:t>
+      </w:r>
+      <w:r>
+        <w:rPr>
+          <w:lang w:val="gu_IN" w:bidi="gu_IN"/>
+        </w:rPr>
+        <w:t xml:space="preserve"> તો પણ, તેઓ જ્યાં કંઇ ગયા ત્યાં તેમણે ઈસુ વિષે </w:t>
+      </w:r>
+      <w:r>
+        <w:rPr>
+          <w:b/>
+          <w:lang w:val="gu_IN" w:bidi="gu_IN"/>
+        </w:rPr>
+        <w:t>પ્રચાર કર્યો.</w:t>
+      </w:r>
+    </w:p>
+    <w:p>
+      <w:pPr>
+        <w:pStyle w:val="ListBullet"/>
+        <w:spacing w:line="240" w:lineRule="auto"/>
+        <w:ind w:left="720"/>
+      </w:pPr>
+      <w:r>
+        <w:rPr>
+          <w:lang w:val="gu_IN" w:bidi="gu_IN"/>
+        </w:rPr>
+      </w:r>
+      <w:r>
+        <w:rPr>
+          <w:b/>
+          <w:lang w:val="gu_IN" w:bidi="gu_IN"/>
+        </w:rPr>
+        <w:t>45:7</w:t>
+      </w:r>
+      <w:r>
+        <w:rPr>
+          <w:lang w:val="gu_IN" w:bidi="gu_IN"/>
+        </w:rPr>
+        <w:t xml:space="preserve"> તે (ફિલિપ) સમરૂનમાં ગયો કે જ્યાં તેણે ઈસુ વિષે </w:t>
+      </w:r>
+      <w:r>
+        <w:rPr>
+          <w:b/>
+          <w:lang w:val="gu_IN" w:bidi="gu_IN"/>
+        </w:rPr>
+        <w:t>પ્રચાર કર્યો</w:t>
+      </w:r>
+      <w:r>
+        <w:rPr>
+          <w:lang w:val="gu_IN" w:bidi="gu_IN"/>
+        </w:rPr>
+        <w:t xml:space="preserve"> અને ઘણા લોકોનું તારણ થયું.</w:t>
+      </w:r>
+    </w:p>
+    <w:p>
+      <w:pPr>
+        <w:pStyle w:val="ListBullet"/>
+        <w:spacing w:line="240" w:lineRule="auto"/>
+        <w:ind w:left="720"/>
+      </w:pPr>
+      <w:r>
+        <w:rPr>
+          <w:lang w:val="gu_IN" w:bidi="gu_IN"/>
+        </w:rPr>
+      </w:r>
+      <w:r>
+        <w:rPr>
+          <w:b/>
+          <w:lang w:val="gu_IN" w:bidi="gu_IN"/>
+        </w:rPr>
+        <w:t>46:6</w:t>
+      </w:r>
+      <w:r>
+        <w:rPr>
+          <w:lang w:val="gu_IN" w:bidi="gu_IN"/>
+        </w:rPr>
+        <w:t xml:space="preserve"> તરત જ, શાઉલે દમસ્કસના યહૂદીઓને એમ કહેતાં </w:t>
+      </w:r>
+      <w:r>
+        <w:rPr>
+          <w:b/>
+          <w:lang w:val="gu_IN" w:bidi="gu_IN"/>
+        </w:rPr>
+        <w:t>પ્રચાર</w:t>
+      </w:r>
+      <w:r>
+        <w:rPr>
+          <w:lang w:val="gu_IN" w:bidi="gu_IN"/>
+        </w:rPr>
+        <w:t xml:space="preserve"> કરવાની શરૂઆત કરી કે, “ઈસુ ઈશ્વરપુત્ર છે!”</w:t>
+      </w:r>
+    </w:p>
+    <w:p>
+      <w:pPr>
+        <w:pStyle w:val="ListBullet"/>
+        <w:spacing w:line="240" w:lineRule="auto"/>
+        <w:ind w:left="720"/>
+      </w:pPr>
+      <w:r>
+        <w:rPr>
+          <w:lang w:val="gu_IN" w:bidi="gu_IN"/>
+        </w:rPr>
+      </w:r>
+      <w:r>
+        <w:rPr>
+          <w:b/>
+          <w:lang w:val="gu_IN" w:bidi="gu_IN"/>
+        </w:rPr>
+        <w:t>46:10</w:t>
+      </w:r>
+      <w:r>
+        <w:rPr>
+          <w:lang w:val="gu_IN" w:bidi="gu_IN"/>
+        </w:rPr>
+        <w:t xml:space="preserve"> ત્યાર બાદ તેઓએ તેમને બીજી ઘણી જગાઓમાં ઈસુ વિશેના શુભ સમાચારનો </w:t>
+      </w:r>
+      <w:r>
+        <w:rPr>
+          <w:b/>
+          <w:lang w:val="gu_IN" w:bidi="gu_IN"/>
+        </w:rPr>
+        <w:t>પ્રચાર કરવા</w:t>
+      </w:r>
+      <w:r>
+        <w:rPr>
+          <w:lang w:val="gu_IN" w:bidi="gu_IN"/>
+        </w:rPr>
+        <w:t xml:space="preserve"> મોકલ્યા.</w:t>
+      </w:r>
+    </w:p>
+    <w:p>
+      <w:pPr>
+        <w:pStyle w:val="ListBullet"/>
+        <w:spacing w:line="240" w:lineRule="auto"/>
+        <w:ind w:left="720"/>
+      </w:pPr>
+      <w:r>
+        <w:rPr>
+          <w:lang w:val="gu_IN" w:bidi="gu_IN"/>
+        </w:rPr>
+      </w:r>
+      <w:r>
+        <w:rPr>
+          <w:b/>
+          <w:lang w:val="gu_IN" w:bidi="gu_IN"/>
+        </w:rPr>
+        <w:t>47:14</w:t>
+      </w:r>
+      <w:r>
+        <w:rPr>
+          <w:lang w:val="gu_IN" w:bidi="gu_IN"/>
+        </w:rPr>
+        <w:t xml:space="preserve"> પાઉલ અને બીજા ખ્રિસ્તી આગેવાનોએ લોકોને ઈસુ વિશેના શુભસંદેશનો </w:t>
+      </w:r>
+      <w:r>
+        <w:rPr>
+          <w:b/>
+          <w:lang w:val="gu_IN" w:bidi="gu_IN"/>
+        </w:rPr>
+        <w:t>પ્રચાર</w:t>
+      </w:r>
+      <w:r>
+        <w:rPr>
+          <w:lang w:val="gu_IN" w:bidi="gu_IN"/>
+        </w:rPr>
+        <w:t xml:space="preserve"> કરતાં અને શીખવતાં ઘણા શહેરોમાં મુસાફરી કરી.</w:t>
+      </w:r>
+    </w:p>
+    <w:p>
+      <w:pPr>
+        <w:pStyle w:val="ListBullet"/>
+        <w:spacing w:line="240" w:lineRule="auto"/>
+        <w:ind w:left="720"/>
+      </w:pPr>
+      <w:r>
+        <w:rPr>
+          <w:lang w:val="gu_IN" w:bidi="gu_IN"/>
+        </w:rPr>
+      </w:r>
+      <w:r>
+        <w:rPr>
+          <w:b/>
+          <w:lang w:val="gu_IN" w:bidi="gu_IN"/>
+        </w:rPr>
+        <w:t>50:2</w:t>
+      </w:r>
+      <w:r>
+        <w:rPr>
+          <w:lang w:val="gu_IN" w:bidi="gu_IN"/>
+        </w:rPr>
+        <w:t xml:space="preserve"> જ્યારે ઈસુ આ પૃથ્વી પર જીવતા હતા ત્યારે તેમણે કહ્યું હતું કે, “મારા શિષ્યો વિશ્વમાં દરેક જગ્યાએ લોકોને ઈશ્વરના રાજ્ય વિશેના શુભસંદેશનો </w:t>
+      </w:r>
+      <w:r>
+        <w:rPr>
+          <w:b/>
+          <w:lang w:val="gu_IN" w:bidi="gu_IN"/>
+        </w:rPr>
+        <w:t>પ્રચાર કરશે</w:t>
+      </w:r>
+      <w:r>
+        <w:rPr>
+          <w:lang w:val="gu_IN" w:bidi="gu_IN"/>
+        </w:rPr>
+        <w:t xml:space="preserve"> અને ત્યાર બાદ અંત આવશે.”</w:t>
+      </w:r>
+    </w:p>
+    <w:p>
+      <w:pPr>
+        <w:pStyle w:val="Heading3"/>
+      </w:pPr>
+      <w:r>
+        <w:rPr>
+          <w:lang w:val="gu_IN" w:bidi="gu_IN"/>
+        </w:rPr>
+        <w:t>શબ્દ માહિતી:</w:t>
+      </w:r>
+    </w:p>
+    <w:p>
+      <w:pPr>
+        <w:pStyle w:val="ListBullet"/>
+        <w:spacing w:line="240" w:lineRule="auto"/>
+        <w:ind w:left="720"/>
+      </w:pPr>
+      <w:r>
+        <w:rPr>
+          <w:lang w:val="gu_IN" w:bidi="gu_IN"/>
+        </w:rPr>
+      </w:r>
+      <w:r>
+        <w:rPr>
+          <w:lang w:val="gu_IN" w:bidi="gu_IN"/>
+        </w:rPr>
+        <w:t>(for proclaim): H1319, H1696, H1697, H2199, H3045, H3745, H4161, H5046, H5608, H6963, H7121, H7440, H8085, G518, G591, G1229, G1861, G2097, G2605, G2782, G2784, G2980, G3142, G4135</w:t>
+      </w:r>
+      <w:r>
+        <w:rPr>
+          <w:lang w:val="gu_IN" w:bidi="gu_IN"/>
+        </w:rPr>
+      </w:r>
+      <w:r>
+        <w:rPr>
+          <w:lang w:val="gu_IN" w:bidi="gu_IN"/>
+        </w:rPr>
+      </w:r>
+    </w:p>
+    <w:p>
+      <w:pPr/>
+      <w:r>
+        <w:rPr>
+          <w:lang w:val="gu_IN" w:bidi="gu_IN"/>
+        </w:rPr>
+      </w:r>
+    </w:p>
+    <w:p>
+      <w:pPr>
+        <w:pStyle w:val="Heading2"/>
+      </w:pPr>
+      <w:r>
+        <w:rPr>
+          <w:lang w:val="gu_IN" w:bidi="gu_IN"/>
+        </w:rPr>
+        <w:t>ઉપપત્ની,ઉપપત્નીઓ</w:t>
+      </w:r>
+      <w:r>
+        <w:rPr>
+          <w:lang w:val="gu_IN" w:bidi="gu_IN"/>
+        </w:rPr>
+      </w:r>
+    </w:p>
+    <w:p>
+      <w:pPr>
+        <w:pStyle w:val="Heading3"/>
+      </w:pPr>
+      <w:r>
+        <w:rPr>
+          <w:lang w:val="gu_IN" w:bidi="gu_IN"/>
+        </w:rPr>
+        <w:t>વ્યાખ્યા:</w:t>
+      </w:r>
+    </w:p>
+    <w:p>
+      <w:pPr/>
+      <w:r>
+        <w:rPr>
+          <w:lang w:val="gu_IN" w:bidi="gu_IN"/>
+        </w:rPr>
+      </w:r>
+      <w:r>
+        <w:rPr>
+          <w:lang w:val="gu_IN" w:bidi="gu_IN"/>
+        </w:rPr>
+        <w:t>ઉપપત્ની એવી સ્ત્રી છે કે, જે પુરુષ પાસે પહેલી પત્ની હોય, અને તે (ઉપપત્ની) તેની બીજી પત્ની બને.</w:t>
+      </w:r>
+    </w:p>
+    <w:p>
+      <w:pPr/>
+      <w:r>
+        <w:rPr>
+          <w:lang w:val="gu_IN" w:bidi="gu_IN"/>
+        </w:rPr>
+      </w:r>
+      <w:r>
+        <w:rPr>
+          <w:lang w:val="gu_IN" w:bidi="gu_IN"/>
+        </w:rPr>
+        <w:t>સામાન્ય રીતે ઉપપત્ની પુરુષ સાથે કાયદેસર લગ્ન કરેલી હોતી નથી.</w:t>
+      </w:r>
+    </w:p>
+    <w:p>
+      <w:pPr>
+        <w:pStyle w:val="ListBullet"/>
+        <w:spacing w:line="240" w:lineRule="auto"/>
+        <w:ind w:left="720"/>
+      </w:pPr>
+      <w:r>
+        <w:rPr>
+          <w:lang w:val="gu_IN" w:bidi="gu_IN"/>
+        </w:rPr>
+      </w:r>
+      <w:r>
+        <w:rPr>
+          <w:lang w:val="gu_IN" w:bidi="gu_IN"/>
+        </w:rPr>
+        <w:t>જૂનાકરારમાં, મોટેભાગે ગુલામ સ્ત્રીઓ ઉપપત્નીઓ હતી.</w:t>
+      </w:r>
+    </w:p>
+    <w:p>
+      <w:pPr>
+        <w:pStyle w:val="ListBullet"/>
+        <w:spacing w:line="240" w:lineRule="auto"/>
+        <w:ind w:left="720"/>
+      </w:pPr>
+      <w:r>
+        <w:rPr>
+          <w:lang w:val="gu_IN" w:bidi="gu_IN"/>
+        </w:rPr>
+      </w:r>
+      <w:r>
+        <w:rPr>
+          <w:lang w:val="gu_IN" w:bidi="gu_IN"/>
+        </w:rPr>
+        <w:t>ઉપપત્નીને ખરીદી દ્વારા, લશ્કરી વિજય દ્વારા, અથવા દેવા ચુકવણીમાં પ્રાપ્ત કરેલ હોઈ શકે છે.</w:t>
+      </w:r>
+    </w:p>
+    <w:p>
+      <w:pPr>
+        <w:pStyle w:val="ListBullet"/>
+        <w:spacing w:line="240" w:lineRule="auto"/>
+        <w:ind w:left="720"/>
+      </w:pPr>
+      <w:r>
+        <w:rPr>
+          <w:lang w:val="gu_IN" w:bidi="gu_IN"/>
+        </w:rPr>
+      </w:r>
+      <w:r>
+        <w:rPr>
+          <w:lang w:val="gu_IN" w:bidi="gu_IN"/>
+        </w:rPr>
+        <w:t>ઘણી ઉપપત્નીઓ હોવી તે રાજા માટે અધિકારનું ચિહ્ન હતું.</w:t>
+        <w:br/>
+      </w:r>
+      <w:r>
+        <w:rPr>
+          <w:lang w:val="gu_IN" w:bidi="gu_IN"/>
+        </w:rPr>
+        <w:t>નવો કરાર શીખવે છે કે ઉપપત્ની કરવાની પ્રથા દેવની ઈચ્છાની વિરુદ્ધ છે.</w:t>
+      </w:r>
+    </w:p>
+    <w:p>
+      <w:pPr>
+        <w:pStyle w:val="Heading3"/>
+      </w:pPr>
+      <w:r>
+        <w:rPr>
+          <w:lang w:val="gu_IN" w:bidi="gu_IN"/>
+        </w:rPr>
+        <w:t>બાઈબલની કલમો:</w:t>
+      </w:r>
+    </w:p>
+    <w:p>
+      <w:pPr>
+        <w:pStyle w:val="ListBullet"/>
+        <w:spacing w:line="240" w:lineRule="auto"/>
+        <w:ind w:left="720"/>
+      </w:pPr>
+      <w:r>
+        <w:rPr>
+          <w:lang w:val="gu_IN" w:bidi="gu_IN"/>
+        </w:rPr>
+      </w:r>
+      <w:hyperlink r:id="rId77">
+        <w:r>
+          <w:rPr>
+            <w:lang w:val="gu_IN" w:bidi="gu_IN"/>
+          </w:rPr>
+          <w:rPr>
+            <w:color w:val="0000EE"/>
+            <w:u w:val="single"/>
+          </w:rPr>
+          <w:t>2 શમુએલ 3:6–7</w:t>
+        </w:r>
+      </w:hyperlink>
+    </w:p>
+    <w:p>
+      <w:pPr>
+        <w:pStyle w:val="ListBullet"/>
+        <w:spacing w:line="240" w:lineRule="auto"/>
+        <w:ind w:left="720"/>
+      </w:pPr>
+      <w:r>
+        <w:rPr>
+          <w:lang w:val="gu_IN" w:bidi="gu_IN"/>
+        </w:rPr>
+      </w:r>
+      <w:hyperlink r:id="rId78">
+        <w:r>
+          <w:rPr>
+            <w:lang w:val="gu_IN" w:bidi="gu_IN"/>
+          </w:rPr>
+          <w:rPr>
+            <w:color w:val="0000EE"/>
+            <w:u w:val="single"/>
+          </w:rPr>
+          <w:t>ઉત્પત્તિ 22:23–24</w:t>
+        </w:r>
+      </w:hyperlink>
+    </w:p>
+    <w:p>
+      <w:pPr>
+        <w:pStyle w:val="ListBullet"/>
+        <w:spacing w:line="240" w:lineRule="auto"/>
+        <w:ind w:left="720"/>
+      </w:pPr>
+      <w:r>
+        <w:rPr>
+          <w:lang w:val="gu_IN" w:bidi="gu_IN"/>
+        </w:rPr>
+      </w:r>
+      <w:hyperlink r:id="rId79">
+        <w:r>
+          <w:rPr>
+            <w:lang w:val="gu_IN" w:bidi="gu_IN"/>
+          </w:rPr>
+          <w:rPr>
+            <w:color w:val="0000EE"/>
+            <w:u w:val="single"/>
+          </w:rPr>
+          <w:t>ઉત્પત્તિ 25:5–6</w:t>
+        </w:r>
+      </w:hyperlink>
+    </w:p>
+    <w:p>
+      <w:pPr>
+        <w:pStyle w:val="ListBullet"/>
+        <w:spacing w:line="240" w:lineRule="auto"/>
+        <w:ind w:left="720"/>
+      </w:pPr>
+      <w:r>
+        <w:rPr>
+          <w:lang w:val="gu_IN" w:bidi="gu_IN"/>
+        </w:rPr>
+      </w:r>
+      <w:hyperlink r:id="rId80">
+        <w:r>
+          <w:rPr>
+            <w:lang w:val="gu_IN" w:bidi="gu_IN"/>
+          </w:rPr>
+          <w:rPr>
+            <w:color w:val="0000EE"/>
+            <w:u w:val="single"/>
+          </w:rPr>
+          <w:t>ઉત્પત્તિ 35:21–22</w:t>
+        </w:r>
+      </w:hyperlink>
+    </w:p>
+    <w:p>
+      <w:pPr>
+        <w:pStyle w:val="ListBullet"/>
+        <w:spacing w:line="240" w:lineRule="auto"/>
+        <w:ind w:left="720"/>
+      </w:pPr>
+      <w:r>
+        <w:rPr>
+          <w:lang w:val="gu_IN" w:bidi="gu_IN"/>
+        </w:rPr>
+      </w:r>
+      <w:hyperlink r:id="rId81">
+        <w:r>
+          <w:rPr>
+            <w:lang w:val="gu_IN" w:bidi="gu_IN"/>
+          </w:rPr>
+          <w:rPr>
+            <w:color w:val="0000EE"/>
+            <w:u w:val="single"/>
+          </w:rPr>
+          <w:t>ઉત્પત્તિ 36:9–12</w:t>
+        </w:r>
+      </w:hyperlink>
+    </w:p>
+    <w:p>
+      <w:pPr>
+        <w:pStyle w:val="ListBullet"/>
+        <w:spacing w:line="240" w:lineRule="auto"/>
+        <w:ind w:left="720"/>
+      </w:pPr>
+      <w:r>
+        <w:rPr>
+          <w:lang w:val="gu_IN" w:bidi="gu_IN"/>
+        </w:rPr>
+      </w:r>
+      <w:hyperlink r:id="rId82">
+        <w:r>
+          <w:rPr>
+            <w:lang w:val="gu_IN" w:bidi="gu_IN"/>
+          </w:rPr>
+          <w:rPr>
+            <w:color w:val="0000EE"/>
+            <w:u w:val="single"/>
+          </w:rPr>
+          <w:t>ન્યાયાધીશો 19:1–2</w:t>
+        </w:r>
+      </w:hyperlink>
+    </w:p>
+    <w:p>
+      <w:pPr>
+        <w:pStyle w:val="Heading3"/>
+      </w:pPr>
+      <w:r>
+        <w:rPr>
+          <w:lang w:val="gu_IN" w:bidi="gu_IN"/>
+        </w:rPr>
+        <w:t>શબ્દ માહિતી:</w:t>
+      </w:r>
+    </w:p>
+    <w:p>
+      <w:pPr>
+        <w:pStyle w:val="ListBullet"/>
+        <w:spacing w:line="240" w:lineRule="auto"/>
+        <w:ind w:left="720"/>
+      </w:pPr>
+      <w:r>
+        <w:rPr>
+          <w:lang w:val="gu_IN" w:bidi="gu_IN"/>
+        </w:rPr>
+      </w:r>
+      <w:r>
+        <w:rPr>
+          <w:lang w:val="gu_IN" w:bidi="gu_IN"/>
+        </w:rPr>
+        <w:t>Strong's: H3904, H6370</w:t>
+      </w:r>
+      <w:r>
+        <w:rPr>
+          <w:lang w:val="gu_IN" w:bidi="gu_IN"/>
+        </w:rPr>
+      </w:r>
+      <w:r>
+        <w:rPr>
+          <w:lang w:val="gu_IN" w:bidi="gu_IN"/>
+        </w:rPr>
+      </w:r>
+    </w:p>
+    <w:p>
+      <w:pPr/>
+      <w:r>
+        <w:rPr>
+          <w:lang w:val="gu_IN" w:bidi="gu_IN"/>
+        </w:rPr>
+      </w:r>
+    </w:p>
+    <w:p>
+      <w:pPr>
+        <w:pStyle w:val="Heading2"/>
+      </w:pPr>
+      <w:r>
+        <w:rPr>
+          <w:lang w:val="gu_IN" w:bidi="gu_IN"/>
+        </w:rPr>
+        <w:t>ઉપવસ્ત્ર, ઉપવસ્ત્રો</w:t>
+      </w:r>
+      <w:r>
+        <w:rPr>
+          <w:lang w:val="gu_IN" w:bidi="gu_IN"/>
+        </w:rPr>
+      </w:r>
+    </w:p>
+    <w:p>
+      <w:pPr>
+        <w:pStyle w:val="Heading3"/>
+      </w:pPr>
+      <w:r>
+        <w:rPr>
+          <w:lang w:val="gu_IN" w:bidi="gu_IN"/>
+        </w:rPr>
+        <w:t>વ્યાખ્યા:</w:t>
+      </w:r>
+    </w:p>
+    <w:p>
+      <w:pPr/>
+      <w:r>
+        <w:rPr>
+          <w:lang w:val="gu_IN" w:bidi="gu_IN"/>
+        </w:rPr>
+      </w:r>
+      <w:r>
+        <w:rPr>
+          <w:lang w:val="gu_IN" w:bidi="gu_IN"/>
+        </w:rPr>
+        <w:t>બાઇબલમાં, "ઉપવસ્ત્ર" શબ્દનો ઉપયોગ કપડાં કે જે ત્વચાની ઉપર અન્ય કપડાં હેઠળ પહેરવામાં આવે છે તે માટે થાય છે.</w:t>
+      </w:r>
+    </w:p>
+    <w:p>
+      <w:pPr>
+        <w:pStyle w:val="ListBullet"/>
+        <w:spacing w:line="240" w:lineRule="auto"/>
+        <w:ind w:left="720"/>
+      </w:pPr>
+      <w:r>
+        <w:rPr>
+          <w:lang w:val="gu_IN" w:bidi="gu_IN"/>
+        </w:rPr>
+      </w:r>
+      <w:r>
+        <w:rPr>
+          <w:lang w:val="gu_IN" w:bidi="gu_IN"/>
+        </w:rPr>
+        <w:t>એક ઉપવસ્ત્ર કમર અથવા ઘૂંટણ સુધી પહોંચે છે અને સામાન્ય રીતે પટ્ટા સાથે પહેરવામાં આવે છે.</w:t>
+        <w:br/>
+      </w:r>
+      <w:r>
+        <w:rPr>
+          <w:lang w:val="gu_IN" w:bidi="gu_IN"/>
+        </w:rPr>
+        <w:t>શ્રીમંત લોકો દ્વારા પહેરવામાં આવતા ઝભ્ભાઓને ઘણી વખત બાંયો હતી અને પગની ઘૂંટી સુધી પહોંચતી હતી.</w:t>
+      </w:r>
+    </w:p>
+    <w:p>
+      <w:pPr>
+        <w:pStyle w:val="ListBullet"/>
+        <w:spacing w:line="240" w:lineRule="auto"/>
+        <w:ind w:left="720"/>
+      </w:pPr>
+      <w:r>
+        <w:rPr>
+          <w:lang w:val="gu_IN" w:bidi="gu_IN"/>
+        </w:rPr>
+      </w:r>
+      <w:r>
+        <w:rPr>
+          <w:lang w:val="gu_IN" w:bidi="gu_IN"/>
+        </w:rPr>
+        <w:t>ઝભ્ભાઓ ચામડા, વાળના કાપડ, ઊન, અથવા શણના બનેલા હતા, અને પુરુષો અને સ્ત્રીઓ બંને દ્વારા પહેરવામાં આવતા હતા ..</w:t>
+      </w:r>
+    </w:p>
+    <w:p>
+      <w:pPr>
+        <w:pStyle w:val="ListBullet"/>
+        <w:spacing w:line="240" w:lineRule="auto"/>
+        <w:ind w:left="720"/>
+      </w:pPr>
+      <w:r>
+        <w:rPr>
+          <w:lang w:val="gu_IN" w:bidi="gu_IN"/>
+        </w:rPr>
+      </w:r>
+      <w:r>
+        <w:rPr>
+          <w:lang w:val="gu_IN" w:bidi="gu_IN"/>
+        </w:rPr>
+        <w:t>એક ઉપવસ્ત્ર સામાન્ય રીતે લાંબા ઉપરના-કપડાના હેઠળ, જેમ કે ટોગા અથવા બાહ્ય ઝભ્ભા પહેરવામાં આવતા હતા.</w:t>
+        <w:br/>
+      </w:r>
+      <w:r>
+        <w:rPr>
+          <w:lang w:val="gu_IN" w:bidi="gu_IN"/>
+        </w:rPr>
+        <w:t>ગરમ હવામાનમાં ક્યારેક કોઈ બાહ્ય વસ્ત્રો વિના પહેરવામાં આવતું હતું.</w:t>
+      </w:r>
+    </w:p>
+    <w:p>
+      <w:pPr>
+        <w:pStyle w:val="ListBullet"/>
+        <w:spacing w:line="240" w:lineRule="auto"/>
+        <w:ind w:left="720"/>
+      </w:pPr>
+      <w:r>
+        <w:rPr>
+          <w:lang w:val="gu_IN" w:bidi="gu_IN"/>
+        </w:rPr>
+      </w:r>
+      <w:r>
+        <w:rPr>
+          <w:lang w:val="gu_IN" w:bidi="gu_IN"/>
+        </w:rPr>
+        <w:t>આ શબ્દનું ભાષાંતર "લાંબુ શર્ટ" અથવા "લાંબું ઉપવસ્ત્ર " અથવા "શર્ટ-જેવા વસ્ત્ર" તરીકે કરી શકાય છે.</w:t>
+        <w:br/>
+      </w:r>
+      <w:r>
+        <w:rPr>
+          <w:lang w:val="gu_IN" w:bidi="gu_IN"/>
+        </w:rPr>
+        <w:t>" ઉપવસ્ત્ર " એવી રીતે લખવામાં આવી શકે છે કે તે કેવા પ્રકારના કપડાં હતા.</w:t>
+        <w:br/>
+      </w:r>
+      <w:r>
+        <w:rPr>
+          <w:lang w:val="gu_IN" w:bidi="gu_IN"/>
+        </w:rPr>
+        <w:t>)આ પણ જુઓ: [અજ્ઞાતનું કેવી રીતે ભાષાંતર કરવું[</w:t>
+        <w:br/>
+      </w:r>
+      <w:r>
+        <w:rPr>
+          <w:lang w:val="gu_IN" w:bidi="gu_IN"/>
+        </w:rPr>
+        <w:t>)આ પણ જુઓ: [ઝભ્ભો[)</w:t>
+      </w:r>
+    </w:p>
+    <w:p>
+      <w:pPr>
+        <w:pStyle w:val="Heading3"/>
+      </w:pPr>
+      <w:r>
+        <w:rPr>
+          <w:lang w:val="gu_IN" w:bidi="gu_IN"/>
+        </w:rPr>
+        <w:t>બાઇબલના સંદર્ભો:</w:t>
+      </w:r>
+    </w:p>
+    <w:p>
+      <w:pPr>
+        <w:pStyle w:val="ListBullet"/>
+        <w:spacing w:line="240" w:lineRule="auto"/>
+        <w:ind w:left="720"/>
+      </w:pPr>
+      <w:r>
+        <w:rPr>
+          <w:lang w:val="gu_IN" w:bidi="gu_IN"/>
+        </w:rPr>
+      </w:r>
+      <w:r>
+        <w:rPr>
+          <w:lang w:val="gu_IN" w:bidi="gu_IN"/>
+        </w:rPr>
+        <w:t>દાનીએલ 3:21–23</w:t>
+      </w:r>
+    </w:p>
+    <w:p>
+      <w:pPr>
+        <w:pStyle w:val="ListBullet"/>
+        <w:spacing w:line="240" w:lineRule="auto"/>
+        <w:ind w:left="720"/>
+      </w:pPr>
+      <w:r>
+        <w:rPr>
+          <w:lang w:val="gu_IN" w:bidi="gu_IN"/>
+        </w:rPr>
+      </w:r>
+      <w:r>
+        <w:rPr>
+          <w:lang w:val="gu_IN" w:bidi="gu_IN"/>
+        </w:rPr>
+        <w:t>યશાયાહ 22:20–22</w:t>
+      </w:r>
+    </w:p>
+    <w:p>
+      <w:pPr>
+        <w:pStyle w:val="ListBullet"/>
+        <w:spacing w:line="240" w:lineRule="auto"/>
+        <w:ind w:left="720"/>
+      </w:pPr>
+      <w:r>
+        <w:rPr>
+          <w:lang w:val="gu_IN" w:bidi="gu_IN"/>
+        </w:rPr>
+      </w:r>
+      <w:hyperlink r:id="rId83">
+        <w:r>
+          <w:rPr>
+            <w:lang w:val="gu_IN" w:bidi="gu_IN"/>
+          </w:rPr>
+          <w:rPr>
+            <w:color w:val="0000EE"/>
+            <w:u w:val="single"/>
+          </w:rPr>
+          <w:t>લેવીય 8:12–13</w:t>
+        </w:r>
+      </w:hyperlink>
+    </w:p>
+    <w:p>
+      <w:pPr>
+        <w:pStyle w:val="ListBullet"/>
+        <w:spacing w:line="240" w:lineRule="auto"/>
+        <w:ind w:left="720"/>
+      </w:pPr>
+      <w:r>
+        <w:rPr>
+          <w:lang w:val="gu_IN" w:bidi="gu_IN"/>
+        </w:rPr>
+      </w:r>
+      <w:hyperlink r:id="rId84">
+        <w:r>
+          <w:rPr>
+            <w:lang w:val="gu_IN" w:bidi="gu_IN"/>
+          </w:rPr>
+          <w:rPr>
+            <w:color w:val="0000EE"/>
+            <w:u w:val="single"/>
+          </w:rPr>
+          <w:t>લુક 3:10–11</w:t>
+        </w:r>
+      </w:hyperlink>
+    </w:p>
+    <w:p>
+      <w:pPr>
+        <w:pStyle w:val="ListBullet"/>
+        <w:spacing w:line="240" w:lineRule="auto"/>
+        <w:ind w:left="720"/>
+      </w:pPr>
+      <w:r>
+        <w:rPr>
+          <w:lang w:val="gu_IN" w:bidi="gu_IN"/>
+        </w:rPr>
+      </w:r>
+      <w:hyperlink r:id="rId85">
+        <w:r>
+          <w:rPr>
+            <w:lang w:val="gu_IN" w:bidi="gu_IN"/>
+          </w:rPr>
+          <w:rPr>
+            <w:color w:val="0000EE"/>
+            <w:u w:val="single"/>
+          </w:rPr>
+          <w:t>માર્ક 6:7–9</w:t>
+        </w:r>
+      </w:hyperlink>
+    </w:p>
+    <w:p>
+      <w:pPr>
+        <w:pStyle w:val="ListBullet"/>
+        <w:spacing w:line="240" w:lineRule="auto"/>
+        <w:ind w:left="720"/>
+      </w:pPr>
+      <w:r>
+        <w:rPr>
+          <w:lang w:val="gu_IN" w:bidi="gu_IN"/>
+        </w:rPr>
+      </w:r>
+      <w:hyperlink r:id="rId86">
+        <w:r>
+          <w:rPr>
+            <w:lang w:val="gu_IN" w:bidi="gu_IN"/>
+          </w:rPr>
+          <w:rPr>
+            <w:color w:val="0000EE"/>
+            <w:u w:val="single"/>
+          </w:rPr>
+          <w:t>માથ્થી 10:8–10</w:t>
+        </w:r>
+      </w:hyperlink>
+    </w:p>
+    <w:p>
+      <w:pPr>
+        <w:pStyle w:val="Heading3"/>
+      </w:pPr>
+      <w:r>
+        <w:rPr>
+          <w:lang w:val="gu_IN" w:bidi="gu_IN"/>
+        </w:rPr>
+        <w:t>શબ્દ માહિતી:</w:t>
+      </w:r>
+    </w:p>
+    <w:p>
+      <w:pPr>
+        <w:pStyle w:val="ListBullet"/>
+        <w:spacing w:line="240" w:lineRule="auto"/>
+        <w:ind w:left="720"/>
+      </w:pPr>
+      <w:r>
+        <w:rPr>
+          <w:lang w:val="gu_IN" w:bidi="gu_IN"/>
+        </w:rPr>
+      </w:r>
+      <w:r>
+        <w:rPr>
+          <w:lang w:val="gu_IN" w:bidi="gu_IN"/>
+        </w:rPr>
+        <w:t>Strong's: H2243, H3801, H6361, G5509</w:t>
+      </w:r>
+      <w:r>
+        <w:rPr>
+          <w:lang w:val="gu_IN" w:bidi="gu_IN"/>
+        </w:rPr>
+      </w:r>
+      <w:r>
+        <w:rPr>
+          <w:lang w:val="gu_IN" w:bidi="gu_IN"/>
+        </w:rPr>
+      </w:r>
+    </w:p>
+    <w:p>
+      <w:pPr/>
+      <w:r>
+        <w:rPr>
+          <w:lang w:val="gu_IN" w:bidi="gu_IN"/>
+        </w:rPr>
+      </w:r>
+    </w:p>
+    <w:p>
+      <w:pPr>
+        <w:pStyle w:val="Heading2"/>
+      </w:pPr>
+      <w:r>
+        <w:rPr>
+          <w:lang w:val="gu_IN" w:bidi="gu_IN"/>
+        </w:rPr>
+        <w:t>ઉપવાસ, ઉપવાસ કરે છે, ઉપવાસ કર્યા, ઉપવાસ, ઉપવાસો</w:t>
+      </w:r>
+      <w:r>
+        <w:rPr>
+          <w:lang w:val="gu_IN" w:bidi="gu_IN"/>
+        </w:rPr>
+      </w:r>
+    </w:p>
+    <w:p>
+      <w:pPr>
+        <w:pStyle w:val="Heading3"/>
+      </w:pPr>
+      <w:r>
+        <w:rPr>
+          <w:lang w:val="gu_IN" w:bidi="gu_IN"/>
+        </w:rPr>
+        <w:t>વ્યાખ્યા:</w:t>
+      </w:r>
+    </w:p>
+    <w:p>
+      <w:pPr/>
+      <w:r>
+        <w:rPr>
+          <w:lang w:val="gu_IN" w:bidi="gu_IN"/>
+        </w:rPr>
+      </w:r>
+      <w:r>
+        <w:rPr>
+          <w:lang w:val="gu_IN" w:bidi="gu_IN"/>
+        </w:rPr>
+        <w:t>“ઉપવાસ” શબ્દનો અર્થ થોડા સમય, જેમેકે એક દિવસ અથવા વધુ સમય માટે ખાવાનું બંધ કરવું.</w:t>
+      </w:r>
+    </w:p>
+    <w:p>
+      <w:pPr/>
+      <w:r>
+        <w:rPr>
+          <w:lang w:val="gu_IN" w:bidi="gu_IN"/>
+        </w:rPr>
+      </w:r>
+      <w:r>
+        <w:rPr>
+          <w:lang w:val="gu_IN" w:bidi="gu_IN"/>
+        </w:rPr>
+        <w:t>ક્યારેક તેમાં (કોઈ પીણું) ના પીવાનો પણ સમાવેશ થાય છે.</w:t>
+      </w:r>
+    </w:p>
+    <w:p>
+      <w:pPr>
+        <w:pStyle w:val="ListBullet"/>
+        <w:spacing w:line="240" w:lineRule="auto"/>
+        <w:ind w:left="720"/>
+      </w:pPr>
+      <w:r>
+        <w:rPr>
+          <w:lang w:val="gu_IN" w:bidi="gu_IN"/>
+        </w:rPr>
+      </w:r>
+      <w:r>
+        <w:rPr>
+          <w:lang w:val="gu_IN" w:bidi="gu_IN"/>
+        </w:rPr>
+        <w:t>ઉપવાસ લોકોને દેવ ઉપર ધ્યાન આપવામાં અને ખાવાનું અથવા ખોરાક તૈયાર ન કરવાથી વિચલિત થયા વગર પ્રાર્થના કરવામાં મદદ કરી શકે છે.</w:t>
+      </w:r>
+    </w:p>
+    <w:p>
+      <w:pPr>
+        <w:pStyle w:val="ListBullet"/>
+        <w:spacing w:line="240" w:lineRule="auto"/>
+        <w:ind w:left="720"/>
+      </w:pPr>
+      <w:r>
+        <w:rPr>
+          <w:lang w:val="gu_IN" w:bidi="gu_IN"/>
+        </w:rPr>
+      </w:r>
+      <w:r>
+        <w:rPr>
+          <w:lang w:val="gu_IN" w:bidi="gu_IN"/>
+        </w:rPr>
+        <w:t>ઈસુએ યહૂદી ધાર્મિક આગેવાનોને ખોટા કારણો માટે ઉપવાસ કરવા માટે ઠપકો આપ્યો.</w:t>
+        <w:br/>
+      </w:r>
+      <w:r>
+        <w:rPr>
+          <w:lang w:val="gu_IN" w:bidi="gu_IN"/>
+        </w:rPr>
+        <w:t>તેઓએ ઉપવાસ કર્યા જેથી બીજાઓ વિચારે કે તેઓ પ્રામાણિક હતા.</w:t>
+      </w:r>
+    </w:p>
+    <w:p>
+      <w:pPr>
+        <w:pStyle w:val="ListBullet"/>
+        <w:spacing w:line="240" w:lineRule="auto"/>
+        <w:ind w:left="720"/>
+      </w:pPr>
+      <w:r>
+        <w:rPr>
+          <w:lang w:val="gu_IN" w:bidi="gu_IN"/>
+        </w:rPr>
+      </w:r>
+      <w:r>
+        <w:rPr>
+          <w:lang w:val="gu_IN" w:bidi="gu_IN"/>
+        </w:rPr>
+        <w:t>ક્યારેક લોકો કોઈક બાબત વિશે ખૂબજ નિરાશ અથવા ઉદાસ હોય છે, તે કારણથી તેઓ ઉપવાસ કરે છે.</w:t>
+      </w:r>
+    </w:p>
+    <w:p>
+      <w:pPr>
+        <w:pStyle w:val="ListBullet"/>
+        <w:spacing w:line="240" w:lineRule="auto"/>
+        <w:ind w:left="720"/>
+      </w:pPr>
+      <w:r>
+        <w:rPr>
+          <w:lang w:val="gu_IN" w:bidi="gu_IN"/>
+        </w:rPr>
+      </w:r>
+      <w:r>
+        <w:rPr>
+          <w:lang w:val="gu_IN" w:bidi="gu_IN"/>
+        </w:rPr>
+        <w:t>“ઉપવાસ” ક્રિયાપદનું ભાષાંતર “ખાવાથી દૂર રહેવું” અથવા “ખાવું નહીં,” તરીકે પણ કરી શકાય છે.</w:t>
+      </w:r>
+    </w:p>
+    <w:p>
+      <w:pPr>
+        <w:pStyle w:val="ListBullet"/>
+        <w:spacing w:line="240" w:lineRule="auto"/>
+        <w:ind w:left="720"/>
+      </w:pPr>
+      <w:r>
+        <w:rPr>
+          <w:lang w:val="gu_IN" w:bidi="gu_IN"/>
+        </w:rPr>
+      </w:r>
+      <w:r>
+        <w:rPr>
+          <w:lang w:val="gu_IN" w:bidi="gu_IN"/>
+        </w:rPr>
+        <w:t>“ઉપવાસ” સંજ્ઞાનું ભાષાંતર, “નહિ ખાવાનો સમય” અથવા “ખોરાકથી દૂર રહેવાનો સમય,” તરીકે કરી શકાય છે.</w:t>
+      </w:r>
+    </w:p>
+    <w:p>
+      <w:pPr/>
+      <w:r>
+        <w:rPr>
+          <w:lang w:val="gu_IN" w:bidi="gu_IN"/>
+        </w:rPr>
+      </w:r>
+      <w:r>
+        <w:rPr>
+          <w:lang w:val="gu_IN" w:bidi="gu_IN"/>
+        </w:rPr>
+        <w:t xml:space="preserve">(આ પણ જુઓ: </w:t>
+      </w:r>
+      <w:r>
+        <w:rPr>
+          <w:lang w:val="gu_IN" w:bidi="gu_IN"/>
+        </w:rPr>
+        <w:t>યહૂદી આગેવાનો</w:t>
+      </w:r>
+      <w:r>
+        <w:rPr>
+          <w:lang w:val="gu_IN" w:bidi="gu_IN"/>
+        </w:rPr>
+        <w:t>)</w:t>
+      </w:r>
+    </w:p>
+    <w:p>
+      <w:pPr>
+        <w:pStyle w:val="Heading3"/>
+      </w:pPr>
+      <w:r>
+        <w:rPr>
+          <w:lang w:val="gu_IN" w:bidi="gu_IN"/>
+        </w:rPr>
+        <w:t>બાઈબલની કલમો:</w:t>
+      </w:r>
+    </w:p>
+    <w:p>
+      <w:pPr>
+        <w:pStyle w:val="ListBullet"/>
+        <w:spacing w:line="240" w:lineRule="auto"/>
+        <w:ind w:left="720"/>
+      </w:pPr>
+      <w:r>
+        <w:rPr>
+          <w:lang w:val="gu_IN" w:bidi="gu_IN"/>
+        </w:rPr>
+      </w:r>
+      <w:hyperlink r:id="rId87">
+        <w:r>
+          <w:rPr>
+            <w:lang w:val="gu_IN" w:bidi="gu_IN"/>
+          </w:rPr>
+          <w:rPr>
+            <w:color w:val="0000EE"/>
+            <w:u w:val="single"/>
+          </w:rPr>
+          <w:t>1 રાજા 21:8–10</w:t>
+        </w:r>
+      </w:hyperlink>
+    </w:p>
+    <w:p>
+      <w:pPr>
+        <w:pStyle w:val="ListBullet"/>
+        <w:spacing w:line="240" w:lineRule="auto"/>
+        <w:ind w:left="720"/>
+      </w:pPr>
+      <w:r>
+        <w:rPr>
+          <w:lang w:val="gu_IN" w:bidi="gu_IN"/>
+        </w:rPr>
+      </w:r>
+      <w:hyperlink r:id="rId88">
+        <w:r>
+          <w:rPr>
+            <w:lang w:val="gu_IN" w:bidi="gu_IN"/>
+          </w:rPr>
+          <w:rPr>
+            <w:color w:val="0000EE"/>
+            <w:u w:val="single"/>
+          </w:rPr>
+          <w:t>2 કાળવૃતાંત 20:3–4</w:t>
+        </w:r>
+      </w:hyperlink>
+    </w:p>
+    <w:p>
+      <w:pPr>
+        <w:pStyle w:val="ListBullet"/>
+        <w:spacing w:line="240" w:lineRule="auto"/>
+        <w:ind w:left="720"/>
+      </w:pPr>
+      <w:r>
+        <w:rPr>
+          <w:lang w:val="gu_IN" w:bidi="gu_IN"/>
+        </w:rPr>
+      </w:r>
+      <w:hyperlink r:id="rId89">
+        <w:r>
+          <w:rPr>
+            <w:lang w:val="gu_IN" w:bidi="gu_IN"/>
+          </w:rPr>
+          <w:rPr>
+            <w:color w:val="0000EE"/>
+            <w:u w:val="single"/>
+          </w:rPr>
+          <w:t>પ્રેરિતો 13:1–3</w:t>
+        </w:r>
+      </w:hyperlink>
+    </w:p>
+    <w:p>
+      <w:pPr>
+        <w:pStyle w:val="ListBullet"/>
+        <w:spacing w:line="240" w:lineRule="auto"/>
+        <w:ind w:left="720"/>
+      </w:pPr>
+      <w:r>
+        <w:rPr>
+          <w:lang w:val="gu_IN" w:bidi="gu_IN"/>
+        </w:rPr>
+      </w:r>
+      <w:hyperlink r:id="rId90">
+        <w:r>
+          <w:rPr>
+            <w:lang w:val="gu_IN" w:bidi="gu_IN"/>
+          </w:rPr>
+          <w:rPr>
+            <w:color w:val="0000EE"/>
+            <w:u w:val="single"/>
+          </w:rPr>
+          <w:t>યૂના 3:4–5</w:t>
+        </w:r>
+      </w:hyperlink>
+    </w:p>
+    <w:p>
+      <w:pPr>
+        <w:pStyle w:val="ListBullet"/>
+        <w:spacing w:line="240" w:lineRule="auto"/>
+        <w:ind w:left="720"/>
+      </w:pPr>
+      <w:r>
+        <w:rPr>
+          <w:lang w:val="gu_IN" w:bidi="gu_IN"/>
+        </w:rPr>
+      </w:r>
+      <w:hyperlink r:id="rId91">
+        <w:r>
+          <w:rPr>
+            <w:lang w:val="gu_IN" w:bidi="gu_IN"/>
+          </w:rPr>
+          <w:rPr>
+            <w:color w:val="0000EE"/>
+            <w:u w:val="single"/>
+          </w:rPr>
+          <w:t>લૂક 5:33–35</w:t>
+        </w:r>
+      </w:hyperlink>
+    </w:p>
+    <w:p>
+      <w:pPr>
+        <w:pStyle w:val="ListBullet"/>
+        <w:spacing w:line="240" w:lineRule="auto"/>
+        <w:ind w:left="720"/>
+      </w:pPr>
+      <w:r>
+        <w:rPr>
+          <w:lang w:val="gu_IN" w:bidi="gu_IN"/>
+        </w:rPr>
+      </w:r>
+      <w:hyperlink r:id="rId92">
+        <w:r>
+          <w:rPr>
+            <w:lang w:val="gu_IN" w:bidi="gu_IN"/>
+          </w:rPr>
+          <w:rPr>
+            <w:color w:val="0000EE"/>
+            <w:u w:val="single"/>
+          </w:rPr>
+          <w:t>માર્ક 2:18–19</w:t>
+        </w:r>
+      </w:hyperlink>
+    </w:p>
+    <w:p>
+      <w:pPr>
+        <w:pStyle w:val="ListBullet"/>
+        <w:spacing w:line="240" w:lineRule="auto"/>
+        <w:ind w:left="720"/>
+      </w:pPr>
+      <w:r>
+        <w:rPr>
+          <w:lang w:val="gu_IN" w:bidi="gu_IN"/>
+        </w:rPr>
+      </w:r>
+      <w:hyperlink r:id="rId93">
+        <w:r>
+          <w:rPr>
+            <w:lang w:val="gu_IN" w:bidi="gu_IN"/>
+          </w:rPr>
+          <w:rPr>
+            <w:color w:val="0000EE"/>
+            <w:u w:val="single"/>
+          </w:rPr>
+          <w:t>માથ્થી 6:16–18</w:t>
+        </w:r>
+      </w:hyperlink>
+    </w:p>
+    <w:p>
+      <w:pPr>
+        <w:pStyle w:val="ListBullet"/>
+        <w:spacing w:line="240" w:lineRule="auto"/>
+        <w:ind w:left="720"/>
+      </w:pPr>
+      <w:r>
+        <w:rPr>
+          <w:lang w:val="gu_IN" w:bidi="gu_IN"/>
+        </w:rPr>
+      </w:r>
+      <w:hyperlink r:id="rId94">
+        <w:r>
+          <w:rPr>
+            <w:lang w:val="gu_IN" w:bidi="gu_IN"/>
+          </w:rPr>
+          <w:rPr>
+            <w:color w:val="0000EE"/>
+            <w:u w:val="single"/>
+          </w:rPr>
+          <w:t>માથ્થી 9:14–15</w:t>
+        </w:r>
+      </w:hyperlink>
+    </w:p>
+    <w:p>
+      <w:pPr>
+        <w:pStyle w:val="Heading3"/>
+      </w:pPr>
+      <w:r>
+        <w:rPr>
+          <w:lang w:val="gu_IN" w:bidi="gu_IN"/>
+        </w:rPr>
+        <w:t>બાઈબલની વાર્તાઓમાંથી ઉદાહરણો:</w:t>
+      </w:r>
+    </w:p>
+    <w:p>
+      <w:pPr>
+        <w:pStyle w:val="ListBullet"/>
+        <w:spacing w:line="240" w:lineRule="auto"/>
+        <w:ind w:left="720"/>
+      </w:pPr>
+      <w:r>
+        <w:rPr>
+          <w:lang w:val="gu_IN" w:bidi="gu_IN"/>
+        </w:rPr>
+      </w:r>
+      <w:r>
+        <w:rPr>
+          <w:b/>
+          <w:lang w:val="gu_IN" w:bidi="gu_IN"/>
+        </w:rPr>
+        <w:t>25:1</w:t>
+      </w:r>
+      <w:r>
+        <w:rPr>
+          <w:lang w:val="gu_IN" w:bidi="gu_IN"/>
+        </w:rPr>
+        <w:t xml:space="preserve"> ઈસુ બાપ્તિસમાં પામ્યા પછી તરત જ, પવિત્ર આત્મા તેને બહાર રાનમાં દોરી ગયો, જ્યાં તેણે ચાલીસ દિવસ અને રાત માટે </w:t>
+      </w:r>
+      <w:r>
+        <w:rPr>
+          <w:i/>
+          <w:lang w:val="gu_IN" w:bidi="gu_IN"/>
+        </w:rPr>
+        <w:t>ઉપવાસ</w:t>
+      </w:r>
+      <w:r>
+        <w:rPr>
+          <w:lang w:val="gu_IN" w:bidi="gu_IN"/>
+        </w:rPr>
+        <w:t xml:space="preserve"> કર્યો.</w:t>
+      </w:r>
+    </w:p>
+    <w:p>
+      <w:pPr>
+        <w:pStyle w:val="ListBullet"/>
+        <w:spacing w:line="240" w:lineRule="auto"/>
+        <w:ind w:left="720"/>
+      </w:pPr>
+      <w:r>
+        <w:rPr>
+          <w:lang w:val="gu_IN" w:bidi="gu_IN"/>
+        </w:rPr>
+      </w:r>
+      <w:r>
+        <w:rPr>
+          <w:b/>
+          <w:lang w:val="gu_IN" w:bidi="gu_IN"/>
+        </w:rPr>
+        <w:t>34:8</w:t>
+      </w:r>
+      <w:r>
+        <w:rPr>
+          <w:lang w:val="gu_IN" w:bidi="gu_IN"/>
+        </w:rPr>
+        <w:t xml:space="preserve"> “ઉદાહરણ તરીકે, હું અઠવાડિયામાં બે વખત </w:t>
+      </w:r>
+      <w:r>
+        <w:rPr>
+          <w:i/>
+          <w:lang w:val="gu_IN" w:bidi="gu_IN"/>
+        </w:rPr>
+        <w:t>ઉપવાસ</w:t>
+      </w:r>
+      <w:r>
+        <w:rPr>
+          <w:lang w:val="gu_IN" w:bidi="gu_IN"/>
+        </w:rPr>
+        <w:t xml:space="preserve"> કરું છું અને સઘળા પૈસાનો અને માલ કે જે હું પ્રાપ્ત કરું છું તેનો દસમો ભાગ આપું છું.</w:t>
+      </w:r>
+    </w:p>
+    <w:p>
+      <w:pPr>
+        <w:pStyle w:val="ListBullet"/>
+        <w:spacing w:line="240" w:lineRule="auto"/>
+        <w:ind w:left="720"/>
+      </w:pPr>
+      <w:r>
+        <w:rPr>
+          <w:lang w:val="gu_IN" w:bidi="gu_IN"/>
+        </w:rPr>
+      </w:r>
+      <w:r>
+        <w:rPr>
+          <w:b/>
+          <w:lang w:val="gu_IN" w:bidi="gu_IN"/>
+        </w:rPr>
+        <w:t>46:10</w:t>
+      </w:r>
+      <w:r>
+        <w:rPr>
+          <w:lang w:val="gu_IN" w:bidi="gu_IN"/>
+        </w:rPr>
+        <w:t xml:space="preserve"> એક દિવસ, જયારે અંત્યોખમાંના ખ્રિસ્તીઓ </w:t>
+      </w:r>
+      <w:r>
+        <w:rPr>
+          <w:i/>
+          <w:lang w:val="gu_IN" w:bidi="gu_IN"/>
+        </w:rPr>
+        <w:t>ઉપવાસ</w:t>
+      </w:r>
+      <w:r>
+        <w:rPr>
+          <w:lang w:val="gu_IN" w:bidi="gu_IN"/>
+        </w:rPr>
+        <w:t xml:space="preserve"> અને પ્રાર્થના કરતા હતા, ત્યારે પવિત્ર આત્માએ કહ્યું કે “બાર્નાબાસ અને શાઉલને જે કાર્ય માટે મેં તેમણે બોલાવ્યા છે તે કરવા માટે તેઓને અલગ કરો.”</w:t>
+      </w:r>
+    </w:p>
+    <w:p>
+      <w:pPr>
+        <w:pStyle w:val="Heading3"/>
+      </w:pPr>
+      <w:r>
+        <w:rPr>
+          <w:lang w:val="gu_IN" w:bidi="gu_IN"/>
+        </w:rPr>
+        <w:t>શબ્દ માહિતી:</w:t>
+      </w:r>
+    </w:p>
+    <w:p>
+      <w:pPr>
+        <w:pStyle w:val="ListBullet"/>
+        <w:spacing w:line="240" w:lineRule="auto"/>
+        <w:ind w:left="720"/>
+      </w:pPr>
+      <w:r>
+        <w:rPr>
+          <w:lang w:val="gu_IN" w:bidi="gu_IN"/>
+        </w:rPr>
+      </w:r>
+      <w:r>
+        <w:rPr>
+          <w:lang w:val="gu_IN" w:bidi="gu_IN"/>
+        </w:rPr>
+        <w:t>Strong's: H2908, H5144, H6684, H6685, G777, G3521, G3522, G3523</w:t>
+      </w:r>
+      <w:r>
+        <w:rPr>
+          <w:lang w:val="gu_IN" w:bidi="gu_IN"/>
+        </w:rPr>
+      </w:r>
+      <w:r>
+        <w:rPr>
+          <w:lang w:val="gu_IN" w:bidi="gu_IN"/>
+        </w:rPr>
+      </w:r>
+    </w:p>
+    <w:p>
+      <w:pPr/>
+      <w:r>
+        <w:rPr>
+          <w:lang w:val="gu_IN" w:bidi="gu_IN"/>
+        </w:rPr>
+      </w:r>
+    </w:p>
+    <w:p>
+      <w:pPr>
+        <w:pStyle w:val="Heading2"/>
+      </w:pPr>
+      <w:r>
+        <w:rPr>
+          <w:lang w:val="gu_IN" w:bidi="gu_IN"/>
+        </w:rPr>
+        <w:t>ઉપાડી લેવું, સાથે ઉપાડી લેવું, સાથે થઇ જવું</w:t>
+      </w:r>
+      <w:r>
+        <w:rPr>
+          <w:lang w:val="gu_IN" w:bidi="gu_IN"/>
+        </w:rPr>
+      </w:r>
+    </w:p>
+    <w:p>
+      <w:pPr>
+        <w:pStyle w:val="Heading3"/>
+      </w:pPr>
+      <w:r>
+        <w:rPr>
+          <w:lang w:val="gu_IN" w:bidi="gu_IN"/>
+        </w:rPr>
+        <w:t>વ્યાખ્યા:</w:t>
+      </w:r>
+    </w:p>
+    <w:p>
+      <w:pPr/>
+      <w:r>
+        <w:rPr>
+          <w:lang w:val="gu_IN" w:bidi="gu_IN"/>
+        </w:rPr>
+      </w:r>
+      <w:r>
+        <w:rPr>
+          <w:lang w:val="gu_IN" w:bidi="gu_IN"/>
+        </w:rPr>
+        <w:t>“ઉપાડી લેવું” શબ્દ, મોટે ભાગે, જયારે ઈશ્વર કોઈ વ્યક્તિને એકાએક, ચમત્કારિક રીતે સ્વર્ગમાં ઉપાડી લે, તેને દર્શાવે છે.</w:t>
+      </w:r>
+    </w:p>
+    <w:p>
+      <w:pPr>
+        <w:pStyle w:val="ListBullet"/>
+        <w:spacing w:line="240" w:lineRule="auto"/>
+        <w:ind w:left="720"/>
+      </w:pPr>
+      <w:r>
+        <w:rPr>
+          <w:lang w:val="gu_IN" w:bidi="gu_IN"/>
+        </w:rPr>
+      </w:r>
+      <w:r>
+        <w:rPr>
+          <w:lang w:val="gu_IN" w:bidi="gu_IN"/>
+        </w:rPr>
+        <w:t>“ સાથે ઉપાડી લેવું” વાક્ય, કોઈ ઉતાવળથી કોઈને મળવા (પહોંચવા) આવે, તેને દર્શાવે છે.</w:t>
+      </w:r>
+    </w:p>
+    <w:p>
+      <w:pPr/>
+      <w:r>
+        <w:rPr>
+          <w:lang w:val="gu_IN" w:bidi="gu_IN"/>
+        </w:rPr>
+      </w:r>
+      <w:r>
+        <w:rPr>
+          <w:lang w:val="gu_IN" w:bidi="gu_IN"/>
+        </w:rPr>
+        <w:t>તેવો જ સમાન શબ્દ જેનો અર્થ, “આગળ નીકળી જવું” થાય છે.</w:t>
+      </w:r>
+    </w:p>
+    <w:p>
+      <w:pPr>
+        <w:pStyle w:val="ListBullet"/>
+        <w:spacing w:line="240" w:lineRule="auto"/>
+        <w:ind w:left="720"/>
+      </w:pPr>
+      <w:r>
+        <w:rPr>
+          <w:lang w:val="gu_IN" w:bidi="gu_IN"/>
+        </w:rPr>
+      </w:r>
+      <w:r>
+        <w:rPr>
+          <w:lang w:val="gu_IN" w:bidi="gu_IN"/>
+        </w:rPr>
+        <w:t>પાઉલ પ્રેરિતને ત્રીજા આકાશમાં “ઉપાડી લેવાયો હતો” તે વિશે તેણે વાત કરી હતી.</w:t>
+        <w:br/>
+      </w:r>
+      <w:r>
+        <w:rPr>
+          <w:lang w:val="gu_IN" w:bidi="gu_IN"/>
+        </w:rPr>
+        <w:t>આનું ભાષાંતર “ઉપર લઇ લેવાયો” તરીકે કરી શકાય છે.</w:t>
+      </w:r>
+    </w:p>
+    <w:p>
+      <w:pPr>
+        <w:pStyle w:val="ListBullet"/>
+        <w:spacing w:line="240" w:lineRule="auto"/>
+        <w:ind w:left="720"/>
+      </w:pPr>
+      <w:r>
+        <w:rPr>
+          <w:lang w:val="gu_IN" w:bidi="gu_IN"/>
+        </w:rPr>
+      </w:r>
+      <w:r>
+        <w:rPr>
+          <w:lang w:val="gu_IN" w:bidi="gu_IN"/>
+        </w:rPr>
+        <w:t>પાઉલે કહ્યું કે જયારે ખ્રિસ્ત પાછો આવશે, ખ્રિસ્તીઓને તે એક સાથે હવામાં તેને મળવા “ઉપર ઉપાડી લઇ” જશે.</w:t>
+        <w:br/>
+      </w:r>
+      <w:r>
+        <w:rPr>
+          <w:lang w:val="gu_IN" w:bidi="gu_IN"/>
+        </w:rPr>
+        <w:t>રૂપકાત્મક અભિવ્યક્તિ “મારા પાપોએ મને જકડ્યો છે” તેનું ભાષાંતર, “હું મારા પાપોનું પરિણામ ભોગવું છું” અથવા “મારા પાપોને કારણે હું દુઃખ ભોગવી રહ્યો છું” અથવા “મારા પાપો મને સંકટમાં નાંખી રહ્યા છે” એમ થઇ શકે છે.</w:t>
+      </w:r>
+    </w:p>
+    <w:p>
+      <w:pPr/>
+      <w:r>
+        <w:rPr>
+          <w:lang w:val="gu_IN" w:bidi="gu_IN"/>
+        </w:rPr>
+      </w:r>
+      <w:r>
+        <w:rPr>
+          <w:lang w:val="gu_IN" w:bidi="gu_IN"/>
+        </w:rPr>
+        <w:t xml:space="preserve">(જુઓ : </w:t>
+      </w:r>
+      <w:r>
+        <w:rPr>
+          <w:lang w:val="gu_IN" w:bidi="gu_IN"/>
+        </w:rPr>
+        <w:t>ચમત્કાર</w:t>
+      </w:r>
+      <w:r>
+        <w:rPr>
+          <w:lang w:val="gu_IN" w:bidi="gu_IN"/>
+        </w:rPr>
+        <w:t xml:space="preserve">, </w:t>
+      </w:r>
+      <w:r>
+        <w:rPr>
+          <w:lang w:val="gu_IN" w:bidi="gu_IN"/>
+        </w:rPr>
+        <w:t>આગળ નીકળી જવું</w:t>
+      </w:r>
+      <w:r>
+        <w:rPr>
+          <w:lang w:val="gu_IN" w:bidi="gu_IN"/>
+        </w:rPr>
+        <w:t xml:space="preserve">, </w:t>
+      </w:r>
+      <w:r>
+        <w:rPr>
+          <w:lang w:val="gu_IN" w:bidi="gu_IN"/>
+        </w:rPr>
+        <w:t>દુઃખ વેઠવું</w:t>
+      </w:r>
+      <w:r>
+        <w:rPr>
+          <w:lang w:val="gu_IN" w:bidi="gu_IN"/>
+        </w:rPr>
+        <w:t xml:space="preserve">, </w:t>
+      </w:r>
+      <w:r>
+        <w:rPr>
+          <w:lang w:val="gu_IN" w:bidi="gu_IN"/>
+        </w:rPr>
+        <w:t>સંકટ</w:t>
+      </w:r>
+      <w:r>
+        <w:rPr>
+          <w:lang w:val="gu_IN" w:bidi="gu_IN"/>
+        </w:rPr>
+        <w:t>)</w:t>
+      </w:r>
+    </w:p>
+    <w:p>
+      <w:pPr>
+        <w:pStyle w:val="Heading3"/>
+      </w:pPr>
+      <w:r>
+        <w:rPr>
+          <w:lang w:val="gu_IN" w:bidi="gu_IN"/>
+        </w:rPr>
+        <w:t>બાઇબલની કલમો:</w:t>
+      </w:r>
+    </w:p>
+    <w:p>
+      <w:pPr>
+        <w:pStyle w:val="ListBullet"/>
+        <w:spacing w:line="240" w:lineRule="auto"/>
+        <w:ind w:left="720"/>
+      </w:pPr>
+      <w:r>
+        <w:rPr>
+          <w:lang w:val="gu_IN" w:bidi="gu_IN"/>
+        </w:rPr>
+      </w:r>
+      <w:hyperlink r:id="rId95">
+        <w:r>
+          <w:rPr>
+            <w:lang w:val="gu_IN" w:bidi="gu_IN"/>
+          </w:rPr>
+          <w:rPr>
+            <w:color w:val="0000EE"/>
+            <w:u w:val="single"/>
+          </w:rPr>
+          <w:t>2 કરંથી 12:1–2</w:t>
+        </w:r>
+      </w:hyperlink>
+    </w:p>
+    <w:p>
+      <w:pPr>
+        <w:pStyle w:val="ListBullet"/>
+        <w:spacing w:line="240" w:lineRule="auto"/>
+        <w:ind w:left="720"/>
+      </w:pPr>
+      <w:r>
+        <w:rPr>
+          <w:lang w:val="gu_IN" w:bidi="gu_IN"/>
+        </w:rPr>
+      </w:r>
+      <w:hyperlink r:id="rId96">
+        <w:r>
+          <w:rPr>
+            <w:lang w:val="gu_IN" w:bidi="gu_IN"/>
+          </w:rPr>
+          <w:rPr>
+            <w:color w:val="0000EE"/>
+            <w:u w:val="single"/>
+          </w:rPr>
+          <w:t>પ્રેરિતો 8:39–40</w:t>
+        </w:r>
+      </w:hyperlink>
+    </w:p>
+    <w:p>
+      <w:pPr>
+        <w:pStyle w:val="Heading3"/>
+      </w:pPr>
+      <w:r>
+        <w:rPr>
+          <w:lang w:val="gu_IN" w:bidi="gu_IN"/>
+        </w:rPr>
+        <w:t>શબ્દ માહિતી:</w:t>
+      </w:r>
+    </w:p>
+    <w:p>
+      <w:pPr>
+        <w:pStyle w:val="ListBullet"/>
+        <w:spacing w:line="240" w:lineRule="auto"/>
+        <w:ind w:left="720"/>
+      </w:pPr>
+      <w:r>
+        <w:rPr>
+          <w:lang w:val="gu_IN" w:bidi="gu_IN"/>
+        </w:rPr>
+      </w:r>
+      <w:r>
+        <w:rPr>
+          <w:lang w:val="gu_IN" w:bidi="gu_IN"/>
+        </w:rPr>
+        <w:t>Strong's: H1692, G07260</w:t>
+      </w:r>
+      <w:r>
+        <w:rPr>
+          <w:lang w:val="gu_IN" w:bidi="gu_IN"/>
+        </w:rPr>
+      </w:r>
+      <w:r>
+        <w:rPr>
+          <w:lang w:val="gu_IN" w:bidi="gu_IN"/>
+        </w:rPr>
+      </w:r>
+    </w:p>
+    <w:p>
+      <w:pPr/>
+      <w:r>
+        <w:rPr>
+          <w:lang w:val="gu_IN" w:bidi="gu_IN"/>
+        </w:rPr>
+      </w:r>
+    </w:p>
+    <w:p>
+      <w:pPr>
+        <w:pStyle w:val="Heading2"/>
+      </w:pPr>
+      <w:r>
+        <w:rPr>
+          <w:lang w:val="gu_IN" w:bidi="gu_IN"/>
+        </w:rPr>
+        <w:t>ઉપાસના</w:t>
+      </w:r>
+      <w:r>
+        <w:rPr>
+          <w:lang w:val="gu_IN" w:bidi="gu_IN"/>
+        </w:rPr>
+      </w:r>
+    </w:p>
+    <w:p>
+      <w:pPr>
+        <w:pStyle w:val="Heading3"/>
+      </w:pPr>
+      <w:r>
+        <w:rPr>
+          <w:lang w:val="gu_IN" w:bidi="gu_IN"/>
+        </w:rPr>
+        <w:t>વ્યાખ્યા:</w:t>
+      </w:r>
+    </w:p>
+    <w:p>
+      <w:pPr/>
+      <w:r>
+        <w:rPr>
+          <w:lang w:val="gu_IN" w:bidi="gu_IN"/>
+        </w:rPr>
+      </w:r>
+      <w:r>
+        <w:rPr>
+          <w:lang w:val="gu_IN" w:bidi="gu_IN"/>
+        </w:rPr>
+        <w:t>"ઉપાસના" એટલે કોઈને માન આપવું, પ્રશંસાકરવી અને આધીન રહેવું, ખાસ કરીને ઈશ્વરને.</w:t>
+      </w:r>
+    </w:p>
+    <w:p>
+      <w:pPr>
+        <w:pStyle w:val="ListBullet"/>
+        <w:spacing w:line="240" w:lineRule="auto"/>
+        <w:ind w:left="720"/>
+      </w:pPr>
+      <w:r>
+        <w:rPr>
+          <w:lang w:val="gu_IN" w:bidi="gu_IN"/>
+        </w:rPr>
+      </w:r>
+      <w:r>
+        <w:rPr>
+          <w:lang w:val="gu_IN" w:bidi="gu_IN"/>
+        </w:rPr>
+        <w:t>આ શબ્દનો વારંવાર શાબ્દિક અર્થ નમ્રતાપૂર્વક કોઈને માન આપવા "નમવું" અથવા "પોતાને શરણે કરવું" એવો થાય છે.</w:t>
+      </w:r>
+    </w:p>
+    <w:p>
+      <w:pPr>
+        <w:pStyle w:val="ListBullet"/>
+        <w:spacing w:line="240" w:lineRule="auto"/>
+        <w:ind w:left="720"/>
+      </w:pPr>
+      <w:r>
+        <w:rPr>
+          <w:lang w:val="gu_IN" w:bidi="gu_IN"/>
+        </w:rPr>
+      </w:r>
+      <w:r>
+        <w:rPr>
+          <w:lang w:val="gu_IN" w:bidi="gu_IN"/>
+        </w:rPr>
+        <w:t>જ્યારે આપણે તેમની સ્તુતિ કરીને અને તેમને આધીન થઈને, તેમની સેવા અને સન્માન કરીએ છીએ ત્યારે તેમની ભક્તિ કરીએ છીએ.</w:t>
+      </w:r>
+    </w:p>
+    <w:p>
+      <w:pPr>
+        <w:pStyle w:val="ListBullet"/>
+        <w:spacing w:line="240" w:lineRule="auto"/>
+        <w:ind w:left="720"/>
+      </w:pPr>
+      <w:r>
+        <w:rPr>
+          <w:lang w:val="gu_IN" w:bidi="gu_IN"/>
+        </w:rPr>
+      </w:r>
+      <w:r>
+        <w:rPr>
+          <w:lang w:val="gu_IN" w:bidi="gu_IN"/>
+        </w:rPr>
+        <w:t>ઈસ્રાએલીઓ ઈશ્વરની ઉપાસના કરતી વખતે, ઘણીવાર પ્રાણીનું યજ્ઞવેદી પર બલિદાન આપતા હતા.</w:t>
+      </w:r>
+    </w:p>
+    <w:p>
+      <w:pPr>
+        <w:pStyle w:val="ListBullet"/>
+        <w:spacing w:line="240" w:lineRule="auto"/>
+        <w:ind w:left="720"/>
+      </w:pPr>
+      <w:r>
+        <w:rPr>
+          <w:lang w:val="gu_IN" w:bidi="gu_IN"/>
+        </w:rPr>
+      </w:r>
+      <w:r>
+        <w:rPr>
+          <w:lang w:val="gu_IN" w:bidi="gu_IN"/>
+        </w:rPr>
+        <w:t>કેટલાક લોકો જૂઠા દેવોની પૂજા કરતા હતા.</w:t>
+      </w:r>
+    </w:p>
+    <w:p>
+      <w:pPr>
+        <w:pStyle w:val="Heading3"/>
+      </w:pPr>
+      <w:r>
+        <w:rPr>
+          <w:lang w:val="gu_IN" w:bidi="gu_IN"/>
+        </w:rPr>
+        <w:t>અનુવાદ માટેનાં સૂચનો:</w:t>
+      </w:r>
+    </w:p>
+    <w:p>
+      <w:pPr>
+        <w:pStyle w:val="ListBullet"/>
+        <w:spacing w:line="240" w:lineRule="auto"/>
+        <w:ind w:left="720"/>
+      </w:pPr>
+      <w:r>
+        <w:rPr>
+          <w:lang w:val="gu_IN" w:bidi="gu_IN"/>
+        </w:rPr>
+      </w:r>
+      <w:r>
+        <w:rPr>
+          <w:lang w:val="gu_IN" w:bidi="gu_IN"/>
+        </w:rPr>
+        <w:t>" ઉપાસના " શબ્દનું " ઘૂંટણીયે પડવું " અથવા "માન આપવું અને સેવા કરવી" અથવા " માન આપવું અને આધીન થવું." તરીકે ભાષાંતર કરી શકાય છે</w:t>
+      </w:r>
+    </w:p>
+    <w:p>
+      <w:pPr>
+        <w:pStyle w:val="ListBullet"/>
+        <w:spacing w:line="240" w:lineRule="auto"/>
+        <w:ind w:left="720"/>
+      </w:pPr>
+      <w:r>
+        <w:rPr>
+          <w:lang w:val="gu_IN" w:bidi="gu_IN"/>
+        </w:rPr>
+      </w:r>
+      <w:r>
+        <w:rPr>
+          <w:lang w:val="gu_IN" w:bidi="gu_IN"/>
+        </w:rPr>
+        <w:t>કેટલાક સંદર્ભોમાં, તેને "નમ્રતાપૂર્વક પ્રશંસા" અથવા "માન અને સ્તુતિ આપો" તરીકે અનુવાદિત કરી શકાય છે.</w:t>
+      </w:r>
+    </w:p>
+    <w:p>
+      <w:pPr/>
+      <w:r>
+        <w:rPr>
+          <w:lang w:val="gu_IN" w:bidi="gu_IN"/>
+        </w:rPr>
+      </w:r>
+      <w:r>
+        <w:rPr>
+          <w:lang w:val="gu_IN" w:bidi="gu_IN"/>
+        </w:rPr>
+        <w:t xml:space="preserve">(આ પણ જુઓ: </w:t>
+      </w:r>
+      <w:r>
+        <w:rPr>
+          <w:lang w:val="gu_IN" w:bidi="gu_IN"/>
+        </w:rPr>
+        <w:t>બલિદાન</w:t>
+      </w:r>
+      <w:r>
+        <w:rPr>
+          <w:lang w:val="gu_IN" w:bidi="gu_IN"/>
+        </w:rPr>
+        <w:t xml:space="preserve">, </w:t>
+      </w:r>
+      <w:r>
+        <w:rPr>
+          <w:lang w:val="gu_IN" w:bidi="gu_IN"/>
+        </w:rPr>
+        <w:t>વખાણ</w:t>
+      </w:r>
+      <w:r>
+        <w:rPr>
+          <w:lang w:val="gu_IN" w:bidi="gu_IN"/>
+        </w:rPr>
+        <w:t xml:space="preserve">, </w:t>
+      </w:r>
+      <w:r>
+        <w:rPr>
+          <w:lang w:val="gu_IN" w:bidi="gu_IN"/>
+        </w:rPr>
+        <w:t>સન્માન</w:t>
+      </w:r>
+      <w:r>
+        <w:rPr>
+          <w:lang w:val="gu_IN" w:bidi="gu_IN"/>
+        </w:rPr>
+        <w:t>)</w:t>
+      </w:r>
+    </w:p>
+    <w:p>
+      <w:pPr>
+        <w:pStyle w:val="Heading3"/>
+      </w:pPr>
+      <w:r>
+        <w:rPr>
+          <w:lang w:val="gu_IN" w:bidi="gu_IN"/>
+        </w:rPr>
+        <w:t>બાઇબલના સંદર્ભો:</w:t>
+      </w:r>
+    </w:p>
+    <w:p>
+      <w:pPr>
+        <w:pStyle w:val="ListBullet"/>
+        <w:spacing w:line="240" w:lineRule="auto"/>
+        <w:ind w:left="720"/>
+      </w:pPr>
+      <w:r>
+        <w:rPr>
+          <w:lang w:val="gu_IN" w:bidi="gu_IN"/>
+        </w:rPr>
+      </w:r>
+      <w:hyperlink r:id="rId97">
+        <w:r>
+          <w:rPr>
+            <w:lang w:val="gu_IN" w:bidi="gu_IN"/>
+          </w:rPr>
+          <w:rPr>
+            <w:color w:val="0000EE"/>
+            <w:u w:val="single"/>
+          </w:rPr>
+          <w:t>કલોસી 2:18–19</w:t>
+        </w:r>
+      </w:hyperlink>
+    </w:p>
+    <w:p>
+      <w:pPr>
+        <w:pStyle w:val="ListBullet"/>
+        <w:spacing w:line="240" w:lineRule="auto"/>
+        <w:ind w:left="720"/>
+      </w:pPr>
+      <w:r>
+        <w:rPr>
+          <w:lang w:val="gu_IN" w:bidi="gu_IN"/>
+        </w:rPr>
+      </w:r>
+      <w:hyperlink r:id="rId98">
+        <w:r>
+          <w:rPr>
+            <w:lang w:val="gu_IN" w:bidi="gu_IN"/>
+          </w:rPr>
+          <w:rPr>
+            <w:color w:val="0000EE"/>
+            <w:u w:val="single"/>
+          </w:rPr>
+          <w:t>પુનર્નિયમ 29:17–19</w:t>
+        </w:r>
+      </w:hyperlink>
+    </w:p>
+    <w:p>
+      <w:pPr>
+        <w:pStyle w:val="ListBullet"/>
+        <w:spacing w:line="240" w:lineRule="auto"/>
+        <w:ind w:left="720"/>
+      </w:pPr>
+      <w:r>
+        <w:rPr>
+          <w:lang w:val="gu_IN" w:bidi="gu_IN"/>
+        </w:rPr>
+      </w:r>
+      <w:hyperlink r:id="rId99">
+        <w:r>
+          <w:rPr>
+            <w:lang w:val="gu_IN" w:bidi="gu_IN"/>
+          </w:rPr>
+          <w:rPr>
+            <w:color w:val="0000EE"/>
+            <w:u w:val="single"/>
+          </w:rPr>
+          <w:t>નિર્ગમન 3:11–12</w:t>
+        </w:r>
+      </w:hyperlink>
+    </w:p>
+    <w:p>
+      <w:pPr>
+        <w:pStyle w:val="ListBullet"/>
+        <w:spacing w:line="240" w:lineRule="auto"/>
+        <w:ind w:left="720"/>
+      </w:pPr>
+      <w:r>
+        <w:rPr>
+          <w:lang w:val="gu_IN" w:bidi="gu_IN"/>
+        </w:rPr>
+      </w:r>
+      <w:hyperlink r:id="rId100">
+        <w:r>
+          <w:rPr>
+            <w:lang w:val="gu_IN" w:bidi="gu_IN"/>
+          </w:rPr>
+          <w:rPr>
+            <w:color w:val="0000EE"/>
+            <w:u w:val="single"/>
+          </w:rPr>
+          <w:t>લૂક 4:5–7</w:t>
+        </w:r>
+      </w:hyperlink>
+    </w:p>
+    <w:p>
+      <w:pPr>
+        <w:pStyle w:val="ListBullet"/>
+        <w:spacing w:line="240" w:lineRule="auto"/>
+        <w:ind w:left="720"/>
+      </w:pPr>
+      <w:r>
+        <w:rPr>
+          <w:lang w:val="gu_IN" w:bidi="gu_IN"/>
+        </w:rPr>
+      </w:r>
+      <w:hyperlink r:id="rId101">
+        <w:r>
+          <w:rPr>
+            <w:lang w:val="gu_IN" w:bidi="gu_IN"/>
+          </w:rPr>
+          <w:rPr>
+            <w:color w:val="0000EE"/>
+            <w:u w:val="single"/>
+          </w:rPr>
+          <w:t>માથ્થી 2:1–3</w:t>
+        </w:r>
+      </w:hyperlink>
+    </w:p>
+    <w:p>
+      <w:pPr>
+        <w:pStyle w:val="ListBullet"/>
+        <w:spacing w:line="240" w:lineRule="auto"/>
+        <w:ind w:left="720"/>
+      </w:pPr>
+      <w:r>
+        <w:rPr>
+          <w:lang w:val="gu_IN" w:bidi="gu_IN"/>
+        </w:rPr>
+      </w:r>
+      <w:hyperlink r:id="rId102">
+        <w:r>
+          <w:rPr>
+            <w:lang w:val="gu_IN" w:bidi="gu_IN"/>
+          </w:rPr>
+          <w:rPr>
+            <w:color w:val="0000EE"/>
+            <w:u w:val="single"/>
+          </w:rPr>
+          <w:t>માથ્થી 2:7–8</w:t>
+        </w:r>
+      </w:hyperlink>
+    </w:p>
+    <w:p>
+      <w:pPr>
+        <w:pStyle w:val="Heading3"/>
+      </w:pPr>
+      <w:r>
+        <w:rPr>
+          <w:lang w:val="gu_IN" w:bidi="gu_IN"/>
+        </w:rPr>
+        <w:t>બાઇબલ વાર્તાઓમાંથી ઉદાહરણો:</w:t>
+      </w:r>
+    </w:p>
+    <w:p>
+      <w:pPr>
+        <w:pStyle w:val="ListBullet"/>
+        <w:spacing w:line="240" w:lineRule="auto"/>
+        <w:ind w:left="720"/>
+      </w:pPr>
+      <w:r>
+        <w:rPr>
+          <w:lang w:val="gu_IN" w:bidi="gu_IN"/>
+        </w:rPr>
+      </w:r>
+      <w:r>
+        <w:rPr>
+          <w:b/>
+          <w:lang w:val="gu_IN" w:bidi="gu_IN"/>
+        </w:rPr>
+        <w:t>13:4</w:t>
+      </w:r>
+      <w:r>
+        <w:rPr>
+          <w:lang w:val="gu_IN" w:bidi="gu_IN"/>
+        </w:rPr>
+        <w:t xml:space="preserve"> પછી દેવે તેમને એ કરાર આપ્યો અને કહ્યું, "હું યહોવા તમારો દેવ છું, જેણે તમને ઇજિપ્તની ગુલામીમાંથી બચાવી લીધા. અન્ય દેવોની </w:t>
+      </w:r>
+      <w:r>
+        <w:rPr>
+          <w:b/>
+          <w:lang w:val="gu_IN" w:bidi="gu_IN"/>
+        </w:rPr>
+        <w:t>ઉપાસના</w:t>
+      </w:r>
+      <w:r>
+        <w:rPr>
+          <w:lang w:val="gu_IN" w:bidi="gu_IN"/>
+        </w:rPr>
+        <w:t xml:space="preserve"> ન કરવી."</w:t>
+      </w:r>
+    </w:p>
+    <w:p>
+      <w:pPr>
+        <w:pStyle w:val="ListBullet"/>
+        <w:spacing w:line="240" w:lineRule="auto"/>
+        <w:ind w:left="720"/>
+      </w:pPr>
+      <w:r>
+        <w:rPr>
+          <w:lang w:val="gu_IN" w:bidi="gu_IN"/>
+        </w:rPr>
+      </w:r>
+      <w:r>
+        <w:rPr>
+          <w:b/>
+          <w:lang w:val="gu_IN" w:bidi="gu_IN"/>
+        </w:rPr>
+        <w:t>14:2</w:t>
+      </w:r>
+      <w:r>
+        <w:rPr>
+          <w:lang w:val="gu_IN" w:bidi="gu_IN"/>
+        </w:rPr>
+        <w:t xml:space="preserve"> કનાનીઓ ઈશ્વરની </w:t>
+      </w:r>
+      <w:r>
+        <w:rPr>
+          <w:b/>
+          <w:lang w:val="gu_IN" w:bidi="gu_IN"/>
+        </w:rPr>
+        <w:t>ઉપાસના કરતા ન હતા</w:t>
+      </w:r>
+      <w:r>
+        <w:rPr>
+          <w:lang w:val="gu_IN" w:bidi="gu_IN"/>
+        </w:rPr>
+        <w:t xml:space="preserve"> અથવા ઈશ્વરની આજ્ઞા પાળતા ન હતા. તેઓએ ખોટા દેવતાઓની </w:t>
+      </w:r>
+      <w:r>
+        <w:rPr>
+          <w:b/>
+          <w:lang w:val="gu_IN" w:bidi="gu_IN"/>
+        </w:rPr>
+        <w:t>ઉપાસના કરી</w:t>
+      </w:r>
+      <w:r>
+        <w:rPr>
+          <w:lang w:val="gu_IN" w:bidi="gu_IN"/>
+        </w:rPr>
+        <w:t xml:space="preserve"> અને ઘણા દુષ્ટ વસ્તુઓ કરી.</w:t>
+      </w:r>
+    </w:p>
+    <w:p>
+      <w:pPr>
+        <w:pStyle w:val="ListBullet"/>
+        <w:spacing w:line="240" w:lineRule="auto"/>
+        <w:ind w:left="720"/>
+      </w:pPr>
+      <w:r>
+        <w:rPr>
+          <w:lang w:val="gu_IN" w:bidi="gu_IN"/>
+        </w:rPr>
+      </w:r>
+      <w:r>
+        <w:rPr>
+          <w:b/>
+          <w:lang w:val="gu_IN" w:bidi="gu_IN"/>
+        </w:rPr>
+        <w:t>17:6</w:t>
+      </w:r>
+      <w:r>
+        <w:rPr>
+          <w:lang w:val="gu_IN" w:bidi="gu_IN"/>
+        </w:rPr>
+        <w:t xml:space="preserve"> દાઉદ એક મંદિરનું નિર્માણ કરવા માગતા હતા જ્યાં બધા ઈસ્રાએલીઓ </w:t>
+      </w:r>
+      <w:r>
+        <w:rPr>
+          <w:b/>
+          <w:lang w:val="gu_IN" w:bidi="gu_IN"/>
+        </w:rPr>
+        <w:t>ઈશ્વરનું ભજન કરી શકે</w:t>
+      </w:r>
+      <w:r>
+        <w:rPr>
+          <w:lang w:val="gu_IN" w:bidi="gu_IN"/>
+        </w:rPr>
+        <w:t xml:space="preserve"> અને ઈશ્વરને બલિદાન આપી શકે.</w:t>
+      </w:r>
+    </w:p>
+    <w:p>
+      <w:pPr>
+        <w:pStyle w:val="ListBullet"/>
+        <w:spacing w:line="240" w:lineRule="auto"/>
+        <w:ind w:left="720"/>
+      </w:pPr>
+      <w:r>
+        <w:rPr>
+          <w:lang w:val="gu_IN" w:bidi="gu_IN"/>
+        </w:rPr>
+      </w:r>
+      <w:r>
+        <w:rPr>
+          <w:b/>
+          <w:lang w:val="gu_IN" w:bidi="gu_IN"/>
+        </w:rPr>
+        <w:t>18:12</w:t>
+      </w:r>
+      <w:r>
+        <w:rPr>
+          <w:lang w:val="gu_IN" w:bidi="gu_IN"/>
+        </w:rPr>
+        <w:t xml:space="preserve"> બધા રાજાઓ અને ઇઝરાયેલ રાજ્યના મોટાભાગના લોકો મૂર્તિઓની </w:t>
+      </w:r>
+      <w:r>
+        <w:rPr>
+          <w:b/>
+          <w:lang w:val="gu_IN" w:bidi="gu_IN"/>
+        </w:rPr>
+        <w:t>પૂજા</w:t>
+      </w:r>
+      <w:r>
+        <w:rPr>
+          <w:lang w:val="gu_IN" w:bidi="gu_IN"/>
+        </w:rPr>
+        <w:t xml:space="preserve"> કરતા હતા.</w:t>
+      </w:r>
+    </w:p>
+    <w:p>
+      <w:pPr>
+        <w:pStyle w:val="ListBullet"/>
+        <w:spacing w:line="240" w:lineRule="auto"/>
+        <w:ind w:left="720"/>
+      </w:pPr>
+      <w:r>
+        <w:rPr>
+          <w:lang w:val="gu_IN" w:bidi="gu_IN"/>
+        </w:rPr>
+      </w:r>
+      <w:r>
+        <w:rPr>
+          <w:b/>
+          <w:lang w:val="gu_IN" w:bidi="gu_IN"/>
+        </w:rPr>
+        <w:t>25:7</w:t>
+      </w:r>
+      <w:r>
+        <w:rPr>
+          <w:lang w:val="gu_IN" w:bidi="gu_IN"/>
+        </w:rPr>
+        <w:t xml:space="preserve"> ઈસુએ જવાબ આપ્યો, "શેતાન, મારાથી દૂર જા! ઈશ્વરના વચનમાં તે પોતાના લોકોને આજ્ઞા આપે છે, 'કેવળ પ્રભુ તારા દેવનું ભજન કરો અને માત્ર તેમની સેવા કરો.”</w:t>
+      </w:r>
+    </w:p>
+    <w:p>
+      <w:pPr>
+        <w:pStyle w:val="ListBullet"/>
+        <w:spacing w:line="240" w:lineRule="auto"/>
+        <w:ind w:left="720"/>
+      </w:pPr>
+      <w:r>
+        <w:rPr>
+          <w:lang w:val="gu_IN" w:bidi="gu_IN"/>
+        </w:rPr>
+      </w:r>
+      <w:r>
+        <w:rPr>
+          <w:b/>
+          <w:lang w:val="gu_IN" w:bidi="gu_IN"/>
+        </w:rPr>
+        <w:t>26:2</w:t>
+      </w:r>
+      <w:r>
+        <w:rPr>
+          <w:lang w:val="gu_IN" w:bidi="gu_IN"/>
+        </w:rPr>
+        <w:t xml:space="preserve"> સાબ્બાથે , તે (ઈસુ)</w:t>
+      </w:r>
+      <w:r>
+        <w:rPr>
+          <w:b/>
+          <w:lang w:val="gu_IN" w:bidi="gu_IN"/>
+        </w:rPr>
+        <w:t>ભજન</w:t>
+      </w:r>
+      <w:r>
+        <w:rPr>
+          <w:lang w:val="gu_IN" w:bidi="gu_IN"/>
+        </w:rPr>
+        <w:t xml:space="preserve"> સ્થાને ગયા.</w:t>
+      </w:r>
+    </w:p>
+    <w:p>
+      <w:pPr>
+        <w:pStyle w:val="ListBullet"/>
+        <w:spacing w:line="240" w:lineRule="auto"/>
+        <w:ind w:left="720"/>
+      </w:pPr>
+      <w:r>
+        <w:rPr>
+          <w:lang w:val="gu_IN" w:bidi="gu_IN"/>
+        </w:rPr>
+      </w:r>
+      <w:r>
+        <w:rPr>
+          <w:b/>
+          <w:lang w:val="gu_IN" w:bidi="gu_IN"/>
+        </w:rPr>
+        <w:t>47:1</w:t>
+      </w:r>
+      <w:r>
+        <w:rPr>
+          <w:lang w:val="gu_IN" w:bidi="gu_IN"/>
+        </w:rPr>
+        <w:t xml:space="preserve"> ત્યાં તેઓ લુદીય નામની સ્ત્રીને મળ્યા જે વેપારી હતી. તે ઈશ્વરને પ્રેમકરતી અને ઉપાસના કરતી.</w:t>
+      </w:r>
+    </w:p>
+    <w:p>
+      <w:pPr>
+        <w:pStyle w:val="ListBullet"/>
+        <w:spacing w:line="240" w:lineRule="auto"/>
+        <w:ind w:left="720"/>
+      </w:pPr>
+      <w:r>
+        <w:rPr>
+          <w:lang w:val="gu_IN" w:bidi="gu_IN"/>
+        </w:rPr>
+      </w:r>
+      <w:r>
+        <w:rPr>
+          <w:b/>
+          <w:lang w:val="gu_IN" w:bidi="gu_IN"/>
+        </w:rPr>
+        <w:t>49:18</w:t>
+      </w:r>
+      <w:r>
+        <w:rPr>
+          <w:lang w:val="gu_IN" w:bidi="gu_IN"/>
+        </w:rPr>
+        <w:t xml:space="preserve"> ઈશ્વરતમને કહે છે કે તમે પ્રાર્થના કરો, તેમના વચનોનો અભ્યાસ કરો, અન્ય ખ્રિસ્તીઓ સાથે ઉપાસના કરો અને અન્ય લોકોને જણાવો કે તેમણે તમારા માટે શું કર્યું છે.</w:t>
+      </w:r>
+    </w:p>
+    <w:p>
+      <w:pPr>
+        <w:pStyle w:val="Heading3"/>
+      </w:pPr>
+      <w:r>
+        <w:rPr>
+          <w:lang w:val="gu_IN" w:bidi="gu_IN"/>
+        </w:rPr>
+        <w:t>શબ્દ માહિતી:</w:t>
+      </w:r>
+    </w:p>
+    <w:p>
+      <w:pPr>
+        <w:pStyle w:val="ListBullet"/>
+        <w:spacing w:line="240" w:lineRule="auto"/>
+        <w:ind w:left="720"/>
+      </w:pPr>
+      <w:r>
+        <w:rPr>
+          <w:lang w:val="gu_IN" w:bidi="gu_IN"/>
+        </w:rPr>
+      </w:r>
+      <w:r>
+        <w:rPr>
+          <w:lang w:val="gu_IN" w:bidi="gu_IN"/>
+        </w:rPr>
+        <w:t>Strong's: H5457, H5647, H6087, H7812, G1391, G1479, G2151, G2318, G2323, G2356, G3000, G3511, G4352, G4353, G4573, G4574, G4576</w:t>
+      </w:r>
+      <w:r>
+        <w:rPr>
+          <w:lang w:val="gu_IN" w:bidi="gu_IN"/>
+        </w:rPr>
+      </w:r>
+      <w:r>
+        <w:rPr>
+          <w:lang w:val="gu_IN" w:bidi="gu_IN"/>
+        </w:rPr>
+      </w:r>
+    </w:p>
+    <w:p>
+      <w:pPr/>
+      <w:r>
+        <w:rPr>
+          <w:lang w:val="gu_IN" w:bidi="gu_IN"/>
+        </w:rPr>
+      </w:r>
+    </w:p>
+    <w:p>
+      <w:pPr>
+        <w:pStyle w:val="Heading2"/>
+      </w:pPr>
+      <w:r>
+        <w:rPr>
+          <w:lang w:val="gu_IN" w:bidi="gu_IN"/>
+        </w:rPr>
+        <w:t>ઉર</w:t>
+      </w:r>
+      <w:r>
+        <w:rPr>
+          <w:lang w:val="gu_IN" w:bidi="gu_IN"/>
+        </w:rPr>
+      </w:r>
+    </w:p>
+    <w:p>
+      <w:pPr>
+        <w:pStyle w:val="Heading3"/>
+      </w:pPr>
+      <w:r>
+        <w:rPr>
+          <w:lang w:val="gu_IN" w:bidi="gu_IN"/>
+        </w:rPr>
+        <w:t>તથ્યો:</w:t>
+      </w:r>
+    </w:p>
+    <w:p>
+      <w:pPr/>
+      <w:r>
+        <w:rPr>
+          <w:lang w:val="gu_IN" w:bidi="gu_IN"/>
+        </w:rPr>
+      </w:r>
+      <w:r>
+        <w:rPr>
+          <w:lang w:val="gu_IN" w:bidi="gu_IN"/>
+        </w:rPr>
+        <w:t>ખાલદીના પ્રાચીન પ્રદેશમાં યુફ્રેટિસ નદી પર ઉર મહત્વનું શહેર હતું, જે મેસોપોટેમિયાનો ભાગ હતો.</w:t>
+        <w:br/>
+      </w:r>
+      <w:r>
+        <w:rPr>
+          <w:lang w:val="gu_IN" w:bidi="gu_IN"/>
+        </w:rPr>
+        <w:t>આ પ્રદેશ જે હવે આધુનિક સમયનો ઇરાક દેશ છે તેમાં આવેલું હતું.</w:t>
+      </w:r>
+    </w:p>
+    <w:p>
+      <w:pPr>
+        <w:pStyle w:val="ListBullet"/>
+        <w:spacing w:line="240" w:lineRule="auto"/>
+        <w:ind w:left="720"/>
+      </w:pPr>
+      <w:r>
+        <w:rPr>
+          <w:lang w:val="gu_IN" w:bidi="gu_IN"/>
+        </w:rPr>
+      </w:r>
+      <w:r>
+        <w:rPr>
+          <w:lang w:val="gu_IN" w:bidi="gu_IN"/>
+        </w:rPr>
+        <w:t>ઈબ્રાહિમ ઉર શહેરનો હતો અને ઈશ્વરે તેને તેમાંથી નીકળીને કનાન દેશમાં જવાનું તેડું આપ્યું હતું.</w:t>
+      </w:r>
+    </w:p>
+    <w:p>
+      <w:pPr>
+        <w:pStyle w:val="ListBullet"/>
+        <w:spacing w:line="240" w:lineRule="auto"/>
+        <w:ind w:left="720"/>
+      </w:pPr>
+      <w:r>
+        <w:rPr>
+          <w:lang w:val="gu_IN" w:bidi="gu_IN"/>
+        </w:rPr>
+      </w:r>
+      <w:r>
+        <w:rPr>
+          <w:lang w:val="gu_IN" w:bidi="gu_IN"/>
+        </w:rPr>
+        <w:t>ઈબ્રાહિમના ભાઈ અને લોતના પિતા, હારાન, ઉર શહેરમાં મૃત્યુ પામ્યા.</w:t>
+        <w:br/>
+      </w:r>
+      <w:r>
+        <w:rPr>
+          <w:lang w:val="gu_IN" w:bidi="gu_IN"/>
+        </w:rPr>
+        <w:t>આ કદાચ એક પરિબળ હતું જેના પર લોતને ઇબ્રાહિમ સાથે ઉર છોડવા માટે પ્રભાવિત કર્યો હતો.</w:t>
+      </w:r>
+    </w:p>
+    <w:p>
+      <w:pPr/>
+      <w:r>
+        <w:rPr>
+          <w:lang w:val="gu_IN" w:bidi="gu_IN"/>
+        </w:rPr>
+      </w:r>
+      <w:r>
+        <w:rPr>
+          <w:lang w:val="gu_IN" w:bidi="gu_IN"/>
+        </w:rPr>
+        <w:t xml:space="preserve">(અનુવાદ માટેના સૂચનો: </w:t>
+      </w:r>
+      <w:r>
+        <w:rPr>
+          <w:lang w:val="gu_IN" w:bidi="gu_IN"/>
+        </w:rPr>
+        <w:t>નામોનો અનુવાદ કેવી રીતે કરવો</w:t>
+      </w:r>
+      <w:r>
+        <w:rPr>
+          <w:lang w:val="gu_IN" w:bidi="gu_IN"/>
+        </w:rPr>
+        <w:t>)</w:t>
+      </w:r>
+    </w:p>
+    <w:p>
+      <w:pPr/>
+      <w:r>
+        <w:rPr>
+          <w:lang w:val="gu_IN" w:bidi="gu_IN"/>
+        </w:rPr>
+      </w:r>
+      <w:r>
+        <w:rPr>
+          <w:lang w:val="gu_IN" w:bidi="gu_IN"/>
+        </w:rPr>
+        <w:t xml:space="preserve">)આ પણ જુઓ: </w:t>
+      </w:r>
+      <w:r>
+        <w:rPr>
+          <w:lang w:val="gu_IN" w:bidi="gu_IN"/>
+        </w:rPr>
+        <w:t>ઇબ્રાહિમ</w:t>
+      </w:r>
+      <w:r>
+        <w:rPr>
+          <w:lang w:val="gu_IN" w:bidi="gu_IN"/>
+        </w:rPr>
+        <w:t xml:space="preserve">, </w:t>
+      </w:r>
+      <w:r>
+        <w:rPr>
+          <w:lang w:val="gu_IN" w:bidi="gu_IN"/>
+        </w:rPr>
+        <w:t>કનાન</w:t>
+      </w:r>
+      <w:r>
+        <w:rPr>
+          <w:lang w:val="gu_IN" w:bidi="gu_IN"/>
+        </w:rPr>
+        <w:t xml:space="preserve">, </w:t>
+      </w:r>
+      <w:r>
+        <w:rPr>
+          <w:lang w:val="gu_IN" w:bidi="gu_IN"/>
+        </w:rPr>
+        <w:t>ખાલદી</w:t>
+      </w:r>
+      <w:r>
+        <w:rPr>
+          <w:lang w:val="gu_IN" w:bidi="gu_IN"/>
+        </w:rPr>
+        <w:t xml:space="preserve">, </w:t>
+      </w:r>
+      <w:r>
+        <w:rPr>
+          <w:lang w:val="gu_IN" w:bidi="gu_IN"/>
+        </w:rPr>
+        <w:t>યુફ્રેટીસ નદી</w:t>
+      </w:r>
+      <w:r>
+        <w:rPr>
+          <w:lang w:val="gu_IN" w:bidi="gu_IN"/>
+        </w:rPr>
+        <w:t xml:space="preserve">, </w:t>
+      </w:r>
+      <w:r>
+        <w:rPr>
+          <w:lang w:val="gu_IN" w:bidi="gu_IN"/>
+        </w:rPr>
+        <w:t>હારાન</w:t>
+      </w:r>
+      <w:r>
+        <w:rPr>
+          <w:lang w:val="gu_IN" w:bidi="gu_IN"/>
+        </w:rPr>
+        <w:t xml:space="preserve">, </w:t>
+      </w:r>
+      <w:r>
+        <w:rPr>
+          <w:lang w:val="gu_IN" w:bidi="gu_IN"/>
+        </w:rPr>
+        <w:t>લોત</w:t>
+      </w:r>
+      <w:r>
+        <w:rPr>
+          <w:lang w:val="gu_IN" w:bidi="gu_IN"/>
+        </w:rPr>
+        <w:t xml:space="preserve">, </w:t>
+      </w:r>
+      <w:r>
+        <w:rPr>
+          <w:lang w:val="gu_IN" w:bidi="gu_IN"/>
+        </w:rPr>
+        <w:t>મેસોપોટેમીયા</w:t>
+      </w:r>
+      <w:r>
+        <w:rPr>
+          <w:lang w:val="gu_IN" w:bidi="gu_IN"/>
+        </w:rPr>
+        <w:t>)</w:t>
+      </w:r>
+    </w:p>
+    <w:p>
+      <w:pPr>
+        <w:pStyle w:val="Heading3"/>
+      </w:pPr>
+      <w:r>
+        <w:rPr>
+          <w:lang w:val="gu_IN" w:bidi="gu_IN"/>
+        </w:rPr>
+        <w:t>બાઇબલ સંદર્ભો##</w:t>
+      </w:r>
+    </w:p>
+    <w:p>
+      <w:pPr>
+        <w:pStyle w:val="ListBullet"/>
+        <w:spacing w:line="240" w:lineRule="auto"/>
+        <w:ind w:left="720"/>
+      </w:pPr>
+      <w:r>
+        <w:rPr>
+          <w:lang w:val="gu_IN" w:bidi="gu_IN"/>
+        </w:rPr>
+      </w:r>
+      <w:hyperlink r:id="rId103">
+        <w:r>
+          <w:rPr>
+            <w:lang w:val="gu_IN" w:bidi="gu_IN"/>
+          </w:rPr>
+          <w:rPr>
+            <w:color w:val="0000EE"/>
+            <w:u w:val="single"/>
+          </w:rPr>
+          <w:t>ઉત્પત્તિ 11:27–28</w:t>
+        </w:r>
+      </w:hyperlink>
+    </w:p>
+    <w:p>
+      <w:pPr>
+        <w:pStyle w:val="ListBullet"/>
+        <w:spacing w:line="240" w:lineRule="auto"/>
+        <w:ind w:left="720"/>
+      </w:pPr>
+      <w:r>
+        <w:rPr>
+          <w:lang w:val="gu_IN" w:bidi="gu_IN"/>
+        </w:rPr>
+      </w:r>
+      <w:hyperlink r:id="rId104">
+        <w:r>
+          <w:rPr>
+            <w:lang w:val="gu_IN" w:bidi="gu_IN"/>
+          </w:rPr>
+          <w:rPr>
+            <w:color w:val="0000EE"/>
+            <w:u w:val="single"/>
+          </w:rPr>
+          <w:t>ઉત્પત્તિ 11:31–32</w:t>
+        </w:r>
+      </w:hyperlink>
+    </w:p>
+    <w:p>
+      <w:pPr>
+        <w:pStyle w:val="Heading3"/>
+      </w:pPr>
+      <w:r>
+        <w:rPr>
+          <w:lang w:val="gu_IN" w:bidi="gu_IN"/>
+        </w:rPr>
+        <w:t>શબ્દ માહિતી:</w:t>
+      </w:r>
+    </w:p>
+    <w:p>
+      <w:pPr>
+        <w:pStyle w:val="ListBullet"/>
+        <w:spacing w:line="240" w:lineRule="auto"/>
+        <w:ind w:left="720"/>
+      </w:pPr>
+      <w:r>
+        <w:rPr>
+          <w:lang w:val="gu_IN" w:bidi="gu_IN"/>
+        </w:rPr>
+      </w:r>
+      <w:r>
+        <w:rPr>
+          <w:lang w:val="gu_IN" w:bidi="gu_IN"/>
+        </w:rPr>
+        <w:t>Strong's: H218</w:t>
+      </w:r>
+      <w:r>
+        <w:rPr>
+          <w:lang w:val="gu_IN" w:bidi="gu_IN"/>
+        </w:rPr>
+      </w:r>
+      <w:r>
+        <w:rPr>
+          <w:lang w:val="gu_IN" w:bidi="gu_IN"/>
+        </w:rPr>
+      </w:r>
+    </w:p>
+    <w:p>
+      <w:pPr/>
+      <w:r>
+        <w:rPr>
+          <w:lang w:val="gu_IN" w:bidi="gu_IN"/>
+        </w:rPr>
+      </w:r>
+    </w:p>
+    <w:p>
+      <w:pPr>
+        <w:pStyle w:val="Heading2"/>
+      </w:pPr>
+      <w:r>
+        <w:rPr>
+          <w:lang w:val="gu_IN" w:bidi="gu_IN"/>
+        </w:rPr>
+        <w:t>ઉરિયા</w:t>
+      </w:r>
+      <w:r>
+        <w:rPr>
+          <w:lang w:val="gu_IN" w:bidi="gu_IN"/>
+        </w:rPr>
+      </w:r>
+    </w:p>
+    <w:p>
+      <w:pPr/>
+      <w:r>
+        <w:rPr>
+          <w:lang w:val="gu_IN" w:bidi="gu_IN"/>
+        </w:rPr>
+      </w:r>
+      <w:r>
+        <w:rPr>
+          <w:lang w:val="gu_IN" w:bidi="gu_IN"/>
+        </w:rPr>
+        <w:t>#ઉરિયા#</w:t>
+      </w:r>
+    </w:p>
+    <w:p>
+      <w:pPr>
+        <w:pStyle w:val="Heading3"/>
+      </w:pPr>
+      <w:r>
+        <w:rPr>
+          <w:lang w:val="gu_IN" w:bidi="gu_IN"/>
+        </w:rPr>
+        <w:t>તથ્યો:</w:t>
+      </w:r>
+    </w:p>
+    <w:p>
+      <w:pPr/>
+      <w:r>
+        <w:rPr>
+          <w:lang w:val="gu_IN" w:bidi="gu_IN"/>
+        </w:rPr>
+      </w:r>
+      <w:r>
+        <w:rPr>
+          <w:lang w:val="gu_IN" w:bidi="gu_IN"/>
+        </w:rPr>
+        <w:t>ઊરિયા એક પ્રામાણિક માણસ હતો અને રાજા દાઉદના શ્રેષ્ઠ સૈનિકોમાંનો એક હતો.</w:t>
+        <w:br/>
+      </w:r>
+      <w:r>
+        <w:rPr>
+          <w:lang w:val="gu_IN" w:bidi="gu_IN"/>
+        </w:rPr>
+        <w:t>તેને ઘણીવાર "ઊરિયા હિત્તી" તરીકે ઓળખવામાં આવે છે.</w:t>
+      </w:r>
+    </w:p>
+    <w:p>
+      <w:pPr>
+        <w:pStyle w:val="ListBullet"/>
+        <w:spacing w:line="240" w:lineRule="auto"/>
+        <w:ind w:left="720"/>
+      </w:pPr>
+      <w:r>
+        <w:rPr>
+          <w:lang w:val="gu_IN" w:bidi="gu_IN"/>
+        </w:rPr>
+      </w:r>
+      <w:r>
+        <w:rPr>
+          <w:lang w:val="gu_IN" w:bidi="gu_IN"/>
+        </w:rPr>
+        <w:t>ઊરિયાની બાથશેબા નામની એક સુંદર પત્ની હતી.</w:t>
+        <w:br/>
+      </w:r>
+      <w:r>
+        <w:rPr>
+          <w:lang w:val="gu_IN" w:bidi="gu_IN"/>
+        </w:rPr>
+        <w:t>દાઊદે ઊરિયાની પત્ની સાથે વ્યભિચાર કર્યો, અને તે દાઉદના બાળક સાથે ગર્ભવતી થઈ.</w:t>
+      </w:r>
+    </w:p>
+    <w:p>
+      <w:pPr>
+        <w:pStyle w:val="ListBullet"/>
+        <w:spacing w:line="240" w:lineRule="auto"/>
+        <w:ind w:left="720"/>
+      </w:pPr>
+      <w:r>
+        <w:rPr>
+          <w:lang w:val="gu_IN" w:bidi="gu_IN"/>
+        </w:rPr>
+      </w:r>
+      <w:r>
+        <w:rPr>
+          <w:lang w:val="gu_IN" w:bidi="gu_IN"/>
+        </w:rPr>
+        <w:t>આ પાપને ઢાંકવા માટે, દાઉદે ઊરિયાને યુદ્ધમાં મારી નંખાવ્યોં..</w:t>
+        <w:br/>
+      </w:r>
+      <w:r>
+        <w:rPr>
+          <w:lang w:val="gu_IN" w:bidi="gu_IN"/>
+        </w:rPr>
+        <w:t>પછી દાઉદે બાથશેબા સાથે લગ્ન કર્યા.</w:t>
+      </w:r>
+    </w:p>
+    <w:p>
+      <w:pPr>
+        <w:pStyle w:val="ListBullet"/>
+        <w:spacing w:line="240" w:lineRule="auto"/>
+        <w:ind w:left="720"/>
+      </w:pPr>
+      <w:r>
+        <w:rPr>
+          <w:lang w:val="gu_IN" w:bidi="gu_IN"/>
+        </w:rPr>
+      </w:r>
+      <w:r>
+        <w:rPr>
+          <w:lang w:val="gu_IN" w:bidi="gu_IN"/>
+        </w:rPr>
+        <w:t>રાજા આહાઝના સમયમાં ઊરિયા નામનો એક યાજક હતો.</w:t>
+      </w:r>
+    </w:p>
+    <w:p>
+      <w:pPr/>
+      <w:r>
+        <w:rPr>
+          <w:lang w:val="gu_IN" w:bidi="gu_IN"/>
+        </w:rPr>
+      </w:r>
+      <w:r>
+        <w:rPr>
+          <w:lang w:val="gu_IN" w:bidi="gu_IN"/>
+        </w:rPr>
+        <w:t xml:space="preserve">(અનુવાદ માટેના સૂચનો: </w:t>
+      </w:r>
+      <w:r>
+        <w:rPr>
+          <w:lang w:val="gu_IN" w:bidi="gu_IN"/>
+        </w:rPr>
+        <w:t>નામોનો અનુવાદ કેવી રીતે કરવો</w:t>
+      </w:r>
+      <w:r>
+        <w:rPr>
+          <w:lang w:val="gu_IN" w:bidi="gu_IN"/>
+        </w:rPr>
+        <w:t>)</w:t>
+      </w:r>
+    </w:p>
+    <w:p>
+      <w:pPr/>
+      <w:r>
+        <w:rPr>
+          <w:lang w:val="gu_IN" w:bidi="gu_IN"/>
+        </w:rPr>
+      </w:r>
+      <w:r>
+        <w:rPr>
+          <w:lang w:val="gu_IN" w:bidi="gu_IN"/>
+        </w:rPr>
+        <w:t xml:space="preserve">(આ પણ જુઓ: </w:t>
+      </w:r>
+      <w:r>
+        <w:rPr>
+          <w:lang w:val="gu_IN" w:bidi="gu_IN"/>
+        </w:rPr>
+        <w:t>આહાઝ</w:t>
+      </w:r>
+      <w:r>
+        <w:rPr>
+          <w:lang w:val="gu_IN" w:bidi="gu_IN"/>
+        </w:rPr>
+        <w:t xml:space="preserve">, </w:t>
+      </w:r>
+      <w:r>
+        <w:rPr>
+          <w:lang w:val="gu_IN" w:bidi="gu_IN"/>
+        </w:rPr>
+        <w:t>બાથશેબા</w:t>
+      </w:r>
+      <w:r>
+        <w:rPr>
+          <w:lang w:val="gu_IN" w:bidi="gu_IN"/>
+        </w:rPr>
+        <w:t xml:space="preserve">, </w:t>
+      </w:r>
+      <w:r>
+        <w:rPr>
+          <w:lang w:val="gu_IN" w:bidi="gu_IN"/>
+        </w:rPr>
+        <w:t>દાઉદ</w:t>
+      </w:r>
+      <w:r>
+        <w:rPr>
+          <w:lang w:val="gu_IN" w:bidi="gu_IN"/>
+        </w:rPr>
+        <w:t xml:space="preserve">, </w:t>
+      </w:r>
+      <w:r>
+        <w:rPr>
+          <w:lang w:val="gu_IN" w:bidi="gu_IN"/>
+        </w:rPr>
+        <w:t>હિત્તી</w:t>
+      </w:r>
+      <w:r>
+        <w:rPr>
+          <w:lang w:val="gu_IN" w:bidi="gu_IN"/>
+        </w:rPr>
+        <w:t>)</w:t>
+      </w:r>
+    </w:p>
+    <w:p>
+      <w:pPr>
+        <w:pStyle w:val="Heading3"/>
+      </w:pPr>
+      <w:r>
+        <w:rPr>
+          <w:lang w:val="gu_IN" w:bidi="gu_IN"/>
+        </w:rPr>
+        <w:t>બાઇબલ સંદર્ભો##</w:t>
+      </w:r>
+    </w:p>
+    <w:p>
+      <w:pPr>
+        <w:pStyle w:val="ListBullet"/>
+        <w:spacing w:line="240" w:lineRule="auto"/>
+        <w:ind w:left="720"/>
+      </w:pPr>
+      <w:r>
+        <w:rPr>
+          <w:lang w:val="gu_IN" w:bidi="gu_IN"/>
+        </w:rPr>
+      </w:r>
+      <w:hyperlink r:id="rId105">
+        <w:r>
+          <w:rPr>
+            <w:lang w:val="gu_IN" w:bidi="gu_IN"/>
+          </w:rPr>
+          <w:rPr>
+            <w:color w:val="0000EE"/>
+            <w:u w:val="single"/>
+          </w:rPr>
+          <w:t>1 રાજાઓ 15:4–6</w:t>
+        </w:r>
+      </w:hyperlink>
+    </w:p>
+    <w:p>
+      <w:pPr>
+        <w:pStyle w:val="ListBullet"/>
+        <w:spacing w:line="240" w:lineRule="auto"/>
+        <w:ind w:left="720"/>
+      </w:pPr>
+      <w:r>
+        <w:rPr>
+          <w:lang w:val="gu_IN" w:bidi="gu_IN"/>
+        </w:rPr>
+      </w:r>
+      <w:hyperlink r:id="rId106">
+        <w:r>
+          <w:rPr>
+            <w:lang w:val="gu_IN" w:bidi="gu_IN"/>
+          </w:rPr>
+          <w:rPr>
+            <w:color w:val="0000EE"/>
+            <w:u w:val="single"/>
+          </w:rPr>
+          <w:t>2 શમુએલ 11:2–3</w:t>
+        </w:r>
+      </w:hyperlink>
+    </w:p>
+    <w:p>
+      <w:pPr>
+        <w:pStyle w:val="ListBullet"/>
+        <w:spacing w:line="240" w:lineRule="auto"/>
+        <w:ind w:left="720"/>
+      </w:pPr>
+      <w:r>
+        <w:rPr>
+          <w:lang w:val="gu_IN" w:bidi="gu_IN"/>
+        </w:rPr>
+      </w:r>
+      <w:hyperlink r:id="rId107">
+        <w:r>
+          <w:rPr>
+            <w:lang w:val="gu_IN" w:bidi="gu_IN"/>
+          </w:rPr>
+          <w:rPr>
+            <w:color w:val="0000EE"/>
+            <w:u w:val="single"/>
+          </w:rPr>
+          <w:t>2 શમુએલ 11:26–27</w:t>
+        </w:r>
+      </w:hyperlink>
+    </w:p>
+    <w:p>
+      <w:pPr>
+        <w:pStyle w:val="ListBullet"/>
+        <w:spacing w:line="240" w:lineRule="auto"/>
+        <w:ind w:left="720"/>
+      </w:pPr>
+      <w:r>
+        <w:rPr>
+          <w:lang w:val="gu_IN" w:bidi="gu_IN"/>
+        </w:rPr>
+      </w:r>
+      <w:hyperlink r:id="rId108">
+        <w:r>
+          <w:rPr>
+            <w:lang w:val="gu_IN" w:bidi="gu_IN"/>
+          </w:rPr>
+          <w:rPr>
+            <w:color w:val="0000EE"/>
+            <w:u w:val="single"/>
+          </w:rPr>
+          <w:t>નહેમ્યા 3:3–5</w:t>
+        </w:r>
+      </w:hyperlink>
+    </w:p>
+    <w:p>
+      <w:pPr>
+        <w:pStyle w:val="Heading3"/>
+      </w:pPr>
+      <w:r>
+        <w:rPr>
+          <w:lang w:val="gu_IN" w:bidi="gu_IN"/>
+        </w:rPr>
+        <w:t>બાઇબલ વાર્તાઓમાંથી ઉદાહરણો:</w:t>
+      </w:r>
+    </w:p>
+    <w:p>
+      <w:pPr>
+        <w:pStyle w:val="ListBullet"/>
+        <w:spacing w:line="240" w:lineRule="auto"/>
+        <w:ind w:left="720"/>
+      </w:pPr>
+      <w:r>
+        <w:rPr>
+          <w:lang w:val="gu_IN" w:bidi="gu_IN"/>
+        </w:rPr>
+      </w:r>
+      <w:r>
+        <w:rPr>
+          <w:b/>
+          <w:lang w:val="gu_IN" w:bidi="gu_IN"/>
+        </w:rPr>
+        <w:t>17:12</w:t>
+      </w:r>
+      <w:r>
+        <w:rPr>
+          <w:lang w:val="gu_IN" w:bidi="gu_IN"/>
+        </w:rPr>
+        <w:t xml:space="preserve"> બાથશેબાના પતિ, </w:t>
+      </w:r>
+      <w:r>
+        <w:rPr>
+          <w:b/>
+          <w:lang w:val="gu_IN" w:bidi="gu_IN"/>
+        </w:rPr>
+        <w:t>ઊરિયા</w:t>
+      </w:r>
+      <w:r>
+        <w:rPr>
+          <w:lang w:val="gu_IN" w:bidi="gu_IN"/>
+        </w:rPr>
+        <w:t xml:space="preserve"> નામનો માણસ, દાઉદના શ્રેષ્ઠ સૈનિકોમાંનો એક હતો. દાઉદે </w:t>
+      </w:r>
+      <w:r>
+        <w:rPr>
+          <w:b/>
+          <w:lang w:val="gu_IN" w:bidi="gu_IN"/>
+        </w:rPr>
+        <w:t>ઊરિયા</w:t>
+      </w:r>
+      <w:r>
+        <w:rPr>
+          <w:lang w:val="gu_IN" w:bidi="gu_IN"/>
+        </w:rPr>
+        <w:t xml:space="preserve"> ને યુદ્ધમાંથી પાછો બોલાવ્યો અને તેને તેની પત્ની સાથે રહેવા માટે કહ્યું.</w:t>
+        <w:br/>
+      </w:r>
+      <w:r>
+        <w:rPr>
+          <w:lang w:val="gu_IN" w:bidi="gu_IN"/>
+        </w:rPr>
+        <w:t xml:space="preserve">પરંતુ </w:t>
+      </w:r>
+      <w:r>
+        <w:rPr>
+          <w:b/>
+          <w:lang w:val="gu_IN" w:bidi="gu_IN"/>
+        </w:rPr>
+        <w:t>ઊરિયા</w:t>
+      </w:r>
+      <w:r>
+        <w:rPr>
+          <w:lang w:val="gu_IN" w:bidi="gu_IN"/>
+        </w:rPr>
+        <w:t xml:space="preserve"> એ ઘરે જવાનો ઇનકાર કર્યો જ્યારે બાકીના સૈનિકો યુદ્ધમાં હતા. તેથી દાઉદે </w:t>
+      </w:r>
+      <w:r>
+        <w:rPr>
+          <w:b/>
+          <w:lang w:val="gu_IN" w:bidi="gu_IN"/>
+        </w:rPr>
+        <w:t>ઊરિયાને</w:t>
+      </w:r>
+      <w:r>
+        <w:rPr>
+          <w:lang w:val="gu_IN" w:bidi="gu_IN"/>
+        </w:rPr>
+        <w:t xml:space="preserve"> યુદ્ધમાં પાછો મોકલ્યો અને સેનાપતિને કહ્યું કે દુશ્મન મજબૂત હોય ત્યાં તેને રાખવો, જેથી તે માર્યા જાય.</w:t>
+      </w:r>
+    </w:p>
+    <w:p>
+      <w:pPr>
+        <w:pStyle w:val="ListBullet"/>
+        <w:spacing w:line="240" w:lineRule="auto"/>
+        <w:ind w:left="720"/>
+      </w:pPr>
+      <w:r>
+        <w:rPr>
+          <w:lang w:val="gu_IN" w:bidi="gu_IN"/>
+        </w:rPr>
+      </w:r>
+      <w:r>
+        <w:rPr>
+          <w:b/>
+          <w:lang w:val="gu_IN" w:bidi="gu_IN"/>
+        </w:rPr>
+        <w:t>17:13</w:t>
+      </w:r>
+      <w:r>
+        <w:rPr>
+          <w:lang w:val="gu_IN" w:bidi="gu_IN"/>
+        </w:rPr>
+        <w:t xml:space="preserve"> ઊરિયાના__ મૃત્યુ થયા બાદ, દાઉદે બાથશેબા સાથે લગ્ન કર્યા.</w:t>
+      </w:r>
+    </w:p>
+    <w:p>
+      <w:pPr>
+        <w:pStyle w:val="Heading3"/>
+      </w:pPr>
+      <w:r>
+        <w:rPr>
+          <w:lang w:val="gu_IN" w:bidi="gu_IN"/>
+        </w:rPr>
+        <w:t>શબ્દ માહિતી:</w:t>
+      </w:r>
+    </w:p>
+    <w:p>
+      <w:pPr>
+        <w:pStyle w:val="ListBullet"/>
+        <w:spacing w:line="240" w:lineRule="auto"/>
+        <w:ind w:left="720"/>
+      </w:pPr>
+      <w:r>
+        <w:rPr>
+          <w:lang w:val="gu_IN" w:bidi="gu_IN"/>
+        </w:rPr>
+      </w:r>
+      <w:r>
+        <w:rPr>
+          <w:lang w:val="gu_IN" w:bidi="gu_IN"/>
+        </w:rPr>
+        <w:t>Strong's: H223, G3774</w:t>
+      </w:r>
+      <w:r>
+        <w:rPr>
+          <w:lang w:val="gu_IN" w:bidi="gu_IN"/>
+        </w:rPr>
+      </w:r>
+      <w:r>
+        <w:rPr>
+          <w:lang w:val="gu_IN" w:bidi="gu_IN"/>
+        </w:rPr>
+      </w:r>
+    </w:p>
+    <w:p>
+      <w:pPr/>
+      <w:r>
+        <w:rPr>
+          <w:lang w:val="gu_IN" w:bidi="gu_IN"/>
+        </w:rPr>
+      </w:r>
+    </w:p>
+    <w:p>
+      <w:pPr>
+        <w:pStyle w:val="Heading2"/>
+      </w:pPr>
+      <w:r>
+        <w:rPr>
+          <w:lang w:val="gu_IN" w:bidi="gu_IN"/>
+        </w:rPr>
+        <w:t>ઉલ્લંઘન, ઉલ્લંઘનો, ઉલ્લંઘન</w:t>
+      </w:r>
+      <w:r>
+        <w:rPr>
+          <w:lang w:val="gu_IN" w:bidi="gu_IN"/>
+        </w:rPr>
+      </w:r>
+    </w:p>
+    <w:p>
+      <w:pPr>
+        <w:pStyle w:val="Heading3"/>
+      </w:pPr>
+      <w:r>
+        <w:rPr>
+          <w:lang w:val="gu_IN" w:bidi="gu_IN"/>
+        </w:rPr>
+        <w:t>વ્યાખ્યા:</w:t>
+      </w:r>
+    </w:p>
+    <w:p>
+      <w:pPr/>
+      <w:r>
+        <w:rPr>
+          <w:lang w:val="gu_IN" w:bidi="gu_IN"/>
+        </w:rPr>
+      </w:r>
+      <w:r>
+        <w:rPr>
+          <w:lang w:val="gu_IN" w:bidi="gu_IN"/>
+        </w:rPr>
+        <w:t>"ઉલ્લંઘન" શબ્દનો અર્થ આદેશ, નિયમ અથવા નૈતિક કોડને તોડવા એવો થાય છે. "ઉલ્લંઘન" કરવું એટલે "નિયમભંગ" કરવું.</w:t>
+      </w:r>
+    </w:p>
+    <w:p>
+      <w:pPr>
+        <w:pStyle w:val="ListBullet"/>
+        <w:spacing w:line="240" w:lineRule="auto"/>
+        <w:ind w:left="720"/>
+      </w:pPr>
+      <w:r>
+        <w:rPr>
+          <w:lang w:val="gu_IN" w:bidi="gu_IN"/>
+        </w:rPr>
+      </w:r>
+      <w:r>
+        <w:rPr>
+          <w:lang w:val="gu_IN" w:bidi="gu_IN"/>
+        </w:rPr>
+        <w:t>બીજા શબ્દોમાં કહીએ તો, "ઉલ્લંઘન" માટે, "રેખા ઓળંગવી", વ્યક્તિ અને અન્યના ભલા માટે એક મર્યાદા અથવા સીમા નક્કી કરવામાં આવી હોય છે તેની ઉપરવટ જવાને વર્ણવી શકાય.</w:t>
+      </w:r>
+    </w:p>
+    <w:p>
+      <w:pPr>
+        <w:pStyle w:val="ListBullet"/>
+        <w:spacing w:line="240" w:lineRule="auto"/>
+        <w:ind w:left="720"/>
+      </w:pPr>
+      <w:r>
+        <w:rPr>
+          <w:lang w:val="gu_IN" w:bidi="gu_IN"/>
+        </w:rPr>
+      </w:r>
+      <w:r>
+        <w:rPr>
+          <w:lang w:val="gu_IN" w:bidi="gu_IN"/>
+        </w:rPr>
+        <w:t>શબ્દો "ઉલ્લંઘન," "પાપ," "અન્યાય," અને "દોષ બધામાં ઈશ્વરની ઇચ્છા વિરુદ્ધ કાર્ય કરવાનો અને તેમની આજ્ઞાઓનું ઉલ્લંઘન કરવાનો સમાવેશ થાય છે.</w:t>
+      </w:r>
+    </w:p>
+    <w:p>
+      <w:pPr>
+        <w:pStyle w:val="Heading3"/>
+      </w:pPr>
+      <w:r>
+        <w:rPr>
+          <w:lang w:val="gu_IN" w:bidi="gu_IN"/>
+        </w:rPr>
+        <w:t>અનુવાદ માટેનાં સૂચનો:</w:t>
+      </w:r>
+    </w:p>
+    <w:p>
+      <w:pPr>
+        <w:pStyle w:val="ListBullet"/>
+        <w:spacing w:line="240" w:lineRule="auto"/>
+        <w:ind w:left="720"/>
+      </w:pPr>
+      <w:r>
+        <w:rPr>
+          <w:lang w:val="gu_IN" w:bidi="gu_IN"/>
+        </w:rPr>
+      </w:r>
+      <w:r>
+        <w:rPr>
+          <w:lang w:val="gu_IN" w:bidi="gu_IN"/>
+        </w:rPr>
+        <w:t>" ઉલ્લંઘન " નું ભાષાંતર "પાપ કરવું" અથવા "અનાજ્ઞાધીન થવું" અથવા "બળવો કરવો" કરી શકાય છે.</w:t>
+      </w:r>
+    </w:p>
+    <w:p>
+      <w:pPr>
+        <w:pStyle w:val="ListBullet"/>
+        <w:spacing w:line="240" w:lineRule="auto"/>
+        <w:ind w:left="720"/>
+      </w:pPr>
+      <w:r>
+        <w:rPr>
+          <w:lang w:val="gu_IN" w:bidi="gu_IN"/>
+        </w:rPr>
+      </w:r>
+      <w:r>
+        <w:rPr>
+          <w:lang w:val="gu_IN" w:bidi="gu_IN"/>
+        </w:rPr>
+        <w:t>જો કોઈ કલમ અથવા ફકરામાં બે શબ્દોનો ઉપયોગ કરે છે જેનો અર્થ "પાપ" અથવા "ઉલ્લંઘન" અથવા "દોષ" થાય છે, જો શક્ય હોય તો, આ શબ્દોનો વિવિધ રીતે અનુવાદ કરવો. જ્યારે બાઇબલ સમાન સંદર્ભમાં સમાન અર્થો સાથે બે અથવા વધુ શબ્દોનો ઉપયોગ કરે છે, ત્યારે સામાન્ય રીતે તેના હેતુ પર ભાર મૂકે છે કે શું કહેવામાં આવ્યું છે અથવા તેનું મહત્વ દર્શાવવું તે છે</w:t>
+      </w:r>
+    </w:p>
+    <w:p>
+      <w:pPr/>
+      <w:r>
+        <w:rPr>
+          <w:lang w:val="gu_IN" w:bidi="gu_IN"/>
+        </w:rPr>
+      </w:r>
+      <w:r>
+        <w:rPr>
+          <w:lang w:val="gu_IN" w:bidi="gu_IN"/>
+        </w:rPr>
+        <w:t xml:space="preserve">(જુઓ: </w:t>
+      </w:r>
+      <w:r>
+        <w:rPr>
+          <w:lang w:val="gu_IN" w:bidi="gu_IN"/>
+        </w:rPr>
+        <w:t>સમાંતરણ</w:t>
+      </w:r>
+      <w:r>
+        <w:rPr>
+          <w:lang w:val="gu_IN" w:bidi="gu_IN"/>
+        </w:rPr>
+        <w:t>)</w:t>
+      </w:r>
+    </w:p>
+    <w:p>
+      <w:pPr/>
+      <w:r>
+        <w:rPr>
+          <w:lang w:val="gu_IN" w:bidi="gu_IN"/>
+        </w:rPr>
+      </w:r>
+      <w:r>
+        <w:rPr>
+          <w:lang w:val="gu_IN" w:bidi="gu_IN"/>
+        </w:rPr>
+        <w:t xml:space="preserve">(આ પણ જુઓ: </w:t>
+      </w:r>
+      <w:r>
+        <w:rPr>
+          <w:lang w:val="gu_IN" w:bidi="gu_IN"/>
+        </w:rPr>
+        <w:t>પાપ</w:t>
+      </w:r>
+      <w:r>
+        <w:rPr>
+          <w:lang w:val="gu_IN" w:bidi="gu_IN"/>
+        </w:rPr>
+        <w:t xml:space="preserve">, </w:t>
+      </w:r>
+      <w:r>
+        <w:rPr>
+          <w:lang w:val="gu_IN" w:bidi="gu_IN"/>
+        </w:rPr>
+        <w:t>અપરાધ</w:t>
+      </w:r>
+      <w:r>
+        <w:rPr>
+          <w:lang w:val="gu_IN" w:bidi="gu_IN"/>
+        </w:rPr>
+        <w:t xml:space="preserve">, </w:t>
+      </w:r>
+      <w:r>
+        <w:rPr>
+          <w:lang w:val="gu_IN" w:bidi="gu_IN"/>
+        </w:rPr>
+        <w:t>અન્યાય</w:t>
+      </w:r>
+      <w:r>
+        <w:rPr>
+          <w:lang w:val="gu_IN" w:bidi="gu_IN"/>
+        </w:rPr>
+        <w:t>)</w:t>
+      </w:r>
+    </w:p>
+    <w:p>
+      <w:pPr>
+        <w:pStyle w:val="Heading3"/>
+      </w:pPr>
+      <w:r>
+        <w:rPr>
+          <w:lang w:val="gu_IN" w:bidi="gu_IN"/>
+        </w:rPr>
+        <w:t>બાઇબલના સંદર્ભો:</w:t>
+      </w:r>
+    </w:p>
+    <w:p>
+      <w:pPr>
+        <w:pStyle w:val="ListBullet"/>
+        <w:spacing w:line="240" w:lineRule="auto"/>
+        <w:ind w:left="720"/>
+      </w:pPr>
+      <w:r>
+        <w:rPr>
+          <w:lang w:val="gu_IN" w:bidi="gu_IN"/>
+        </w:rPr>
+      </w:r>
+      <w:hyperlink r:id="rId109">
+        <w:r>
+          <w:rPr>
+            <w:lang w:val="gu_IN" w:bidi="gu_IN"/>
+          </w:rPr>
+          <w:rPr>
+            <w:color w:val="0000EE"/>
+            <w:u w:val="single"/>
+          </w:rPr>
+          <w:t>1 થેસ્સલોનીકી 4:3–6</w:t>
+        </w:r>
+      </w:hyperlink>
+    </w:p>
+    <w:p>
+      <w:pPr>
+        <w:pStyle w:val="ListBullet"/>
+        <w:spacing w:line="240" w:lineRule="auto"/>
+        <w:ind w:left="720"/>
+      </w:pPr>
+      <w:r>
+        <w:rPr>
+          <w:lang w:val="gu_IN" w:bidi="gu_IN"/>
+        </w:rPr>
+      </w:r>
+      <w:hyperlink r:id="rId110">
+        <w:r>
+          <w:rPr>
+            <w:lang w:val="gu_IN" w:bidi="gu_IN"/>
+          </w:rPr>
+          <w:rPr>
+            <w:color w:val="0000EE"/>
+            <w:u w:val="single"/>
+          </w:rPr>
+          <w:t>દાનિએલ 9:24–25</w:t>
+        </w:r>
+      </w:hyperlink>
+    </w:p>
+    <w:p>
+      <w:pPr>
+        <w:pStyle w:val="ListBullet"/>
+        <w:spacing w:line="240" w:lineRule="auto"/>
+        <w:ind w:left="720"/>
+      </w:pPr>
+      <w:r>
+        <w:rPr>
+          <w:lang w:val="gu_IN" w:bidi="gu_IN"/>
+        </w:rPr>
+      </w:r>
+      <w:hyperlink r:id="rId111">
+        <w:r>
+          <w:rPr>
+            <w:lang w:val="gu_IN" w:bidi="gu_IN"/>
+          </w:rPr>
+          <w:rPr>
+            <w:color w:val="0000EE"/>
+            <w:u w:val="single"/>
+          </w:rPr>
+          <w:t>ગલાતી 3:19–20</w:t>
+        </w:r>
+      </w:hyperlink>
+    </w:p>
+    <w:p>
+      <w:pPr>
+        <w:pStyle w:val="ListBullet"/>
+        <w:spacing w:line="240" w:lineRule="auto"/>
+        <w:ind w:left="720"/>
+      </w:pPr>
+      <w:r>
+        <w:rPr>
+          <w:lang w:val="gu_IN" w:bidi="gu_IN"/>
+        </w:rPr>
+      </w:r>
+      <w:hyperlink r:id="rId112">
+        <w:r>
+          <w:rPr>
+            <w:lang w:val="gu_IN" w:bidi="gu_IN"/>
+          </w:rPr>
+          <w:rPr>
+            <w:color w:val="0000EE"/>
+            <w:u w:val="single"/>
+          </w:rPr>
+          <w:t>ગલાતી 6:1–2</w:t>
+        </w:r>
+      </w:hyperlink>
+    </w:p>
+    <w:p>
+      <w:pPr>
+        <w:pStyle w:val="ListBullet"/>
+        <w:spacing w:line="240" w:lineRule="auto"/>
+        <w:ind w:left="720"/>
+      </w:pPr>
+      <w:r>
+        <w:rPr>
+          <w:lang w:val="gu_IN" w:bidi="gu_IN"/>
+        </w:rPr>
+      </w:r>
+      <w:hyperlink r:id="rId113">
+        <w:r>
+          <w:rPr>
+            <w:lang w:val="gu_IN" w:bidi="gu_IN"/>
+          </w:rPr>
+          <w:rPr>
+            <w:color w:val="0000EE"/>
+            <w:u w:val="single"/>
+          </w:rPr>
+          <w:t>ગણના 14:17–19</w:t>
+        </w:r>
+      </w:hyperlink>
+    </w:p>
+    <w:p>
+      <w:pPr>
+        <w:pStyle w:val="ListBullet"/>
+        <w:spacing w:line="240" w:lineRule="auto"/>
+        <w:ind w:left="720"/>
+      </w:pPr>
+      <w:r>
+        <w:rPr>
+          <w:lang w:val="gu_IN" w:bidi="gu_IN"/>
+        </w:rPr>
+      </w:r>
+      <w:hyperlink r:id="rId114">
+        <w:r>
+          <w:rPr>
+            <w:lang w:val="gu_IN" w:bidi="gu_IN"/>
+          </w:rPr>
+          <w:rPr>
+            <w:color w:val="0000EE"/>
+            <w:u w:val="single"/>
+          </w:rPr>
+          <w:t>ગીતશાસ્ત્ર 32:1–2</w:t>
+        </w:r>
+      </w:hyperlink>
+    </w:p>
+    <w:p>
+      <w:pPr>
+        <w:pStyle w:val="Heading3"/>
+      </w:pPr>
+      <w:r>
+        <w:rPr>
+          <w:lang w:val="gu_IN" w:bidi="gu_IN"/>
+        </w:rPr>
+        <w:t>શબ્દ માહિતી:</w:t>
+      </w:r>
+    </w:p>
+    <w:p>
+      <w:pPr>
+        <w:pStyle w:val="ListBullet"/>
+        <w:spacing w:line="240" w:lineRule="auto"/>
+        <w:ind w:left="720"/>
+      </w:pPr>
+      <w:r>
+        <w:rPr>
+          <w:lang w:val="gu_IN" w:bidi="gu_IN"/>
+        </w:rPr>
+      </w:r>
+      <w:r>
+        <w:rPr>
+          <w:lang w:val="gu_IN" w:bidi="gu_IN"/>
+        </w:rPr>
+        <w:t>Strong's: H898, H4603, H4604, H6586, H6588, G458, G459, G3845, G3847, G3848, G3928</w:t>
+      </w:r>
+      <w:r>
+        <w:rPr>
+          <w:lang w:val="gu_IN" w:bidi="gu_IN"/>
+        </w:rPr>
+      </w:r>
+      <w:r>
+        <w:rPr>
+          <w:lang w:val="gu_IN" w:bidi="gu_IN"/>
+        </w:rPr>
+      </w:r>
+    </w:p>
+    <w:p>
+      <w:pPr/>
+      <w:r>
+        <w:rPr>
+          <w:lang w:val="gu_IN" w:bidi="gu_IN"/>
+        </w:rPr>
+      </w:r>
+    </w:p>
+    <w:p>
+      <w:pPr>
+        <w:pStyle w:val="Heading2"/>
+      </w:pPr>
+      <w:r>
+        <w:rPr>
+          <w:lang w:val="gu_IN" w:bidi="gu_IN"/>
+        </w:rPr>
+        <w:t>ઉશ્કેરવું, ઉશ્કેરે છે, ઉશ્કેર્યું, ઉશ્કેરતું, ઉશ્કેરણી</w:t>
+      </w:r>
+      <w:r>
+        <w:rPr>
+          <w:lang w:val="gu_IN" w:bidi="gu_IN"/>
+        </w:rPr>
+      </w:r>
+    </w:p>
+    <w:p>
+      <w:pPr>
+        <w:pStyle w:val="Heading3"/>
+      </w:pPr>
+      <w:r>
+        <w:rPr>
+          <w:lang w:val="gu_IN" w:bidi="gu_IN"/>
+        </w:rPr>
+        <w:t>તથ્યો:</w:t>
+      </w:r>
+    </w:p>
+    <w:p>
+      <w:pPr/>
+      <w:r>
+        <w:rPr>
+          <w:lang w:val="gu_IN" w:bidi="gu_IN"/>
+        </w:rPr>
+      </w:r>
+      <w:r>
+        <w:rPr>
+          <w:lang w:val="gu_IN" w:bidi="gu_IN"/>
+        </w:rPr>
+        <w:t>“ઉશ્કેરવું” શબ્દનો અર્થ થાય છે કોઈ વ્યક્તિ નકારાત્મક પ્રત્યાઘાત કે લાગણી અનુભવે તેવું કરવું.</w:t>
+      </w:r>
+    </w:p>
+    <w:p>
+      <w:pPr>
+        <w:pStyle w:val="ListBullet"/>
+        <w:spacing w:line="240" w:lineRule="auto"/>
+        <w:ind w:left="720"/>
+      </w:pPr>
+      <w:r>
+        <w:rPr>
+          <w:lang w:val="gu_IN" w:bidi="gu_IN"/>
+        </w:rPr>
+      </w:r>
+      <w:r>
+        <w:rPr>
+          <w:lang w:val="gu_IN" w:bidi="gu_IN"/>
+        </w:rPr>
+        <w:t>કોઈને ગુસ્સે થવા ઉશ્કેરવાનો અર્થ કોઈ વ્યક્તિને ગુસ્સે કરવા કઇંક કરવું એવો થાય છે.</w:t>
+        <w:br/>
+      </w:r>
+      <w:r>
+        <w:rPr>
+          <w:lang w:val="gu_IN" w:bidi="gu_IN"/>
+        </w:rPr>
+        <w:t>તેનો અનુવાદ “ગુસ્સે કરવું” અથવા તો “ક્રોધિત કરવું” તરીકે કરી શકાય.</w:t>
+      </w:r>
+    </w:p>
+    <w:p>
+      <w:pPr>
+        <w:pStyle w:val="ListBullet"/>
+        <w:spacing w:line="240" w:lineRule="auto"/>
+        <w:ind w:left="720"/>
+      </w:pPr>
+      <w:r>
+        <w:rPr>
+          <w:lang w:val="gu_IN" w:bidi="gu_IN"/>
+        </w:rPr>
+      </w:r>
+      <w:r>
+        <w:rPr>
+          <w:lang w:val="gu_IN" w:bidi="gu_IN"/>
+        </w:rPr>
+        <w:t>જ્યારે તેનો ઉપયોગ “તેને ઉશ્કેરશો નહીં” જેવા શબ્દસમૂહમાં કરવામાં આવે છે ત્યારે તેનો અનુવાદ “તેને ગુસ્સે કરશો નહીં” અથવા તો “તેને ગુસ્સો ચડાવશો નહીં” અથવા તો “તેને તમારા પર ક્રોધિત કરશો નહીં” તરીકે કરી શકાય.</w:t>
+      </w:r>
+    </w:p>
+    <w:p>
+      <w:pPr/>
+      <w:r>
+        <w:rPr>
+          <w:lang w:val="gu_IN" w:bidi="gu_IN"/>
+        </w:rPr>
+      </w:r>
+      <w:r>
+        <w:rPr>
+          <w:lang w:val="gu_IN" w:bidi="gu_IN"/>
+        </w:rPr>
+        <w:t xml:space="preserve">(આ જૂઓ: </w:t>
+      </w:r>
+      <w:r>
+        <w:rPr>
+          <w:lang w:val="gu_IN" w:bidi="gu_IN"/>
+        </w:rPr>
+        <w:t>ગુસ્સે થયેલું</w:t>
+      </w:r>
+      <w:r>
+        <w:rPr>
+          <w:lang w:val="gu_IN" w:bidi="gu_IN"/>
+        </w:rPr>
+        <w:t>)</w:t>
+      </w:r>
+    </w:p>
+    <w:p>
+      <w:pPr>
+        <w:pStyle w:val="Heading3"/>
+      </w:pPr>
+      <w:r>
+        <w:rPr>
+          <w:lang w:val="gu_IN" w:bidi="gu_IN"/>
+        </w:rPr>
+        <w:t>બાઇબલના સંદર્ભો:</w:t>
+      </w:r>
+    </w:p>
+    <w:p>
+      <w:pPr>
+        <w:pStyle w:val="ListBullet"/>
+        <w:spacing w:line="240" w:lineRule="auto"/>
+        <w:ind w:left="720"/>
+      </w:pPr>
+      <w:r>
+        <w:rPr>
+          <w:lang w:val="gu_IN" w:bidi="gu_IN"/>
+        </w:rPr>
+      </w:r>
+      <w:hyperlink r:id="rId115">
+        <w:r>
+          <w:rPr>
+            <w:lang w:val="gu_IN" w:bidi="gu_IN"/>
+          </w:rPr>
+          <w:rPr>
+            <w:color w:val="0000EE"/>
+            <w:u w:val="single"/>
+          </w:rPr>
+          <w:t>હઝકિયેલ 20:27–29</w:t>
+        </w:r>
+      </w:hyperlink>
+    </w:p>
+    <w:p>
+      <w:pPr>
+        <w:pStyle w:val="Heading3"/>
+      </w:pPr>
+      <w:r>
+        <w:rPr>
+          <w:lang w:val="gu_IN" w:bidi="gu_IN"/>
+        </w:rPr>
+        <w:t>શબ્દ માહિતી:</w:t>
+      </w:r>
+    </w:p>
+    <w:p>
+      <w:pPr>
+        <w:pStyle w:val="ListBullet"/>
+        <w:spacing w:line="240" w:lineRule="auto"/>
+        <w:ind w:left="720"/>
+      </w:pPr>
+      <w:r>
+        <w:rPr>
+          <w:lang w:val="gu_IN" w:bidi="gu_IN"/>
+        </w:rPr>
+      </w:r>
+      <w:r>
+        <w:rPr>
+          <w:lang w:val="gu_IN" w:bidi="gu_IN"/>
+        </w:rPr>
+        <w:t>Strong's: H3707, H3708, H4784, H4843, H5006, H5496, H7065, H7069, H7107, H7264, H7265, G653, G2042, G3863, G3893, G3947, G3948, G3949, G4292</w:t>
       </w:r>
       <w:r>
         <w:rPr>
